--- a/Module_2_Oct_2026_v2/Oct15_session3_materials.docx
+++ b/Module_2_Oct_2026_v2/Oct15_session3_materials.docx
@@ -21,6 +21,7 @@
           <w:i w:val="false"/>
           <w:b w:val="false"/>
           <w:u w:val="none"/>
+          <w:strike w:val="false"/>
           <w:sz w:val="18"/>
           <w:szCs w:val="18"/>
           <w:color w:val="545860"/>
@@ -47,6 +48,7 @@
           <w:i w:val="false"/>
           <w:b w:val="true"/>
           <w:u w:val="none"/>
+          <w:strike w:val="false"/>
           <w:sz w:val="36"/>
           <w:szCs w:val="36"/>
           <w:color w:val="063360"/>
@@ -73,6 +75,7 @@
           <w:i w:val="true"/>
           <w:b w:val="false"/>
           <w:u w:val="none"/>
+          <w:strike w:val="false"/>
           <w:sz w:val="18"/>
           <w:szCs w:val="18"/>
           <w:color w:val="215A9E"/>
@@ -99,6 +102,7 @@
           <w:i w:val="false"/>
           <w:b w:val="false"/>
           <w:u w:val="none"/>
+          <w:strike w:val="false"/>
           <w:sz w:val="22"/>
           <w:szCs w:val="22"/>
           <w:color w:val="000000"/>
@@ -125,6 +129,7 @@
           <w:i w:val="false"/>
           <w:b w:val="false"/>
           <w:u w:val="none"/>
+          <w:strike w:val="false"/>
           <w:sz w:val="22"/>
           <w:szCs w:val="22"/>
           <w:color w:val="000000"/>
@@ -151,6 +156,7 @@
           <w:i w:val="false"/>
           <w:b w:val="false"/>
           <w:u w:val="none"/>
+          <w:strike w:val="false"/>
           <w:sz w:val="22"/>
           <w:szCs w:val="22"/>
           <w:color w:val="000000"/>
@@ -177,6 +183,7 @@
           <w:i w:val="false"/>
           <w:b w:val="true"/>
           <w:u w:val="none"/>
+          <w:strike w:val="false"/>
           <w:sz w:val="26"/>
           <w:szCs w:val="26"/>
           <w:color w:val="215A9E"/>
@@ -203,6 +210,7 @@
           <w:i w:val="false"/>
           <w:b w:val="false"/>
           <w:u w:val="none"/>
+          <w:strike w:val="false"/>
           <w:sz w:val="22"/>
           <w:szCs w:val="22"/>
           <w:color w:val="000000"/>
@@ -245,7 +253,6 @@
           </w:tcPr>
           <w:p>
             <w:pPr>
-              <w:pStyle w:val="Normal"/>
               <w:jc w:val="left"/>
               <w:pBdr>
                 <w:bottom w:val="none" w:sz="0" w:space="0" w:color="000000"/>
@@ -255,13 +262,24 @@
               </w:pBdr>
               <w:spacing w:after="80" w:before="80" w:line="240"/>
               <w:ind w:left="80" w:right="80" w:firstLine="0" w:firstLineChars="0"/>
+              <w:rPr>
+                <w:rFonts w:ascii="Arial" w:hAnsi="Arial" w:eastAsia="Arial" w:cs="Arial"/>
+                <w:i w:val="false"/>
+                <w:b w:val="true"/>
+                <w:u w:val="none"/>
+                <w:strike w:val="false"/>
+                <w:sz w:val="21"/>
+                <w:szCs w:val="21"/>
+                <w:color w:val="063360"/>
+              </w:rPr>
             </w:pPr>
             <w:r>
               <w:rPr>
-                <w:rFonts w:ascii="Arial" w:hAnsi="DejaVu Sans" w:eastAsia="DejaVu Sans" w:cs="DejaVu Sans"/>
+                <w:rFonts w:ascii="Arial" w:hAnsi="Arial" w:eastAsia="Arial" w:cs="Arial"/>
                 <w:i w:val="false"/>
                 <w:b w:val="true"/>
                 <w:u w:val="none"/>
+                <w:strike w:val="false"/>
                 <w:sz w:val="21"/>
                 <w:szCs w:val="21"/>
                 <w:color w:val="063360"/>
@@ -289,7 +307,6 @@
           </w:tcPr>
           <w:p>
             <w:pPr>
-              <w:pStyle w:val="Normal"/>
               <w:jc w:val="left"/>
               <w:pBdr>
                 <w:bottom w:val="none" w:sz="0" w:space="0" w:color="000000"/>
@@ -299,13 +316,24 @@
               </w:pBdr>
               <w:spacing w:after="80" w:before="80" w:line="240"/>
               <w:ind w:left="80" w:right="80" w:firstLine="0" w:firstLineChars="0"/>
+              <w:rPr>
+                <w:rFonts w:ascii="Arial" w:hAnsi="Arial" w:eastAsia="Arial" w:cs="Arial"/>
+                <w:i w:val="false"/>
+                <w:b w:val="true"/>
+                <w:u w:val="none"/>
+                <w:strike w:val="false"/>
+                <w:sz w:val="21"/>
+                <w:szCs w:val="21"/>
+                <w:color w:val="063360"/>
+              </w:rPr>
             </w:pPr>
             <w:r>
               <w:rPr>
-                <w:rFonts w:ascii="Arial" w:hAnsi="DejaVu Sans" w:eastAsia="DejaVu Sans" w:cs="DejaVu Sans"/>
+                <w:rFonts w:ascii="Arial" w:hAnsi="Arial" w:eastAsia="Arial" w:cs="Arial"/>
                 <w:i w:val="false"/>
                 <w:b w:val="true"/>
                 <w:u w:val="none"/>
+                <w:strike w:val="false"/>
                 <w:sz w:val="21"/>
                 <w:szCs w:val="21"/>
                 <w:color w:val="063360"/>
@@ -317,7 +345,7 @@
       </w:tr>
       <w:tr>
         <w:trPr>
-          <w:trHeight w:val="1224" w:hRule="atLeast"/>
+          <w:trHeight w:val="1123" w:hRule="atLeast"/>
         </w:trPr>
         body1
         <w:tc>
@@ -339,7 +367,6 @@
           </w:tcPr>
           <w:p>
             <w:pPr>
-              <w:pStyle w:val="Normal"/>
               <w:jc w:val="left"/>
               <w:pBdr>
                 <w:bottom w:val="none" w:sz="0" w:space="0" w:color="000000"/>
@@ -349,13 +376,24 @@
               </w:pBdr>
               <w:spacing w:after="80" w:before="80" w:line="240"/>
               <w:ind w:left="80" w:right="80" w:firstLine="0" w:firstLineChars="0"/>
+              <w:rPr>
+                <w:rFonts w:ascii="Arial" w:hAnsi="Arial" w:eastAsia="Arial" w:cs="Arial"/>
+                <w:i w:val="false"/>
+                <w:b w:val="false"/>
+                <w:u w:val="none"/>
+                <w:strike w:val="false"/>
+                <w:sz w:val="19"/>
+                <w:szCs w:val="19"/>
+                <w:color w:val="000000"/>
+              </w:rPr>
             </w:pPr>
             <w:r>
               <w:rPr>
-                <w:rFonts w:ascii="Arial" w:hAnsi="DejaVu Sans" w:eastAsia="DejaVu Sans" w:cs="DejaVu Sans"/>
-                <w:i w:val="false"/>
-                <w:b w:val="false"/>
-                <w:u w:val="none"/>
+                <w:rFonts w:ascii="Arial" w:hAnsi="Arial" w:eastAsia="Arial" w:cs="Arial"/>
+                <w:i w:val="false"/>
+                <w:b w:val="false"/>
+                <w:u w:val="none"/>
+                <w:strike w:val="false"/>
                 <w:sz w:val="19"/>
                 <w:szCs w:val="19"/>
                 <w:color w:val="000000"/>
@@ -383,7 +421,6 @@
           </w:tcPr>
           <w:p>
             <w:pPr>
-              <w:pStyle w:val="Normal"/>
               <w:jc w:val="left"/>
               <w:pBdr>
                 <w:bottom w:val="none" w:sz="0" w:space="0" w:color="000000"/>
@@ -393,13 +430,24 @@
               </w:pBdr>
               <w:spacing w:after="80" w:before="80" w:line="240"/>
               <w:ind w:left="80" w:right="80" w:firstLine="0" w:firstLineChars="0"/>
+              <w:rPr>
+                <w:rFonts w:ascii="Arial" w:hAnsi="Arial" w:eastAsia="Arial" w:cs="Arial"/>
+                <w:i w:val="false"/>
+                <w:b w:val="false"/>
+                <w:u w:val="none"/>
+                <w:strike w:val="false"/>
+                <w:sz w:val="21"/>
+                <w:szCs w:val="21"/>
+                <w:color w:val="000000"/>
+              </w:rPr>
             </w:pPr>
             <w:r>
               <w:rPr>
-                <w:rFonts w:ascii="Arial" w:hAnsi="DejaVu Sans" w:eastAsia="DejaVu Sans" w:cs="DejaVu Sans"/>
-                <w:i w:val="false"/>
-                <w:b w:val="false"/>
-                <w:u w:val="none"/>
+                <w:rFonts w:ascii="Arial" w:hAnsi="Arial" w:eastAsia="Arial" w:cs="Arial"/>
+                <w:i w:val="false"/>
+                <w:b w:val="false"/>
+                <w:u w:val="none"/>
+                <w:strike w:val="false"/>
                 <w:sz w:val="21"/>
                 <w:szCs w:val="21"/>
                 <w:color w:val="000000"/>
@@ -411,7 +459,7 @@
       </w:tr>
       <w:tr>
         <w:trPr>
-          <w:trHeight w:val="1224" w:hRule="atLeast"/>
+          <w:trHeight w:val="1123" w:hRule="atLeast"/>
         </w:trPr>
         body2
         <w:tc>
@@ -433,7 +481,6 @@
           </w:tcPr>
           <w:p>
             <w:pPr>
-              <w:pStyle w:val="Normal"/>
               <w:jc w:val="left"/>
               <w:pBdr>
                 <w:bottom w:val="none" w:sz="0" w:space="0" w:color="000000"/>
@@ -443,13 +490,24 @@
               </w:pBdr>
               <w:spacing w:after="80" w:before="80" w:line="240"/>
               <w:ind w:left="80" w:right="80" w:firstLine="0" w:firstLineChars="0"/>
+              <w:rPr>
+                <w:rFonts w:ascii="Arial" w:hAnsi="Arial" w:eastAsia="Arial" w:cs="Arial"/>
+                <w:i w:val="false"/>
+                <w:b w:val="false"/>
+                <w:u w:val="none"/>
+                <w:strike w:val="false"/>
+                <w:sz w:val="19"/>
+                <w:szCs w:val="19"/>
+                <w:color w:val="000000"/>
+              </w:rPr>
             </w:pPr>
             <w:r>
               <w:rPr>
-                <w:rFonts w:ascii="Arial" w:hAnsi="DejaVu Sans" w:eastAsia="DejaVu Sans" w:cs="DejaVu Sans"/>
-                <w:i w:val="false"/>
-                <w:b w:val="false"/>
-                <w:u w:val="none"/>
+                <w:rFonts w:ascii="Arial" w:hAnsi="Arial" w:eastAsia="Arial" w:cs="Arial"/>
+                <w:i w:val="false"/>
+                <w:b w:val="false"/>
+                <w:u w:val="none"/>
+                <w:strike w:val="false"/>
                 <w:sz w:val="19"/>
                 <w:szCs w:val="19"/>
                 <w:color w:val="000000"/>
@@ -477,7 +535,6 @@
           </w:tcPr>
           <w:p>
             <w:pPr>
-              <w:pStyle w:val="Normal"/>
               <w:jc w:val="left"/>
               <w:pBdr>
                 <w:bottom w:val="none" w:sz="0" w:space="0" w:color="000000"/>
@@ -487,13 +544,24 @@
               </w:pBdr>
               <w:spacing w:after="80" w:before="80" w:line="240"/>
               <w:ind w:left="80" w:right="80" w:firstLine="0" w:firstLineChars="0"/>
+              <w:rPr>
+                <w:rFonts w:ascii="Arial" w:hAnsi="Arial" w:eastAsia="Arial" w:cs="Arial"/>
+                <w:i w:val="false"/>
+                <w:b w:val="false"/>
+                <w:u w:val="none"/>
+                <w:strike w:val="false"/>
+                <w:sz w:val="21"/>
+                <w:szCs w:val="21"/>
+                <w:color w:val="000000"/>
+              </w:rPr>
             </w:pPr>
             <w:r>
               <w:rPr>
-                <w:rFonts w:ascii="Arial" w:hAnsi="DejaVu Sans" w:eastAsia="DejaVu Sans" w:cs="DejaVu Sans"/>
-                <w:i w:val="false"/>
-                <w:b w:val="false"/>
-                <w:u w:val="none"/>
+                <w:rFonts w:ascii="Arial" w:hAnsi="Arial" w:eastAsia="Arial" w:cs="Arial"/>
+                <w:i w:val="false"/>
+                <w:b w:val="false"/>
+                <w:u w:val="none"/>
+                <w:strike w:val="false"/>
                 <w:sz w:val="21"/>
                 <w:szCs w:val="21"/>
                 <w:color w:val="000000"/>
@@ -505,7 +573,7 @@
       </w:tr>
       <w:tr>
         <w:trPr>
-          <w:trHeight w:val="1224" w:hRule="atLeast"/>
+          <w:trHeight w:val="1123" w:hRule="atLeast"/>
         </w:trPr>
         body3
         <w:tc>
@@ -527,7 +595,6 @@
           </w:tcPr>
           <w:p>
             <w:pPr>
-              <w:pStyle w:val="Normal"/>
               <w:jc w:val="left"/>
               <w:pBdr>
                 <w:bottom w:val="none" w:sz="0" w:space="0" w:color="000000"/>
@@ -537,13 +604,24 @@
               </w:pBdr>
               <w:spacing w:after="80" w:before="80" w:line="240"/>
               <w:ind w:left="80" w:right="80" w:firstLine="0" w:firstLineChars="0"/>
+              <w:rPr>
+                <w:rFonts w:ascii="Arial" w:hAnsi="Arial" w:eastAsia="Arial" w:cs="Arial"/>
+                <w:i w:val="false"/>
+                <w:b w:val="false"/>
+                <w:u w:val="none"/>
+                <w:strike w:val="false"/>
+                <w:sz w:val="19"/>
+                <w:szCs w:val="19"/>
+                <w:color w:val="000000"/>
+              </w:rPr>
             </w:pPr>
             <w:r>
               <w:rPr>
-                <w:rFonts w:ascii="Arial" w:hAnsi="DejaVu Sans" w:eastAsia="DejaVu Sans" w:cs="DejaVu Sans"/>
-                <w:i w:val="false"/>
-                <w:b w:val="false"/>
-                <w:u w:val="none"/>
+                <w:rFonts w:ascii="Arial" w:hAnsi="Arial" w:eastAsia="Arial" w:cs="Arial"/>
+                <w:i w:val="false"/>
+                <w:b w:val="false"/>
+                <w:u w:val="none"/>
+                <w:strike w:val="false"/>
                 <w:sz w:val="19"/>
                 <w:szCs w:val="19"/>
                 <w:color w:val="000000"/>
@@ -571,7 +649,6 @@
           </w:tcPr>
           <w:p>
             <w:pPr>
-              <w:pStyle w:val="Normal"/>
               <w:jc w:val="left"/>
               <w:pBdr>
                 <w:bottom w:val="none" w:sz="0" w:space="0" w:color="000000"/>
@@ -581,13 +658,24 @@
               </w:pBdr>
               <w:spacing w:after="80" w:before="80" w:line="240"/>
               <w:ind w:left="80" w:right="80" w:firstLine="0" w:firstLineChars="0"/>
+              <w:rPr>
+                <w:rFonts w:ascii="Arial" w:hAnsi="Arial" w:eastAsia="Arial" w:cs="Arial"/>
+                <w:i w:val="false"/>
+                <w:b w:val="false"/>
+                <w:u w:val="none"/>
+                <w:strike w:val="false"/>
+                <w:sz w:val="21"/>
+                <w:szCs w:val="21"/>
+                <w:color w:val="000000"/>
+              </w:rPr>
             </w:pPr>
             <w:r>
               <w:rPr>
-                <w:rFonts w:ascii="Arial" w:hAnsi="DejaVu Sans" w:eastAsia="DejaVu Sans" w:cs="DejaVu Sans"/>
-                <w:i w:val="false"/>
-                <w:b w:val="false"/>
-                <w:u w:val="none"/>
+                <w:rFonts w:ascii="Arial" w:hAnsi="Arial" w:eastAsia="Arial" w:cs="Arial"/>
+                <w:i w:val="false"/>
+                <w:b w:val="false"/>
+                <w:u w:val="none"/>
+                <w:strike w:val="false"/>
                 <w:sz w:val="21"/>
                 <w:szCs w:val="21"/>
                 <w:color w:val="000000"/>
@@ -599,7 +687,7 @@
       </w:tr>
       <w:tr>
         <w:trPr>
-          <w:trHeight w:val="1224" w:hRule="atLeast"/>
+          <w:trHeight w:val="1123" w:hRule="atLeast"/>
         </w:trPr>
         body4
         <w:tc>
@@ -621,7 +709,6 @@
           </w:tcPr>
           <w:p>
             <w:pPr>
-              <w:pStyle w:val="Normal"/>
               <w:jc w:val="left"/>
               <w:pBdr>
                 <w:bottom w:val="none" w:sz="0" w:space="0" w:color="000000"/>
@@ -631,13 +718,24 @@
               </w:pBdr>
               <w:spacing w:after="80" w:before="80" w:line="240"/>
               <w:ind w:left="80" w:right="80" w:firstLine="0" w:firstLineChars="0"/>
+              <w:rPr>
+                <w:rFonts w:ascii="Arial" w:hAnsi="Arial" w:eastAsia="Arial" w:cs="Arial"/>
+                <w:i w:val="false"/>
+                <w:b w:val="false"/>
+                <w:u w:val="none"/>
+                <w:strike w:val="false"/>
+                <w:sz w:val="19"/>
+                <w:szCs w:val="19"/>
+                <w:color w:val="000000"/>
+              </w:rPr>
             </w:pPr>
             <w:r>
               <w:rPr>
-                <w:rFonts w:ascii="Arial" w:hAnsi="DejaVu Sans" w:eastAsia="DejaVu Sans" w:cs="DejaVu Sans"/>
-                <w:i w:val="false"/>
-                <w:b w:val="false"/>
-                <w:u w:val="none"/>
+                <w:rFonts w:ascii="Arial" w:hAnsi="Arial" w:eastAsia="Arial" w:cs="Arial"/>
+                <w:i w:val="false"/>
+                <w:b w:val="false"/>
+                <w:u w:val="none"/>
+                <w:strike w:val="false"/>
                 <w:sz w:val="19"/>
                 <w:szCs w:val="19"/>
                 <w:color w:val="000000"/>
@@ -665,7 +763,6 @@
           </w:tcPr>
           <w:p>
             <w:pPr>
-              <w:pStyle w:val="Normal"/>
               <w:jc w:val="left"/>
               <w:pBdr>
                 <w:bottom w:val="none" w:sz="0" w:space="0" w:color="000000"/>
@@ -675,13 +772,24 @@
               </w:pBdr>
               <w:spacing w:after="80" w:before="80" w:line="240"/>
               <w:ind w:left="80" w:right="80" w:firstLine="0" w:firstLineChars="0"/>
+              <w:rPr>
+                <w:rFonts w:ascii="Arial" w:hAnsi="Arial" w:eastAsia="Arial" w:cs="Arial"/>
+                <w:i w:val="false"/>
+                <w:b w:val="false"/>
+                <w:u w:val="none"/>
+                <w:strike w:val="false"/>
+                <w:sz w:val="21"/>
+                <w:szCs w:val="21"/>
+                <w:color w:val="000000"/>
+              </w:rPr>
             </w:pPr>
             <w:r>
               <w:rPr>
-                <w:rFonts w:ascii="Arial" w:hAnsi="DejaVu Sans" w:eastAsia="DejaVu Sans" w:cs="DejaVu Sans"/>
-                <w:i w:val="false"/>
-                <w:b w:val="false"/>
-                <w:u w:val="none"/>
+                <w:rFonts w:ascii="Arial" w:hAnsi="Arial" w:eastAsia="Arial" w:cs="Arial"/>
+                <w:i w:val="false"/>
+                <w:b w:val="false"/>
+                <w:u w:val="none"/>
+                <w:strike w:val="false"/>
                 <w:sz w:val="21"/>
                 <w:szCs w:val="21"/>
                 <w:color w:val="000000"/>
@@ -693,7 +801,7 @@
       </w:tr>
       <w:tr>
         <w:trPr>
-          <w:trHeight w:val="1224" w:hRule="atLeast"/>
+          <w:trHeight w:val="1123" w:hRule="atLeast"/>
         </w:trPr>
         body5
         <w:tc>
@@ -715,7 +823,6 @@
           </w:tcPr>
           <w:p>
             <w:pPr>
-              <w:pStyle w:val="Normal"/>
               <w:jc w:val="left"/>
               <w:pBdr>
                 <w:bottom w:val="none" w:sz="0" w:space="0" w:color="000000"/>
@@ -725,13 +832,24 @@
               </w:pBdr>
               <w:spacing w:after="80" w:before="80" w:line="240"/>
               <w:ind w:left="80" w:right="80" w:firstLine="0" w:firstLineChars="0"/>
+              <w:rPr>
+                <w:rFonts w:ascii="Arial" w:hAnsi="Arial" w:eastAsia="Arial" w:cs="Arial"/>
+                <w:i w:val="false"/>
+                <w:b w:val="false"/>
+                <w:u w:val="none"/>
+                <w:strike w:val="false"/>
+                <w:sz w:val="19"/>
+                <w:szCs w:val="19"/>
+                <w:color w:val="000000"/>
+              </w:rPr>
             </w:pPr>
             <w:r>
               <w:rPr>
-                <w:rFonts w:ascii="Arial" w:hAnsi="DejaVu Sans" w:eastAsia="DejaVu Sans" w:cs="DejaVu Sans"/>
-                <w:i w:val="false"/>
-                <w:b w:val="false"/>
-                <w:u w:val="none"/>
+                <w:rFonts w:ascii="Arial" w:hAnsi="Arial" w:eastAsia="Arial" w:cs="Arial"/>
+                <w:i w:val="false"/>
+                <w:b w:val="false"/>
+                <w:u w:val="none"/>
+                <w:strike w:val="false"/>
                 <w:sz w:val="19"/>
                 <w:szCs w:val="19"/>
                 <w:color w:val="000000"/>
@@ -759,7 +877,6 @@
           </w:tcPr>
           <w:p>
             <w:pPr>
-              <w:pStyle w:val="Normal"/>
               <w:jc w:val="left"/>
               <w:pBdr>
                 <w:bottom w:val="none" w:sz="0" w:space="0" w:color="000000"/>
@@ -769,13 +886,24 @@
               </w:pBdr>
               <w:spacing w:after="80" w:before="80" w:line="240"/>
               <w:ind w:left="80" w:right="80" w:firstLine="0" w:firstLineChars="0"/>
+              <w:rPr>
+                <w:rFonts w:ascii="Arial" w:hAnsi="Arial" w:eastAsia="Arial" w:cs="Arial"/>
+                <w:i w:val="false"/>
+                <w:b w:val="false"/>
+                <w:u w:val="none"/>
+                <w:strike w:val="false"/>
+                <w:sz w:val="21"/>
+                <w:szCs w:val="21"/>
+                <w:color w:val="000000"/>
+              </w:rPr>
             </w:pPr>
             <w:r>
               <w:rPr>
-                <w:rFonts w:ascii="Arial" w:hAnsi="DejaVu Sans" w:eastAsia="DejaVu Sans" w:cs="DejaVu Sans"/>
-                <w:i w:val="false"/>
-                <w:b w:val="false"/>
-                <w:u w:val="none"/>
+                <w:rFonts w:ascii="Arial" w:hAnsi="Arial" w:eastAsia="Arial" w:cs="Arial"/>
+                <w:i w:val="false"/>
+                <w:b w:val="false"/>
+                <w:u w:val="none"/>
+                <w:strike w:val="false"/>
                 <w:sz w:val="21"/>
                 <w:szCs w:val="21"/>
                 <w:color w:val="000000"/>
@@ -787,7 +915,7 @@
       </w:tr>
       <w:tr>
         <w:trPr>
-          <w:trHeight w:val="1224" w:hRule="atLeast"/>
+          <w:trHeight w:val="1123" w:hRule="atLeast"/>
         </w:trPr>
         body6
         <w:tc>
@@ -809,7 +937,6 @@
           </w:tcPr>
           <w:p>
             <w:pPr>
-              <w:pStyle w:val="Normal"/>
               <w:jc w:val="left"/>
               <w:pBdr>
                 <w:bottom w:val="none" w:sz="0" w:space="0" w:color="000000"/>
@@ -819,13 +946,24 @@
               </w:pBdr>
               <w:spacing w:after="80" w:before="80" w:line="240"/>
               <w:ind w:left="80" w:right="80" w:firstLine="0" w:firstLineChars="0"/>
+              <w:rPr>
+                <w:rFonts w:ascii="Arial" w:hAnsi="Arial" w:eastAsia="Arial" w:cs="Arial"/>
+                <w:i w:val="false"/>
+                <w:b w:val="false"/>
+                <w:u w:val="none"/>
+                <w:strike w:val="false"/>
+                <w:sz w:val="19"/>
+                <w:szCs w:val="19"/>
+                <w:color w:val="000000"/>
+              </w:rPr>
             </w:pPr>
             <w:r>
               <w:rPr>
-                <w:rFonts w:ascii="Arial" w:hAnsi="DejaVu Sans" w:eastAsia="DejaVu Sans" w:cs="DejaVu Sans"/>
-                <w:i w:val="false"/>
-                <w:b w:val="false"/>
-                <w:u w:val="none"/>
+                <w:rFonts w:ascii="Arial" w:hAnsi="Arial" w:eastAsia="Arial" w:cs="Arial"/>
+                <w:i w:val="false"/>
+                <w:b w:val="false"/>
+                <w:u w:val="none"/>
+                <w:strike w:val="false"/>
                 <w:sz w:val="19"/>
                 <w:szCs w:val="19"/>
                 <w:color w:val="000000"/>
@@ -853,7 +991,6 @@
           </w:tcPr>
           <w:p>
             <w:pPr>
-              <w:pStyle w:val="Normal"/>
               <w:jc w:val="left"/>
               <w:pBdr>
                 <w:bottom w:val="none" w:sz="0" w:space="0" w:color="000000"/>
@@ -863,13 +1000,24 @@
               </w:pBdr>
               <w:spacing w:after="80" w:before="80" w:line="240"/>
               <w:ind w:left="80" w:right="80" w:firstLine="0" w:firstLineChars="0"/>
+              <w:rPr>
+                <w:rFonts w:ascii="Arial" w:hAnsi="Arial" w:eastAsia="Arial" w:cs="Arial"/>
+                <w:i w:val="false"/>
+                <w:b w:val="false"/>
+                <w:u w:val="none"/>
+                <w:strike w:val="false"/>
+                <w:sz w:val="21"/>
+                <w:szCs w:val="21"/>
+                <w:color w:val="000000"/>
+              </w:rPr>
             </w:pPr>
             <w:r>
               <w:rPr>
-                <w:rFonts w:ascii="Arial" w:hAnsi="DejaVu Sans" w:eastAsia="DejaVu Sans" w:cs="DejaVu Sans"/>
-                <w:i w:val="false"/>
-                <w:b w:val="false"/>
-                <w:u w:val="none"/>
+                <w:rFonts w:ascii="Arial" w:hAnsi="Arial" w:eastAsia="Arial" w:cs="Arial"/>
+                <w:i w:val="false"/>
+                <w:b w:val="false"/>
+                <w:u w:val="none"/>
+                <w:strike w:val="false"/>
                 <w:sz w:val="21"/>
                 <w:szCs w:val="21"/>
                 <w:color w:val="000000"/>
@@ -881,7 +1029,7 @@
       </w:tr>
       <w:tr>
         <w:trPr>
-          <w:trHeight w:val="1224" w:hRule="atLeast"/>
+          <w:trHeight w:val="1123" w:hRule="atLeast"/>
         </w:trPr>
         body7
         <w:tc>
@@ -903,7 +1051,6 @@
           </w:tcPr>
           <w:p>
             <w:pPr>
-              <w:pStyle w:val="Normal"/>
               <w:jc w:val="left"/>
               <w:pBdr>
                 <w:bottom w:val="none" w:sz="0" w:space="0" w:color="000000"/>
@@ -913,13 +1060,24 @@
               </w:pBdr>
               <w:spacing w:after="80" w:before="80" w:line="240"/>
               <w:ind w:left="80" w:right="80" w:firstLine="0" w:firstLineChars="0"/>
+              <w:rPr>
+                <w:rFonts w:ascii="Arial" w:hAnsi="Arial" w:eastAsia="Arial" w:cs="Arial"/>
+                <w:i w:val="false"/>
+                <w:b w:val="false"/>
+                <w:u w:val="none"/>
+                <w:strike w:val="false"/>
+                <w:sz w:val="19"/>
+                <w:szCs w:val="19"/>
+                <w:color w:val="000000"/>
+              </w:rPr>
             </w:pPr>
             <w:r>
               <w:rPr>
-                <w:rFonts w:ascii="Arial" w:hAnsi="DejaVu Sans" w:eastAsia="DejaVu Sans" w:cs="DejaVu Sans"/>
-                <w:i w:val="false"/>
-                <w:b w:val="false"/>
-                <w:u w:val="none"/>
+                <w:rFonts w:ascii="Arial" w:hAnsi="Arial" w:eastAsia="Arial" w:cs="Arial"/>
+                <w:i w:val="false"/>
+                <w:b w:val="false"/>
+                <w:u w:val="none"/>
+                <w:strike w:val="false"/>
                 <w:sz w:val="19"/>
                 <w:szCs w:val="19"/>
                 <w:color w:val="000000"/>
@@ -947,7 +1105,6 @@
           </w:tcPr>
           <w:p>
             <w:pPr>
-              <w:pStyle w:val="Normal"/>
               <w:jc w:val="left"/>
               <w:pBdr>
                 <w:bottom w:val="none" w:sz="0" w:space="0" w:color="000000"/>
@@ -957,13 +1114,24 @@
               </w:pBdr>
               <w:spacing w:after="80" w:before="80" w:line="240"/>
               <w:ind w:left="80" w:right="80" w:firstLine="0" w:firstLineChars="0"/>
+              <w:rPr>
+                <w:rFonts w:ascii="Arial" w:hAnsi="Arial" w:eastAsia="Arial" w:cs="Arial"/>
+                <w:i w:val="false"/>
+                <w:b w:val="false"/>
+                <w:u w:val="none"/>
+                <w:strike w:val="false"/>
+                <w:sz w:val="21"/>
+                <w:szCs w:val="21"/>
+                <w:color w:val="000000"/>
+              </w:rPr>
             </w:pPr>
             <w:r>
               <w:rPr>
-                <w:rFonts w:ascii="Arial" w:hAnsi="DejaVu Sans" w:eastAsia="DejaVu Sans" w:cs="DejaVu Sans"/>
-                <w:i w:val="false"/>
-                <w:b w:val="false"/>
-                <w:u w:val="none"/>
+                <w:rFonts w:ascii="Arial" w:hAnsi="Arial" w:eastAsia="Arial" w:cs="Arial"/>
+                <w:i w:val="false"/>
+                <w:b w:val="false"/>
+                <w:u w:val="none"/>
+                <w:strike w:val="false"/>
                 <w:sz w:val="21"/>
                 <w:szCs w:val="21"/>
                 <w:color w:val="000000"/>
@@ -975,7 +1143,7 @@
       </w:tr>
       <w:tr>
         <w:trPr>
-          <w:trHeight w:val="1224" w:hRule="atLeast"/>
+          <w:trHeight w:val="1123" w:hRule="atLeast"/>
         </w:trPr>
         body8
         <w:tc>
@@ -997,7 +1165,6 @@
           </w:tcPr>
           <w:p>
             <w:pPr>
-              <w:pStyle w:val="Normal"/>
               <w:jc w:val="left"/>
               <w:pBdr>
                 <w:bottom w:val="none" w:sz="0" w:space="0" w:color="000000"/>
@@ -1007,13 +1174,24 @@
               </w:pBdr>
               <w:spacing w:after="80" w:before="80" w:line="240"/>
               <w:ind w:left="80" w:right="80" w:firstLine="0" w:firstLineChars="0"/>
+              <w:rPr>
+                <w:rFonts w:ascii="Arial" w:hAnsi="Arial" w:eastAsia="Arial" w:cs="Arial"/>
+                <w:i w:val="false"/>
+                <w:b w:val="false"/>
+                <w:u w:val="none"/>
+                <w:strike w:val="false"/>
+                <w:sz w:val="19"/>
+                <w:szCs w:val="19"/>
+                <w:color w:val="000000"/>
+              </w:rPr>
             </w:pPr>
             <w:r>
               <w:rPr>
-                <w:rFonts w:ascii="Arial" w:hAnsi="DejaVu Sans" w:eastAsia="DejaVu Sans" w:cs="DejaVu Sans"/>
-                <w:i w:val="false"/>
-                <w:b w:val="false"/>
-                <w:u w:val="none"/>
+                <w:rFonts w:ascii="Arial" w:hAnsi="Arial" w:eastAsia="Arial" w:cs="Arial"/>
+                <w:i w:val="false"/>
+                <w:b w:val="false"/>
+                <w:u w:val="none"/>
+                <w:strike w:val="false"/>
                 <w:sz w:val="19"/>
                 <w:szCs w:val="19"/>
                 <w:color w:val="000000"/>
@@ -1041,7 +1219,6 @@
           </w:tcPr>
           <w:p>
             <w:pPr>
-              <w:pStyle w:val="Normal"/>
               <w:jc w:val="left"/>
               <w:pBdr>
                 <w:bottom w:val="none" w:sz="0" w:space="0" w:color="000000"/>
@@ -1051,13 +1228,24 @@
               </w:pBdr>
               <w:spacing w:after="80" w:before="80" w:line="240"/>
               <w:ind w:left="80" w:right="80" w:firstLine="0" w:firstLineChars="0"/>
+              <w:rPr>
+                <w:rFonts w:ascii="Arial" w:hAnsi="Arial" w:eastAsia="Arial" w:cs="Arial"/>
+                <w:i w:val="false"/>
+                <w:b w:val="false"/>
+                <w:u w:val="none"/>
+                <w:strike w:val="false"/>
+                <w:sz w:val="21"/>
+                <w:szCs w:val="21"/>
+                <w:color w:val="000000"/>
+              </w:rPr>
             </w:pPr>
             <w:r>
               <w:rPr>
-                <w:rFonts w:ascii="Arial" w:hAnsi="DejaVu Sans" w:eastAsia="DejaVu Sans" w:cs="DejaVu Sans"/>
-                <w:i w:val="false"/>
-                <w:b w:val="false"/>
-                <w:u w:val="none"/>
+                <w:rFonts w:ascii="Arial" w:hAnsi="Arial" w:eastAsia="Arial" w:cs="Arial"/>
+                <w:i w:val="false"/>
+                <w:b w:val="false"/>
+                <w:u w:val="none"/>
+                <w:strike w:val="false"/>
                 <w:sz w:val="21"/>
                 <w:szCs w:val="21"/>
                 <w:color w:val="000000"/>
@@ -1087,6 +1275,7 @@
           <w:i w:val="false"/>
           <w:b w:val="false"/>
           <w:u w:val="none"/>
+          <w:strike w:val="false"/>
           <w:sz w:val="22"/>
           <w:szCs w:val="22"/>
           <w:color w:val="000000"/>
@@ -1113,6 +1302,7 @@
           <w:i w:val="false"/>
           <w:b w:val="false"/>
           <w:u w:val="none"/>
+          <w:strike w:val="false"/>
           <w:sz w:val="22"/>
           <w:szCs w:val="22"/>
           <w:color w:val="B5BEC9"/>
@@ -1139,6 +1329,7 @@
           <w:i w:val="false"/>
           <w:b w:val="false"/>
           <w:u w:val="none"/>
+          <w:strike w:val="false"/>
           <w:sz w:val="22"/>
           <w:szCs w:val="22"/>
           <w:color w:val="B5BEC9"/>
@@ -1171,6 +1362,7 @@
           <w:i w:val="false"/>
           <w:b w:val="false"/>
           <w:u w:val="none"/>
+          <w:strike w:val="false"/>
           <w:sz w:val="18"/>
           <w:szCs w:val="18"/>
           <w:color w:val="545860"/>
@@ -1197,6 +1389,7 @@
           <w:i w:val="false"/>
           <w:b w:val="true"/>
           <w:u w:val="none"/>
+          <w:strike w:val="false"/>
           <w:sz w:val="36"/>
           <w:szCs w:val="36"/>
           <w:color w:val="063360"/>
@@ -1223,6 +1416,7 @@
           <w:i w:val="true"/>
           <w:b w:val="false"/>
           <w:u w:val="none"/>
+          <w:strike w:val="false"/>
           <w:sz w:val="18"/>
           <w:szCs w:val="18"/>
           <w:color w:val="215A9E"/>
@@ -1249,6 +1443,7 @@
           <w:i w:val="false"/>
           <w:b w:val="true"/>
           <w:u w:val="none"/>
+          <w:strike w:val="false"/>
           <w:sz w:val="26"/>
           <w:szCs w:val="26"/>
           <w:color w:val="215A9E"/>
@@ -1275,6 +1470,7 @@
           <w:i w:val="true"/>
           <w:b w:val="false"/>
           <w:u w:val="none"/>
+          <w:strike w:val="false"/>
           <w:sz w:val="18"/>
           <w:szCs w:val="18"/>
           <w:color w:val="545860"/>
@@ -1301,6 +1497,7 @@
           <w:i w:val="false"/>
           <w:b w:val="false"/>
           <w:u w:val="none"/>
+          <w:strike w:val="false"/>
           <w:sz w:val="22"/>
           <w:szCs w:val="22"/>
           <w:color w:val="000000"/>
@@ -1327,6 +1524,7 @@
           <w:i w:val="false"/>
           <w:b w:val="false"/>
           <w:u w:val="none"/>
+          <w:strike w:val="false"/>
           <w:sz w:val="22"/>
           <w:szCs w:val="22"/>
           <w:color w:val="B5BEC9"/>
@@ -1353,6 +1551,7 @@
           <w:i w:val="false"/>
           <w:b w:val="false"/>
           <w:u w:val="none"/>
+          <w:strike w:val="false"/>
           <w:sz w:val="22"/>
           <w:szCs w:val="22"/>
           <w:color w:val="B5BEC9"/>
@@ -1379,6 +1578,7 @@
           <w:i w:val="false"/>
           <w:b w:val="false"/>
           <w:u w:val="none"/>
+          <w:strike w:val="false"/>
           <w:sz w:val="22"/>
           <w:szCs w:val="22"/>
           <w:color w:val="B5BEC9"/>
@@ -1405,6 +1605,7 @@
           <w:i w:val="false"/>
           <w:b w:val="true"/>
           <w:u w:val="none"/>
+          <w:strike w:val="false"/>
           <w:sz w:val="26"/>
           <w:szCs w:val="26"/>
           <w:color w:val="215A9E"/>
@@ -1431,6 +1632,7 @@
           <w:i w:val="true"/>
           <w:b w:val="false"/>
           <w:u w:val="none"/>
+          <w:strike w:val="false"/>
           <w:sz w:val="18"/>
           <w:szCs w:val="18"/>
           <w:color w:val="545860"/>
@@ -1457,11 +1659,12 @@
           <w:i w:val="false"/>
           <w:b w:val="false"/>
           <w:u w:val="none"/>
+          <w:strike w:val="false"/>
           <w:sz w:val="22"/>
           <w:szCs w:val="22"/>
           <w:color w:val="000000"/>
         </w:rPr>
-        <w:t xml:space="preserve">What is the threshold, what is the estimated benefit per unit per year, over what horizon, and at what discount rate? State which of those choices decides the answer.</w:t>
+        <w:t xml:space="preserve">What is the decision rule, what is the estimated benefit per unit per year, over what horizon, and at what discount rate? State which of those choices decides the answer.</w:t>
       </w:r>
     </w:p>
     <w:p>
@@ -1483,6 +1686,7 @@
           <w:i w:val="false"/>
           <w:b w:val="false"/>
           <w:u w:val="none"/>
+          <w:strike w:val="false"/>
           <w:sz w:val="22"/>
           <w:szCs w:val="22"/>
           <w:color w:val="B5BEC9"/>
@@ -1509,6 +1713,7 @@
           <w:i w:val="false"/>
           <w:b w:val="false"/>
           <w:u w:val="none"/>
+          <w:strike w:val="false"/>
           <w:sz w:val="22"/>
           <w:szCs w:val="22"/>
           <w:color w:val="B5BEC9"/>
@@ -1535,6 +1740,7 @@
           <w:i w:val="false"/>
           <w:b w:val="false"/>
           <w:u w:val="none"/>
+          <w:strike w:val="false"/>
           <w:sz w:val="22"/>
           <w:szCs w:val="22"/>
           <w:color w:val="B5BEC9"/>
@@ -1561,6 +1767,7 @@
           <w:i w:val="false"/>
           <w:b w:val="true"/>
           <w:u w:val="none"/>
+          <w:strike w:val="false"/>
           <w:sz w:val="26"/>
           <w:szCs w:val="26"/>
           <w:color w:val="215A9E"/>
@@ -1587,6 +1794,7 @@
           <w:i w:val="true"/>
           <w:b w:val="false"/>
           <w:u w:val="none"/>
+          <w:strike w:val="false"/>
           <w:sz w:val="18"/>
           <w:szCs w:val="18"/>
           <w:color w:val="545860"/>
@@ -1613,11 +1821,218 @@
           <w:i w:val="false"/>
           <w:b w:val="false"/>
           <w:u w:val="none"/>
+          <w:strike w:val="false"/>
           <w:sz w:val="22"/>
           <w:szCs w:val="22"/>
           <w:color w:val="000000"/>
         </w:rPr>
         <w:t xml:space="preserve">Sketch the figure that carries your headline result. Then sketch the same data presented a second way, and say what the second version hides.</w:t>
+      </w:r>
+    </w:p>
+    <w:tbl xmlns:a="http://schemas.openxmlformats.org/drawingml/2006/main" xmlns:pic="http://schemas.openxmlformats.org/drawingml/2006/picture">
+      <w:tblPr>
+        <w:tblLayout w:type="fixed"/>
+        <w:jc w:val="center"/>
+        <w:tblLook w:firstRow="1" w:lastRow="0" w:firstColumn="0" w:lastColumn="0" w:noHBand="0" w:noVBand="1"/>
+      </w:tblPr>
+      <w:tblGrid>
+        <w:gridCol w:w="4824"/>
+        <w:gridCol w:w="4824"/>
+      </w:tblGrid>
+      <w:tr>
+        <w:trPr>
+          <w:trHeight w:val="2736" w:hRule="atLeast"/>
+        </w:trPr>
+        body1
+        <w:tc>
+          <w:tcPr>
+            <w:tcBorders>
+              <w:bottom w:val="single" w:sz="6" w:space="0" w:color="9AA8B8"/>
+              <w:top w:val="single" w:sz="6" w:space="0" w:color="9AA8B8"/>
+              <w:left w:val="single" w:sz="6" w:space="0" w:color="9AA8B8"/>
+              <w:right w:val="single" w:sz="6" w:space="0" w:color="9AA8B8"/>
+            </w:tcBorders>
+            <w:shd w:val="clear" w:color="auto" w:fill="FFFFFF"/>
+            <w:tcMar>
+              <w:top w:w="0" w:type="dxa"/>
+              <w:bottom w:w="0" w:type="dxa"/>
+              <w:left w:w="0" w:type="dxa"/>
+              <w:right w:w="0" w:type="dxa"/>
+            </w:tcMar>
+            <w:vAlign w:val="top"/>
+          </w:tcPr>
+          <w:p>
+            <w:pPr>
+              <w:jc w:val="left"/>
+              <w:pBdr>
+                <w:bottom w:val="none" w:sz="0" w:space="0" w:color="000000"/>
+                <w:top w:val="none" w:sz="0" w:space="0" w:color="000000"/>
+                <w:left w:val="none" w:sz="0" w:space="0" w:color="000000"/>
+                <w:right w:val="none" w:sz="0" w:space="0" w:color="000000"/>
+              </w:pBdr>
+              <w:spacing w:after="200" w:before="200" w:line="240"/>
+              <w:ind w:left="200" w:right="200" w:firstLine="0" w:firstLineChars="0"/>
+              <w:rPr>
+                <w:rFonts w:ascii="Arial" w:hAnsi="Arial" w:eastAsia="Arial" w:cs="Arial"/>
+                <w:i w:val="false"/>
+                <w:b w:val="false"/>
+                <w:u w:val="none"/>
+                <w:strike w:val="false"/>
+                <w:sz w:val="21"/>
+                <w:szCs w:val="21"/>
+                <w:color w:val="000000"/>
+              </w:rPr>
+            </w:pPr>
+            <w:r>
+              <w:rPr>
+                <w:rFonts w:ascii="Arial" w:hAnsi="Arial" w:eastAsia="Arial" w:cs="Arial"/>
+                <w:i w:val="false"/>
+                <w:b w:val="true"/>
+                <w:u w:val="none"/>
+                <w:strike w:val="false"/>
+                <w:sz w:val="22"/>
+                <w:szCs w:val="22"/>
+                <w:color w:val="063360"/>
+              </w:rPr>
+              <w:t xml:space="preserve">Figure A</w:t>
+            </w:r>
+          </w:p>
+        </w:tc>
+        <w:tc>
+          <w:tcPr>
+            <w:tcBorders>
+              <w:bottom w:val="single" w:sz="6" w:space="0" w:color="9AA8B8"/>
+              <w:top w:val="single" w:sz="6" w:space="0" w:color="9AA8B8"/>
+              <w:left w:val="single" w:sz="6" w:space="0" w:color="9AA8B8"/>
+              <w:right w:val="single" w:sz="6" w:space="0" w:color="9AA8B8"/>
+            </w:tcBorders>
+            <w:shd w:val="clear" w:color="auto" w:fill="FFFFFF"/>
+            <w:tcMar>
+              <w:top w:w="0" w:type="dxa"/>
+              <w:bottom w:w="0" w:type="dxa"/>
+              <w:left w:w="0" w:type="dxa"/>
+              <w:right w:w="0" w:type="dxa"/>
+            </w:tcMar>
+            <w:vAlign w:val="top"/>
+          </w:tcPr>
+          <w:p>
+            <w:pPr>
+              <w:jc w:val="left"/>
+              <w:pBdr>
+                <w:bottom w:val="none" w:sz="0" w:space="0" w:color="000000"/>
+                <w:top w:val="none" w:sz="0" w:space="0" w:color="000000"/>
+                <w:left w:val="none" w:sz="0" w:space="0" w:color="000000"/>
+                <w:right w:val="none" w:sz="0" w:space="0" w:color="000000"/>
+              </w:pBdr>
+              <w:spacing w:after="200" w:before="200" w:line="240"/>
+              <w:ind w:left="200" w:right="200" w:firstLine="0" w:firstLineChars="0"/>
+              <w:rPr>
+                <w:rFonts w:ascii="Arial" w:hAnsi="Arial" w:eastAsia="Arial" w:cs="Arial"/>
+                <w:i w:val="false"/>
+                <w:b w:val="false"/>
+                <w:u w:val="none"/>
+                <w:strike w:val="false"/>
+                <w:sz w:val="21"/>
+                <w:szCs w:val="21"/>
+                <w:color w:val="000000"/>
+              </w:rPr>
+            </w:pPr>
+            <w:r>
+              <w:rPr>
+                <w:rFonts w:ascii="Arial" w:hAnsi="Arial" w:eastAsia="Arial" w:cs="Arial"/>
+                <w:i w:val="false"/>
+                <w:b w:val="true"/>
+                <w:u w:val="none"/>
+                <w:strike w:val="false"/>
+                <w:sz w:val="22"/>
+                <w:szCs w:val="22"/>
+                <w:color w:val="063360"/>
+              </w:rPr>
+              <w:t xml:space="preserve">Figure B: what it hides</w:t>
+            </w:r>
+          </w:p>
+        </w:tc>
+      </w:tr>
+    </w:tbl>
+    <w:p>
+      <w:pPr>
+        <w:pStyle w:val="Normal"/>
+        <w:jc w:val="left"/>
+        <w:pBdr>
+          <w:bottom w:val="none" w:sz="0" w:space="0" w:color="000000"/>
+          <w:top w:val="none" w:sz="0" w:space="0" w:color="000000"/>
+          <w:left w:val="none" w:sz="0" w:space="0" w:color="000000"/>
+          <w:right w:val="none" w:sz="0" w:space="0" w:color="000000"/>
+        </w:pBdr>
+        <w:spacing w:after="60" w:before="0" w:line="240"/>
+        <w:ind w:left="0" w:right="0" w:firstLine="0" w:firstLineChars="0"/>
+      </w:pPr>
+      <w:r>
+        <w:rPr>
+          <w:rFonts w:ascii="Arial" w:hAnsi="Arial" w:eastAsia="Arial" w:cs="Arial"/>
+          <w:i w:val="false"/>
+          <w:b w:val="true"/>
+          <w:u w:val="none"/>
+          <w:strike w:val="false"/>
+          <w:sz w:val="26"/>
+          <w:szCs w:val="26"/>
+          <w:color w:val="215A9E"/>
+        </w:rPr>
+        <w:t xml:space="preserve">4. Evidence translation plan</w:t>
+      </w:r>
+    </w:p>
+    <w:p>
+      <w:pPr>
+        <w:pStyle w:val="Normal"/>
+        <w:jc w:val="left"/>
+        <w:pBdr>
+          <w:bottom w:val="none" w:sz="0" w:space="0" w:color="000000"/>
+          <w:top w:val="none" w:sz="0" w:space="0" w:color="000000"/>
+          <w:left w:val="none" w:sz="0" w:space="0" w:color="000000"/>
+          <w:right w:val="none" w:sz="0" w:space="0" w:color="000000"/>
+        </w:pBdr>
+        <w:spacing w:after="80" w:before="0" w:line="240"/>
+        <w:ind w:left="0" w:right="0" w:firstLine="0" w:firstLineChars="0"/>
+      </w:pPr>
+      <w:r>
+        <w:rPr>
+          <w:rFonts w:ascii="Arial" w:hAnsi="Arial" w:eastAsia="Arial" w:cs="Arial"/>
+          <w:i w:val="true"/>
+          <w:b w:val="false"/>
+          <w:u w:val="none"/>
+          <w:strike w:val="false"/>
+          <w:sz w:val="18"/>
+          <w:szCs w:val="18"/>
+          <w:color w:val="545860"/>
+        </w:rPr>
+        <w:t xml:space="preserve">From: Day 4 Session 2</w:t>
+      </w:r>
+    </w:p>
+    <w:p>
+      <w:pPr>
+        <w:pStyle w:val="Normal"/>
+        <w:jc w:val="left"/>
+        <w:pBdr>
+          <w:bottom w:val="none" w:sz="0" w:space="0" w:color="000000"/>
+          <w:top w:val="none" w:sz="0" w:space="0" w:color="000000"/>
+          <w:left w:val="none" w:sz="0" w:space="0" w:color="000000"/>
+          <w:right w:val="none" w:sz="0" w:space="0" w:color="000000"/>
+        </w:pBdr>
+        <w:spacing w:after="80" w:before="0" w:line="240"/>
+        <w:ind w:left="0" w:right="0" w:firstLine="0" w:firstLineChars="0"/>
+      </w:pPr>
+      <w:r>
+        <w:rPr>
+          <w:rFonts w:ascii="Arial" w:hAnsi="Arial" w:eastAsia="Arial" w:cs="Arial"/>
+          <w:i w:val="false"/>
+          <w:b w:val="false"/>
+          <w:u w:val="none"/>
+          <w:strike w:val="false"/>
+          <w:sz w:val="22"/>
+          <w:szCs w:val="22"/>
+          <w:color w:val="000000"/>
+        </w:rPr>
+        <w:t xml:space="preserve">Write the headline sentence of your brief, with the number in it, and name the one thing you will state plainly that your evaluation did not establish.</w:t>
       </w:r>
     </w:p>
     <w:p>
@@ -1639,6 +2054,7 @@
           <w:i w:val="false"/>
           <w:b w:val="false"/>
           <w:u w:val="none"/>
+          <w:strike w:val="false"/>
           <w:sz w:val="22"/>
           <w:szCs w:val="22"/>
           <w:color w:val="B5BEC9"/>
@@ -1665,6 +2081,7 @@
           <w:i w:val="false"/>
           <w:b w:val="false"/>
           <w:u w:val="none"/>
+          <w:strike w:val="false"/>
           <w:sz w:val="22"/>
           <w:szCs w:val="22"/>
           <w:color w:val="B5BEC9"/>
@@ -1691,162 +2108,7 @@
           <w:i w:val="false"/>
           <w:b w:val="false"/>
           <w:u w:val="none"/>
-          <w:sz w:val="22"/>
-          <w:szCs w:val="22"/>
-          <w:color w:val="B5BEC9"/>
-        </w:rPr>
-        <w:t xml:space="preserve">____________________________________________________________________________</w:t>
-      </w:r>
-    </w:p>
-    <w:p>
-      <w:pPr>
-        <w:pStyle w:val="Normal"/>
-        <w:jc w:val="left"/>
-        <w:pBdr>
-          <w:bottom w:val="none" w:sz="0" w:space="0" w:color="000000"/>
-          <w:top w:val="none" w:sz="0" w:space="0" w:color="000000"/>
-          <w:left w:val="none" w:sz="0" w:space="0" w:color="000000"/>
-          <w:right w:val="none" w:sz="0" w:space="0" w:color="000000"/>
-        </w:pBdr>
-        <w:spacing w:after="60" w:before="0" w:line="240"/>
-        <w:ind w:left="0" w:right="0" w:firstLine="0" w:firstLineChars="0"/>
-      </w:pPr>
-      <w:r>
-        <w:rPr>
-          <w:rFonts w:ascii="Arial" w:hAnsi="Arial" w:eastAsia="Arial" w:cs="Arial"/>
-          <w:i w:val="false"/>
-          <w:b w:val="true"/>
-          <w:u w:val="none"/>
-          <w:sz w:val="26"/>
-          <w:szCs w:val="26"/>
-          <w:color w:val="215A9E"/>
-        </w:rPr>
-        <w:t xml:space="preserve">4. Evidence translation plan</w:t>
-      </w:r>
-    </w:p>
-    <w:p>
-      <w:pPr>
-        <w:pStyle w:val="Normal"/>
-        <w:jc w:val="left"/>
-        <w:pBdr>
-          <w:bottom w:val="none" w:sz="0" w:space="0" w:color="000000"/>
-          <w:top w:val="none" w:sz="0" w:space="0" w:color="000000"/>
-          <w:left w:val="none" w:sz="0" w:space="0" w:color="000000"/>
-          <w:right w:val="none" w:sz="0" w:space="0" w:color="000000"/>
-        </w:pBdr>
-        <w:spacing w:after="80" w:before="0" w:line="240"/>
-        <w:ind w:left="0" w:right="0" w:firstLine="0" w:firstLineChars="0"/>
-      </w:pPr>
-      <w:r>
-        <w:rPr>
-          <w:rFonts w:ascii="Arial" w:hAnsi="Arial" w:eastAsia="Arial" w:cs="Arial"/>
-          <w:i w:val="true"/>
-          <w:b w:val="false"/>
-          <w:u w:val="none"/>
-          <w:sz w:val="18"/>
-          <w:szCs w:val="18"/>
-          <w:color w:val="545860"/>
-        </w:rPr>
-        <w:t xml:space="preserve">From: Day 4 Session 2</w:t>
-      </w:r>
-    </w:p>
-    <w:p>
-      <w:pPr>
-        <w:pStyle w:val="Normal"/>
-        <w:jc w:val="left"/>
-        <w:pBdr>
-          <w:bottom w:val="none" w:sz="0" w:space="0" w:color="000000"/>
-          <w:top w:val="none" w:sz="0" w:space="0" w:color="000000"/>
-          <w:left w:val="none" w:sz="0" w:space="0" w:color="000000"/>
-          <w:right w:val="none" w:sz="0" w:space="0" w:color="000000"/>
-        </w:pBdr>
-        <w:spacing w:after="80" w:before="0" w:line="240"/>
-        <w:ind w:left="0" w:right="0" w:firstLine="0" w:firstLineChars="0"/>
-      </w:pPr>
-      <w:r>
-        <w:rPr>
-          <w:rFonts w:ascii="Arial" w:hAnsi="Arial" w:eastAsia="Arial" w:cs="Arial"/>
-          <w:i w:val="false"/>
-          <w:b w:val="false"/>
-          <w:u w:val="none"/>
-          <w:sz w:val="22"/>
-          <w:szCs w:val="22"/>
-          <w:color w:val="000000"/>
-        </w:rPr>
-        <w:t xml:space="preserve">Write the headline sentence of your brief, with the number in it, and name the one thing you will state plainly that your evaluation did not establish.</w:t>
-      </w:r>
-    </w:p>
-    <w:p>
-      <w:pPr>
-        <w:pStyle w:val="Normal"/>
-        <w:jc w:val="left"/>
-        <w:pBdr>
-          <w:bottom w:val="none" w:sz="0" w:space="0" w:color="000000"/>
-          <w:top w:val="none" w:sz="0" w:space="0" w:color="000000"/>
-          <w:left w:val="none" w:sz="0" w:space="0" w:color="000000"/>
-          <w:right w:val="none" w:sz="0" w:space="0" w:color="000000"/>
-        </w:pBdr>
-        <w:spacing w:after="120" w:before="0" w:line="240"/>
-        <w:ind w:left="0" w:right="0" w:firstLine="0" w:firstLineChars="0"/>
-      </w:pPr>
-      <w:r>
-        <w:rPr>
-          <w:rFonts w:ascii="Arial" w:hAnsi="Arial" w:eastAsia="Arial" w:cs="Arial"/>
-          <w:i w:val="false"/>
-          <w:b w:val="false"/>
-          <w:u w:val="none"/>
-          <w:sz w:val="22"/>
-          <w:szCs w:val="22"/>
-          <w:color w:val="B5BEC9"/>
-        </w:rPr>
-        <w:t xml:space="preserve">____________________________________________________________________________</w:t>
-      </w:r>
-    </w:p>
-    <w:p>
-      <w:pPr>
-        <w:pStyle w:val="Normal"/>
-        <w:jc w:val="left"/>
-        <w:pBdr>
-          <w:bottom w:val="none" w:sz="0" w:space="0" w:color="000000"/>
-          <w:top w:val="none" w:sz="0" w:space="0" w:color="000000"/>
-          <w:left w:val="none" w:sz="0" w:space="0" w:color="000000"/>
-          <w:right w:val="none" w:sz="0" w:space="0" w:color="000000"/>
-        </w:pBdr>
-        <w:spacing w:after="120" w:before="0" w:line="240"/>
-        <w:ind w:left="0" w:right="0" w:firstLine="0" w:firstLineChars="0"/>
-      </w:pPr>
-      <w:r>
-        <w:rPr>
-          <w:rFonts w:ascii="Arial" w:hAnsi="Arial" w:eastAsia="Arial" w:cs="Arial"/>
-          <w:i w:val="false"/>
-          <w:b w:val="false"/>
-          <w:u w:val="none"/>
-          <w:sz w:val="22"/>
-          <w:szCs w:val="22"/>
-          <w:color w:val="B5BEC9"/>
-        </w:rPr>
-        <w:t xml:space="preserve">____________________________________________________________________________</w:t>
-      </w:r>
-    </w:p>
-    <w:p>
-      <w:pPr>
-        <w:pStyle w:val="Normal"/>
-        <w:jc w:val="left"/>
-        <w:pBdr>
-          <w:bottom w:val="none" w:sz="0" w:space="0" w:color="000000"/>
-          <w:top w:val="none" w:sz="0" w:space="0" w:color="000000"/>
-          <w:left w:val="none" w:sz="0" w:space="0" w:color="000000"/>
-          <w:right w:val="none" w:sz="0" w:space="0" w:color="000000"/>
-        </w:pBdr>
-        <w:spacing w:after="120" w:before="0" w:line="240"/>
-        <w:ind w:left="0" w:right="0" w:firstLine="0" w:firstLineChars="0"/>
-      </w:pPr>
-      <w:r>
-        <w:rPr>
-          <w:rFonts w:ascii="Arial" w:hAnsi="Arial" w:eastAsia="Arial" w:cs="Arial"/>
-          <w:i w:val="false"/>
-          <w:b w:val="false"/>
-          <w:u w:val="none"/>
+          <w:strike w:val="false"/>
           <w:sz w:val="22"/>
           <w:szCs w:val="22"/>
           <w:color w:val="B5BEC9"/>
@@ -1879,6 +2141,7 @@
           <w:i w:val="false"/>
           <w:b w:val="false"/>
           <w:u w:val="none"/>
+          <w:strike w:val="false"/>
           <w:sz w:val="18"/>
           <w:szCs w:val="18"/>
           <w:color w:val="545860"/>
@@ -1905,6 +2168,7 @@
           <w:i w:val="false"/>
           <w:b w:val="true"/>
           <w:u w:val="none"/>
+          <w:strike w:val="false"/>
           <w:sz w:val="36"/>
           <w:szCs w:val="36"/>
           <w:color w:val="063360"/>
@@ -1931,6 +2195,7 @@
           <w:i w:val="true"/>
           <w:b w:val="false"/>
           <w:u w:val="none"/>
+          <w:strike w:val="false"/>
           <w:sz w:val="18"/>
           <w:szCs w:val="18"/>
           <w:color w:val="215A9E"/>
@@ -1957,6 +2222,7 @@
           <w:i w:val="false"/>
           <w:b w:val="false"/>
           <w:u w:val="none"/>
+          <w:strike w:val="false"/>
           <w:sz w:val="22"/>
           <w:szCs w:val="22"/>
           <w:color w:val="000000"/>
@@ -2001,7 +2267,6 @@
           </w:tcPr>
           <w:p>
             <w:pPr>
-              <w:pStyle w:val="Normal"/>
               <w:jc w:val="left"/>
               <w:pBdr>
                 <w:bottom w:val="none" w:sz="0" w:space="0" w:color="000000"/>
@@ -2011,13 +2276,24 @@
               </w:pBdr>
               <w:spacing w:after="80" w:before="80" w:line="240"/>
               <w:ind w:left="80" w:right="80" w:firstLine="0" w:firstLineChars="0"/>
+              <w:rPr>
+                <w:rFonts w:ascii="Arial" w:hAnsi="Arial" w:eastAsia="Arial" w:cs="Arial"/>
+                <w:i w:val="false"/>
+                <w:b w:val="true"/>
+                <w:u w:val="none"/>
+                <w:strike w:val="false"/>
+                <w:sz w:val="21"/>
+                <w:szCs w:val="21"/>
+                <w:color w:val="063360"/>
+              </w:rPr>
             </w:pPr>
             <w:r>
               <w:rPr>
-                <w:rFonts w:ascii="Arial" w:hAnsi="DejaVu Sans" w:eastAsia="DejaVu Sans" w:cs="DejaVu Sans"/>
+                <w:rFonts w:ascii="Arial" w:hAnsi="Arial" w:eastAsia="Arial" w:cs="Arial"/>
                 <w:i w:val="false"/>
                 <w:b w:val="true"/>
                 <w:u w:val="none"/>
+                <w:strike w:val="false"/>
                 <w:sz w:val="21"/>
                 <w:szCs w:val="21"/>
                 <w:color w:val="063360"/>
@@ -2045,7 +2321,6 @@
           </w:tcPr>
           <w:p>
             <w:pPr>
-              <w:pStyle w:val="Normal"/>
               <w:jc w:val="left"/>
               <w:pBdr>
                 <w:bottom w:val="none" w:sz="0" w:space="0" w:color="000000"/>
@@ -2055,13 +2330,24 @@
               </w:pBdr>
               <w:spacing w:after="80" w:before="80" w:line="240"/>
               <w:ind w:left="80" w:right="80" w:firstLine="0" w:firstLineChars="0"/>
+              <w:rPr>
+                <w:rFonts w:ascii="Arial" w:hAnsi="Arial" w:eastAsia="Arial" w:cs="Arial"/>
+                <w:i w:val="false"/>
+                <w:b w:val="true"/>
+                <w:u w:val="none"/>
+                <w:strike w:val="false"/>
+                <w:sz w:val="21"/>
+                <w:szCs w:val="21"/>
+                <w:color w:val="063360"/>
+              </w:rPr>
             </w:pPr>
             <w:r>
               <w:rPr>
-                <w:rFonts w:ascii="Arial" w:hAnsi="DejaVu Sans" w:eastAsia="DejaVu Sans" w:cs="DejaVu Sans"/>
+                <w:rFonts w:ascii="Arial" w:hAnsi="Arial" w:eastAsia="Arial" w:cs="Arial"/>
                 <w:i w:val="false"/>
                 <w:b w:val="true"/>
                 <w:u w:val="none"/>
+                <w:strike w:val="false"/>
                 <w:sz w:val="21"/>
                 <w:szCs w:val="21"/>
                 <w:color w:val="063360"/>
@@ -2089,7 +2375,6 @@
           </w:tcPr>
           <w:p>
             <w:pPr>
-              <w:pStyle w:val="Normal"/>
               <w:jc w:val="left"/>
               <w:pBdr>
                 <w:bottom w:val="none" w:sz="0" w:space="0" w:color="000000"/>
@@ -2099,13 +2384,24 @@
               </w:pBdr>
               <w:spacing w:after="80" w:before="80" w:line="240"/>
               <w:ind w:left="80" w:right="80" w:firstLine="0" w:firstLineChars="0"/>
+              <w:rPr>
+                <w:rFonts w:ascii="Arial" w:hAnsi="Arial" w:eastAsia="Arial" w:cs="Arial"/>
+                <w:i w:val="false"/>
+                <w:b w:val="true"/>
+                <w:u w:val="none"/>
+                <w:strike w:val="false"/>
+                <w:sz w:val="21"/>
+                <w:szCs w:val="21"/>
+                <w:color w:val="063360"/>
+              </w:rPr>
             </w:pPr>
             <w:r>
               <w:rPr>
-                <w:rFonts w:ascii="Arial" w:hAnsi="DejaVu Sans" w:eastAsia="DejaVu Sans" w:cs="DejaVu Sans"/>
+                <w:rFonts w:ascii="Arial" w:hAnsi="Arial" w:eastAsia="Arial" w:cs="Arial"/>
                 <w:i w:val="false"/>
                 <w:b w:val="true"/>
                 <w:u w:val="none"/>
+                <w:strike w:val="false"/>
                 <w:sz w:val="21"/>
                 <w:szCs w:val="21"/>
                 <w:color w:val="063360"/>
@@ -2133,7 +2429,6 @@
           </w:tcPr>
           <w:p>
             <w:pPr>
-              <w:pStyle w:val="Normal"/>
               <w:jc w:val="left"/>
               <w:pBdr>
                 <w:bottom w:val="none" w:sz="0" w:space="0" w:color="000000"/>
@@ -2143,13 +2438,24 @@
               </w:pBdr>
               <w:spacing w:after="80" w:before="80" w:line="240"/>
               <w:ind w:left="80" w:right="80" w:firstLine="0" w:firstLineChars="0"/>
+              <w:rPr>
+                <w:rFonts w:ascii="Arial" w:hAnsi="Arial" w:eastAsia="Arial" w:cs="Arial"/>
+                <w:i w:val="false"/>
+                <w:b w:val="true"/>
+                <w:u w:val="none"/>
+                <w:strike w:val="false"/>
+                <w:sz w:val="21"/>
+                <w:szCs w:val="21"/>
+                <w:color w:val="063360"/>
+              </w:rPr>
             </w:pPr>
             <w:r>
               <w:rPr>
-                <w:rFonts w:ascii="Arial" w:hAnsi="DejaVu Sans" w:eastAsia="DejaVu Sans" w:cs="DejaVu Sans"/>
+                <w:rFonts w:ascii="Arial" w:hAnsi="Arial" w:eastAsia="Arial" w:cs="Arial"/>
                 <w:i w:val="false"/>
                 <w:b w:val="true"/>
                 <w:u w:val="none"/>
+                <w:strike w:val="false"/>
                 <w:sz w:val="21"/>
                 <w:szCs w:val="21"/>
                 <w:color w:val="063360"/>
@@ -2183,7 +2489,6 @@
           </w:tcPr>
           <w:p>
             <w:pPr>
-              <w:pStyle w:val="Normal"/>
               <w:jc w:val="left"/>
               <w:pBdr>
                 <w:bottom w:val="none" w:sz="0" w:space="0" w:color="000000"/>
@@ -2193,13 +2498,24 @@
               </w:pBdr>
               <w:spacing w:after="80" w:before="80" w:line="240"/>
               <w:ind w:left="80" w:right="80" w:firstLine="0" w:firstLineChars="0"/>
+              <w:rPr>
+                <w:rFonts w:ascii="Arial" w:hAnsi="Arial" w:eastAsia="Arial" w:cs="Arial"/>
+                <w:i w:val="false"/>
+                <w:b w:val="false"/>
+                <w:u w:val="none"/>
+                <w:strike w:val="false"/>
+                <w:sz w:val="21"/>
+                <w:szCs w:val="21"/>
+                <w:color w:val="000000"/>
+              </w:rPr>
             </w:pPr>
             <w:r>
               <w:rPr>
-                <w:rFonts w:ascii="Arial" w:hAnsi="DejaVu Sans" w:eastAsia="DejaVu Sans" w:cs="DejaVu Sans"/>
-                <w:i w:val="false"/>
-                <w:b w:val="false"/>
-                <w:u w:val="none"/>
+                <w:rFonts w:ascii="Arial" w:hAnsi="Arial" w:eastAsia="Arial" w:cs="Arial"/>
+                <w:i w:val="false"/>
+                <w:b w:val="false"/>
+                <w:u w:val="none"/>
+                <w:strike w:val="false"/>
                 <w:sz w:val="21"/>
                 <w:szCs w:val="21"/>
                 <w:color w:val="000000"/>
@@ -2227,7 +2543,6 @@
           </w:tcPr>
           <w:p>
             <w:pPr>
-              <w:pStyle w:val="Normal"/>
               <w:jc w:val="left"/>
               <w:pBdr>
                 <w:bottom w:val="none" w:sz="0" w:space="0" w:color="000000"/>
@@ -2237,13 +2552,24 @@
               </w:pBdr>
               <w:spacing w:after="80" w:before="80" w:line="240"/>
               <w:ind w:left="80" w:right="80" w:firstLine="0" w:firstLineChars="0"/>
+              <w:rPr>
+                <w:rFonts w:ascii="Arial" w:hAnsi="Arial" w:eastAsia="Arial" w:cs="Arial"/>
+                <w:i w:val="false"/>
+                <w:b w:val="false"/>
+                <w:u w:val="none"/>
+                <w:strike w:val="false"/>
+                <w:sz w:val="21"/>
+                <w:szCs w:val="21"/>
+                <w:color w:val="000000"/>
+              </w:rPr>
             </w:pPr>
             <w:r>
               <w:rPr>
-                <w:rFonts w:ascii="Arial" w:hAnsi="DejaVu Sans" w:eastAsia="DejaVu Sans" w:cs="DejaVu Sans"/>
-                <w:i w:val="false"/>
-                <w:b w:val="false"/>
-                <w:u w:val="none"/>
+                <w:rFonts w:ascii="Arial" w:hAnsi="Arial" w:eastAsia="Arial" w:cs="Arial"/>
+                <w:i w:val="false"/>
+                <w:b w:val="false"/>
+                <w:u w:val="none"/>
+                <w:strike w:val="false"/>
                 <w:sz w:val="21"/>
                 <w:szCs w:val="21"/>
                 <w:color w:val="000000"/>
@@ -2271,7 +2597,6 @@
           </w:tcPr>
           <w:p>
             <w:pPr>
-              <w:pStyle w:val="Normal"/>
               <w:jc w:val="left"/>
               <w:pBdr>
                 <w:bottom w:val="none" w:sz="0" w:space="0" w:color="000000"/>
@@ -2281,13 +2606,24 @@
               </w:pBdr>
               <w:spacing w:after="80" w:before="80" w:line="240"/>
               <w:ind w:left="80" w:right="80" w:firstLine="0" w:firstLineChars="0"/>
+              <w:rPr>
+                <w:rFonts w:ascii="Arial" w:hAnsi="Arial" w:eastAsia="Arial" w:cs="Arial"/>
+                <w:i w:val="false"/>
+                <w:b w:val="false"/>
+                <w:u w:val="none"/>
+                <w:strike w:val="false"/>
+                <w:sz w:val="21"/>
+                <w:szCs w:val="21"/>
+                <w:color w:val="000000"/>
+              </w:rPr>
             </w:pPr>
             <w:r>
               <w:rPr>
-                <w:rFonts w:ascii="Arial" w:hAnsi="DejaVu Sans" w:eastAsia="DejaVu Sans" w:cs="DejaVu Sans"/>
-                <w:i w:val="false"/>
-                <w:b w:val="false"/>
-                <w:u w:val="none"/>
+                <w:rFonts w:ascii="Arial" w:hAnsi="Arial" w:eastAsia="Arial" w:cs="Arial"/>
+                <w:i w:val="false"/>
+                <w:b w:val="false"/>
+                <w:u w:val="none"/>
+                <w:strike w:val="false"/>
                 <w:sz w:val="21"/>
                 <w:szCs w:val="21"/>
                 <w:color w:val="000000"/>
@@ -2315,7 +2651,6 @@
           </w:tcPr>
           <w:p>
             <w:pPr>
-              <w:pStyle w:val="Normal"/>
               <w:jc w:val="left"/>
               <w:pBdr>
                 <w:bottom w:val="none" w:sz="0" w:space="0" w:color="000000"/>
@@ -2325,13 +2660,24 @@
               </w:pBdr>
               <w:spacing w:after="80" w:before="80" w:line="240"/>
               <w:ind w:left="80" w:right="80" w:firstLine="0" w:firstLineChars="0"/>
+              <w:rPr>
+                <w:rFonts w:ascii="Arial" w:hAnsi="Arial" w:eastAsia="Arial" w:cs="Arial"/>
+                <w:i w:val="false"/>
+                <w:b w:val="false"/>
+                <w:u w:val="none"/>
+                <w:strike w:val="false"/>
+                <w:sz w:val="21"/>
+                <w:szCs w:val="21"/>
+                <w:color w:val="000000"/>
+              </w:rPr>
             </w:pPr>
             <w:r>
               <w:rPr>
-                <w:rFonts w:ascii="Arial" w:hAnsi="DejaVu Sans" w:eastAsia="DejaVu Sans" w:cs="DejaVu Sans"/>
-                <w:i w:val="false"/>
-                <w:b w:val="false"/>
-                <w:u w:val="none"/>
+                <w:rFonts w:ascii="Arial" w:hAnsi="Arial" w:eastAsia="Arial" w:cs="Arial"/>
+                <w:i w:val="false"/>
+                <w:b w:val="false"/>
+                <w:u w:val="none"/>
+                <w:strike w:val="false"/>
                 <w:sz w:val="21"/>
                 <w:szCs w:val="21"/>
                 <w:color w:val="000000"/>
@@ -2365,7 +2711,6 @@
           </w:tcPr>
           <w:p>
             <w:pPr>
-              <w:pStyle w:val="Normal"/>
               <w:jc w:val="left"/>
               <w:pBdr>
                 <w:bottom w:val="none" w:sz="0" w:space="0" w:color="000000"/>
@@ -2375,13 +2720,24 @@
               </w:pBdr>
               <w:spacing w:after="80" w:before="80" w:line="240"/>
               <w:ind w:left="80" w:right="80" w:firstLine="0" w:firstLineChars="0"/>
+              <w:rPr>
+                <w:rFonts w:ascii="Arial" w:hAnsi="Arial" w:eastAsia="Arial" w:cs="Arial"/>
+                <w:i w:val="false"/>
+                <w:b w:val="false"/>
+                <w:u w:val="none"/>
+                <w:strike w:val="false"/>
+                <w:sz w:val="21"/>
+                <w:szCs w:val="21"/>
+                <w:color w:val="000000"/>
+              </w:rPr>
             </w:pPr>
             <w:r>
               <w:rPr>
-                <w:rFonts w:ascii="Arial" w:hAnsi="DejaVu Sans" w:eastAsia="DejaVu Sans" w:cs="DejaVu Sans"/>
-                <w:i w:val="false"/>
-                <w:b w:val="false"/>
-                <w:u w:val="none"/>
+                <w:rFonts w:ascii="Arial" w:hAnsi="Arial" w:eastAsia="Arial" w:cs="Arial"/>
+                <w:i w:val="false"/>
+                <w:b w:val="false"/>
+                <w:u w:val="none"/>
+                <w:strike w:val="false"/>
                 <w:sz w:val="21"/>
                 <w:szCs w:val="21"/>
                 <w:color w:val="000000"/>
@@ -2409,7 +2765,6 @@
           </w:tcPr>
           <w:p>
             <w:pPr>
-              <w:pStyle w:val="Normal"/>
               <w:jc w:val="left"/>
               <w:pBdr>
                 <w:bottom w:val="none" w:sz="0" w:space="0" w:color="000000"/>
@@ -2419,13 +2774,24 @@
               </w:pBdr>
               <w:spacing w:after="80" w:before="80" w:line="240"/>
               <w:ind w:left="80" w:right="80" w:firstLine="0" w:firstLineChars="0"/>
+              <w:rPr>
+                <w:rFonts w:ascii="Arial" w:hAnsi="Arial" w:eastAsia="Arial" w:cs="Arial"/>
+                <w:i w:val="false"/>
+                <w:b w:val="false"/>
+                <w:u w:val="none"/>
+                <w:strike w:val="false"/>
+                <w:sz w:val="21"/>
+                <w:szCs w:val="21"/>
+                <w:color w:val="000000"/>
+              </w:rPr>
             </w:pPr>
             <w:r>
               <w:rPr>
-                <w:rFonts w:ascii="Arial" w:hAnsi="DejaVu Sans" w:eastAsia="DejaVu Sans" w:cs="DejaVu Sans"/>
-                <w:i w:val="false"/>
-                <w:b w:val="false"/>
-                <w:u w:val="none"/>
+                <w:rFonts w:ascii="Arial" w:hAnsi="Arial" w:eastAsia="Arial" w:cs="Arial"/>
+                <w:i w:val="false"/>
+                <w:b w:val="false"/>
+                <w:u w:val="none"/>
+                <w:strike w:val="false"/>
                 <w:sz w:val="21"/>
                 <w:szCs w:val="21"/>
                 <w:color w:val="000000"/>
@@ -2453,7 +2819,6 @@
           </w:tcPr>
           <w:p>
             <w:pPr>
-              <w:pStyle w:val="Normal"/>
               <w:jc w:val="left"/>
               <w:pBdr>
                 <w:bottom w:val="none" w:sz="0" w:space="0" w:color="000000"/>
@@ -2463,13 +2828,24 @@
               </w:pBdr>
               <w:spacing w:after="80" w:before="80" w:line="240"/>
               <w:ind w:left="80" w:right="80" w:firstLine="0" w:firstLineChars="0"/>
+              <w:rPr>
+                <w:rFonts w:ascii="Arial" w:hAnsi="Arial" w:eastAsia="Arial" w:cs="Arial"/>
+                <w:i w:val="false"/>
+                <w:b w:val="false"/>
+                <w:u w:val="none"/>
+                <w:strike w:val="false"/>
+                <w:sz w:val="21"/>
+                <w:szCs w:val="21"/>
+                <w:color w:val="000000"/>
+              </w:rPr>
             </w:pPr>
             <w:r>
               <w:rPr>
-                <w:rFonts w:ascii="Arial" w:hAnsi="DejaVu Sans" w:eastAsia="DejaVu Sans" w:cs="DejaVu Sans"/>
-                <w:i w:val="false"/>
-                <w:b w:val="false"/>
-                <w:u w:val="none"/>
+                <w:rFonts w:ascii="Arial" w:hAnsi="Arial" w:eastAsia="Arial" w:cs="Arial"/>
+                <w:i w:val="false"/>
+                <w:b w:val="false"/>
+                <w:u w:val="none"/>
+                <w:strike w:val="false"/>
                 <w:sz w:val="21"/>
                 <w:szCs w:val="21"/>
                 <w:color w:val="000000"/>
@@ -2497,7 +2873,6 @@
           </w:tcPr>
           <w:p>
             <w:pPr>
-              <w:pStyle w:val="Normal"/>
               <w:jc w:val="left"/>
               <w:pBdr>
                 <w:bottom w:val="none" w:sz="0" w:space="0" w:color="000000"/>
@@ -2507,13 +2882,24 @@
               </w:pBdr>
               <w:spacing w:after="80" w:before="80" w:line="240"/>
               <w:ind w:left="80" w:right="80" w:firstLine="0" w:firstLineChars="0"/>
+              <w:rPr>
+                <w:rFonts w:ascii="Arial" w:hAnsi="Arial" w:eastAsia="Arial" w:cs="Arial"/>
+                <w:i w:val="false"/>
+                <w:b w:val="false"/>
+                <w:u w:val="none"/>
+                <w:strike w:val="false"/>
+                <w:sz w:val="21"/>
+                <w:szCs w:val="21"/>
+                <w:color w:val="000000"/>
+              </w:rPr>
             </w:pPr>
             <w:r>
               <w:rPr>
-                <w:rFonts w:ascii="Arial" w:hAnsi="DejaVu Sans" w:eastAsia="DejaVu Sans" w:cs="DejaVu Sans"/>
-                <w:i w:val="false"/>
-                <w:b w:val="false"/>
-                <w:u w:val="none"/>
+                <w:rFonts w:ascii="Arial" w:hAnsi="Arial" w:eastAsia="Arial" w:cs="Arial"/>
+                <w:i w:val="false"/>
+                <w:b w:val="false"/>
+                <w:u w:val="none"/>
+                <w:strike w:val="false"/>
                 <w:sz w:val="21"/>
                 <w:szCs w:val="21"/>
                 <w:color w:val="000000"/>
@@ -2547,7 +2933,6 @@
           </w:tcPr>
           <w:p>
             <w:pPr>
-              <w:pStyle w:val="Normal"/>
               <w:jc w:val="left"/>
               <w:pBdr>
                 <w:bottom w:val="none" w:sz="0" w:space="0" w:color="000000"/>
@@ -2557,13 +2942,24 @@
               </w:pBdr>
               <w:spacing w:after="80" w:before="80" w:line="240"/>
               <w:ind w:left="80" w:right="80" w:firstLine="0" w:firstLineChars="0"/>
+              <w:rPr>
+                <w:rFonts w:ascii="Arial" w:hAnsi="Arial" w:eastAsia="Arial" w:cs="Arial"/>
+                <w:i w:val="false"/>
+                <w:b w:val="false"/>
+                <w:u w:val="none"/>
+                <w:strike w:val="false"/>
+                <w:sz w:val="21"/>
+                <w:szCs w:val="21"/>
+                <w:color w:val="000000"/>
+              </w:rPr>
             </w:pPr>
             <w:r>
               <w:rPr>
-                <w:rFonts w:ascii="Arial" w:hAnsi="DejaVu Sans" w:eastAsia="DejaVu Sans" w:cs="DejaVu Sans"/>
-                <w:i w:val="false"/>
-                <w:b w:val="false"/>
-                <w:u w:val="none"/>
+                <w:rFonts w:ascii="Arial" w:hAnsi="Arial" w:eastAsia="Arial" w:cs="Arial"/>
+                <w:i w:val="false"/>
+                <w:b w:val="false"/>
+                <w:u w:val="none"/>
+                <w:strike w:val="false"/>
                 <w:sz w:val="21"/>
                 <w:szCs w:val="21"/>
                 <w:color w:val="000000"/>
@@ -2591,7 +2987,6 @@
           </w:tcPr>
           <w:p>
             <w:pPr>
-              <w:pStyle w:val="Normal"/>
               <w:jc w:val="left"/>
               <w:pBdr>
                 <w:bottom w:val="none" w:sz="0" w:space="0" w:color="000000"/>
@@ -2601,13 +2996,24 @@
               </w:pBdr>
               <w:spacing w:after="80" w:before="80" w:line="240"/>
               <w:ind w:left="80" w:right="80" w:firstLine="0" w:firstLineChars="0"/>
+              <w:rPr>
+                <w:rFonts w:ascii="Arial" w:hAnsi="Arial" w:eastAsia="Arial" w:cs="Arial"/>
+                <w:i w:val="false"/>
+                <w:b w:val="false"/>
+                <w:u w:val="none"/>
+                <w:strike w:val="false"/>
+                <w:sz w:val="21"/>
+                <w:szCs w:val="21"/>
+                <w:color w:val="000000"/>
+              </w:rPr>
             </w:pPr>
             <w:r>
               <w:rPr>
-                <w:rFonts w:ascii="Arial" w:hAnsi="DejaVu Sans" w:eastAsia="DejaVu Sans" w:cs="DejaVu Sans"/>
-                <w:i w:val="false"/>
-                <w:b w:val="false"/>
-                <w:u w:val="none"/>
+                <w:rFonts w:ascii="Arial" w:hAnsi="Arial" w:eastAsia="Arial" w:cs="Arial"/>
+                <w:i w:val="false"/>
+                <w:b w:val="false"/>
+                <w:u w:val="none"/>
+                <w:strike w:val="false"/>
                 <w:sz w:val="21"/>
                 <w:szCs w:val="21"/>
                 <w:color w:val="000000"/>
@@ -2635,7 +3041,6 @@
           </w:tcPr>
           <w:p>
             <w:pPr>
-              <w:pStyle w:val="Normal"/>
               <w:jc w:val="left"/>
               <w:pBdr>
                 <w:bottom w:val="none" w:sz="0" w:space="0" w:color="000000"/>
@@ -2645,13 +3050,24 @@
               </w:pBdr>
               <w:spacing w:after="80" w:before="80" w:line="240"/>
               <w:ind w:left="80" w:right="80" w:firstLine="0" w:firstLineChars="0"/>
+              <w:rPr>
+                <w:rFonts w:ascii="Arial" w:hAnsi="Arial" w:eastAsia="Arial" w:cs="Arial"/>
+                <w:i w:val="false"/>
+                <w:b w:val="false"/>
+                <w:u w:val="none"/>
+                <w:strike w:val="false"/>
+                <w:sz w:val="21"/>
+                <w:szCs w:val="21"/>
+                <w:color w:val="000000"/>
+              </w:rPr>
             </w:pPr>
             <w:r>
               <w:rPr>
-                <w:rFonts w:ascii="Arial" w:hAnsi="DejaVu Sans" w:eastAsia="DejaVu Sans" w:cs="DejaVu Sans"/>
-                <w:i w:val="false"/>
-                <w:b w:val="false"/>
-                <w:u w:val="none"/>
+                <w:rFonts w:ascii="Arial" w:hAnsi="Arial" w:eastAsia="Arial" w:cs="Arial"/>
+                <w:i w:val="false"/>
+                <w:b w:val="false"/>
+                <w:u w:val="none"/>
+                <w:strike w:val="false"/>
                 <w:sz w:val="21"/>
                 <w:szCs w:val="21"/>
                 <w:color w:val="000000"/>
@@ -2679,7 +3095,6 @@
           </w:tcPr>
           <w:p>
             <w:pPr>
-              <w:pStyle w:val="Normal"/>
               <w:jc w:val="left"/>
               <w:pBdr>
                 <w:bottom w:val="none" w:sz="0" w:space="0" w:color="000000"/>
@@ -2689,13 +3104,24 @@
               </w:pBdr>
               <w:spacing w:after="80" w:before="80" w:line="240"/>
               <w:ind w:left="80" w:right="80" w:firstLine="0" w:firstLineChars="0"/>
+              <w:rPr>
+                <w:rFonts w:ascii="Arial" w:hAnsi="Arial" w:eastAsia="Arial" w:cs="Arial"/>
+                <w:i w:val="false"/>
+                <w:b w:val="false"/>
+                <w:u w:val="none"/>
+                <w:strike w:val="false"/>
+                <w:sz w:val="21"/>
+                <w:szCs w:val="21"/>
+                <w:color w:val="000000"/>
+              </w:rPr>
             </w:pPr>
             <w:r>
               <w:rPr>
-                <w:rFonts w:ascii="Arial" w:hAnsi="DejaVu Sans" w:eastAsia="DejaVu Sans" w:cs="DejaVu Sans"/>
-                <w:i w:val="false"/>
-                <w:b w:val="false"/>
-                <w:u w:val="none"/>
+                <w:rFonts w:ascii="Arial" w:hAnsi="Arial" w:eastAsia="Arial" w:cs="Arial"/>
+                <w:i w:val="false"/>
+                <w:b w:val="false"/>
+                <w:u w:val="none"/>
+                <w:strike w:val="false"/>
                 <w:sz w:val="21"/>
                 <w:szCs w:val="21"/>
                 <w:color w:val="000000"/>
@@ -2729,7 +3155,6 @@
           </w:tcPr>
           <w:p>
             <w:pPr>
-              <w:pStyle w:val="Normal"/>
               <w:jc w:val="left"/>
               <w:pBdr>
                 <w:bottom w:val="none" w:sz="0" w:space="0" w:color="000000"/>
@@ -2739,13 +3164,24 @@
               </w:pBdr>
               <w:spacing w:after="80" w:before="80" w:line="240"/>
               <w:ind w:left="80" w:right="80" w:firstLine="0" w:firstLineChars="0"/>
+              <w:rPr>
+                <w:rFonts w:ascii="Arial" w:hAnsi="Arial" w:eastAsia="Arial" w:cs="Arial"/>
+                <w:i w:val="false"/>
+                <w:b w:val="false"/>
+                <w:u w:val="none"/>
+                <w:strike w:val="false"/>
+                <w:sz w:val="21"/>
+                <w:szCs w:val="21"/>
+                <w:color w:val="000000"/>
+              </w:rPr>
             </w:pPr>
             <w:r>
               <w:rPr>
-                <w:rFonts w:ascii="Arial" w:hAnsi="DejaVu Sans" w:eastAsia="DejaVu Sans" w:cs="DejaVu Sans"/>
-                <w:i w:val="false"/>
-                <w:b w:val="false"/>
-                <w:u w:val="none"/>
+                <w:rFonts w:ascii="Arial" w:hAnsi="Arial" w:eastAsia="Arial" w:cs="Arial"/>
+                <w:i w:val="false"/>
+                <w:b w:val="false"/>
+                <w:u w:val="none"/>
+                <w:strike w:val="false"/>
                 <w:sz w:val="21"/>
                 <w:szCs w:val="21"/>
                 <w:color w:val="000000"/>
@@ -2773,7 +3209,6 @@
           </w:tcPr>
           <w:p>
             <w:pPr>
-              <w:pStyle w:val="Normal"/>
               <w:jc w:val="left"/>
               <w:pBdr>
                 <w:bottom w:val="none" w:sz="0" w:space="0" w:color="000000"/>
@@ -2783,13 +3218,24 @@
               </w:pBdr>
               <w:spacing w:after="80" w:before="80" w:line="240"/>
               <w:ind w:left="80" w:right="80" w:firstLine="0" w:firstLineChars="0"/>
+              <w:rPr>
+                <w:rFonts w:ascii="Arial" w:hAnsi="Arial" w:eastAsia="Arial" w:cs="Arial"/>
+                <w:i w:val="false"/>
+                <w:b w:val="false"/>
+                <w:u w:val="none"/>
+                <w:strike w:val="false"/>
+                <w:sz w:val="21"/>
+                <w:szCs w:val="21"/>
+                <w:color w:val="000000"/>
+              </w:rPr>
             </w:pPr>
             <w:r>
               <w:rPr>
-                <w:rFonts w:ascii="Arial" w:hAnsi="DejaVu Sans" w:eastAsia="DejaVu Sans" w:cs="DejaVu Sans"/>
-                <w:i w:val="false"/>
-                <w:b w:val="false"/>
-                <w:u w:val="none"/>
+                <w:rFonts w:ascii="Arial" w:hAnsi="Arial" w:eastAsia="Arial" w:cs="Arial"/>
+                <w:i w:val="false"/>
+                <w:b w:val="false"/>
+                <w:u w:val="none"/>
+                <w:strike w:val="false"/>
                 <w:sz w:val="21"/>
                 <w:szCs w:val="21"/>
                 <w:color w:val="000000"/>
@@ -2817,7 +3263,6 @@
           </w:tcPr>
           <w:p>
             <w:pPr>
-              <w:pStyle w:val="Normal"/>
               <w:jc w:val="left"/>
               <w:pBdr>
                 <w:bottom w:val="none" w:sz="0" w:space="0" w:color="000000"/>
@@ -2827,18 +3272,29 @@
               </w:pBdr>
               <w:spacing w:after="80" w:before="80" w:line="240"/>
               <w:ind w:left="80" w:right="80" w:firstLine="0" w:firstLineChars="0"/>
+              <w:rPr>
+                <w:rFonts w:ascii="Arial" w:hAnsi="Arial" w:eastAsia="Arial" w:cs="Arial"/>
+                <w:i w:val="false"/>
+                <w:b w:val="false"/>
+                <w:u w:val="none"/>
+                <w:strike w:val="false"/>
+                <w:sz w:val="21"/>
+                <w:szCs w:val="21"/>
+                <w:color w:val="000000"/>
+              </w:rPr>
             </w:pPr>
             <w:r>
               <w:rPr>
-                <w:rFonts w:ascii="Arial" w:hAnsi="DejaVu Sans" w:eastAsia="DejaVu Sans" w:cs="DejaVu Sans"/>
-                <w:i w:val="false"/>
-                <w:b w:val="false"/>
-                <w:u w:val="none"/>
-                <w:sz w:val="21"/>
-                <w:szCs w:val="21"/>
-                <w:color w:val="000000"/>
-              </w:rPr>
-              <w:t xml:space="preserve">What your design cannot establish, said first rather than last.</w:t>
+                <w:rFonts w:ascii="Arial" w:hAnsi="Arial" w:eastAsia="Arial" w:cs="Arial"/>
+                <w:i w:val="false"/>
+                <w:b w:val="false"/>
+                <w:u w:val="none"/>
+                <w:strike w:val="false"/>
+                <w:sz w:val="21"/>
+                <w:szCs w:val="21"/>
+                <w:color w:val="000000"/>
+              </w:rPr>
+              <w:t xml:space="preserve">What your design cannot establish, said before the ask.</w:t>
             </w:r>
           </w:p>
         </w:tc>
@@ -2861,7 +3317,6 @@
           </w:tcPr>
           <w:p>
             <w:pPr>
-              <w:pStyle w:val="Normal"/>
               <w:jc w:val="left"/>
               <w:pBdr>
                 <w:bottom w:val="none" w:sz="0" w:space="0" w:color="000000"/>
@@ -2871,13 +3326,24 @@
               </w:pBdr>
               <w:spacing w:after="80" w:before="80" w:line="240"/>
               <w:ind w:left="80" w:right="80" w:firstLine="0" w:firstLineChars="0"/>
+              <w:rPr>
+                <w:rFonts w:ascii="Arial" w:hAnsi="Arial" w:eastAsia="Arial" w:cs="Arial"/>
+                <w:i w:val="false"/>
+                <w:b w:val="false"/>
+                <w:u w:val="none"/>
+                <w:strike w:val="false"/>
+                <w:sz w:val="21"/>
+                <w:szCs w:val="21"/>
+                <w:color w:val="000000"/>
+              </w:rPr>
             </w:pPr>
             <w:r>
               <w:rPr>
-                <w:rFonts w:ascii="Arial" w:hAnsi="DejaVu Sans" w:eastAsia="DejaVu Sans" w:cs="DejaVu Sans"/>
-                <w:i w:val="false"/>
-                <w:b w:val="false"/>
-                <w:u w:val="none"/>
+                <w:rFonts w:ascii="Arial" w:hAnsi="Arial" w:eastAsia="Arial" w:cs="Arial"/>
+                <w:i w:val="false"/>
+                <w:b w:val="false"/>
+                <w:u w:val="none"/>
+                <w:strike w:val="false"/>
                 <w:sz w:val="21"/>
                 <w:szCs w:val="21"/>
                 <w:color w:val="000000"/>
@@ -2911,7 +3377,6 @@
           </w:tcPr>
           <w:p>
             <w:pPr>
-              <w:pStyle w:val="Normal"/>
               <w:jc w:val="left"/>
               <w:pBdr>
                 <w:bottom w:val="none" w:sz="0" w:space="0" w:color="000000"/>
@@ -2921,13 +3386,24 @@
               </w:pBdr>
               <w:spacing w:after="80" w:before="80" w:line="240"/>
               <w:ind w:left="80" w:right="80" w:firstLine="0" w:firstLineChars="0"/>
+              <w:rPr>
+                <w:rFonts w:ascii="Arial" w:hAnsi="Arial" w:eastAsia="Arial" w:cs="Arial"/>
+                <w:i w:val="false"/>
+                <w:b w:val="false"/>
+                <w:u w:val="none"/>
+                <w:strike w:val="false"/>
+                <w:sz w:val="21"/>
+                <w:szCs w:val="21"/>
+                <w:color w:val="000000"/>
+              </w:rPr>
             </w:pPr>
             <w:r>
               <w:rPr>
-                <w:rFonts w:ascii="Arial" w:hAnsi="DejaVu Sans" w:eastAsia="DejaVu Sans" w:cs="DejaVu Sans"/>
-                <w:i w:val="false"/>
-                <w:b w:val="false"/>
-                <w:u w:val="none"/>
+                <w:rFonts w:ascii="Arial" w:hAnsi="Arial" w:eastAsia="Arial" w:cs="Arial"/>
+                <w:i w:val="false"/>
+                <w:b w:val="false"/>
+                <w:u w:val="none"/>
+                <w:strike w:val="false"/>
                 <w:sz w:val="21"/>
                 <w:szCs w:val="21"/>
                 <w:color w:val="000000"/>
@@ -2955,7 +3431,6 @@
           </w:tcPr>
           <w:p>
             <w:pPr>
-              <w:pStyle w:val="Normal"/>
               <w:jc w:val="left"/>
               <w:pBdr>
                 <w:bottom w:val="none" w:sz="0" w:space="0" w:color="000000"/>
@@ -2965,13 +3440,24 @@
               </w:pBdr>
               <w:spacing w:after="80" w:before="80" w:line="240"/>
               <w:ind w:left="80" w:right="80" w:firstLine="0" w:firstLineChars="0"/>
+              <w:rPr>
+                <w:rFonts w:ascii="Arial" w:hAnsi="Arial" w:eastAsia="Arial" w:cs="Arial"/>
+                <w:i w:val="false"/>
+                <w:b w:val="false"/>
+                <w:u w:val="none"/>
+                <w:strike w:val="false"/>
+                <w:sz w:val="21"/>
+                <w:szCs w:val="21"/>
+                <w:color w:val="000000"/>
+              </w:rPr>
             </w:pPr>
             <w:r>
               <w:rPr>
-                <w:rFonts w:ascii="Arial" w:hAnsi="DejaVu Sans" w:eastAsia="DejaVu Sans" w:cs="DejaVu Sans"/>
-                <w:i w:val="false"/>
-                <w:b w:val="false"/>
-                <w:u w:val="none"/>
+                <w:rFonts w:ascii="Arial" w:hAnsi="Arial" w:eastAsia="Arial" w:cs="Arial"/>
+                <w:i w:val="false"/>
+                <w:b w:val="false"/>
+                <w:u w:val="none"/>
+                <w:strike w:val="false"/>
                 <w:sz w:val="21"/>
                 <w:szCs w:val="21"/>
                 <w:color w:val="000000"/>
@@ -2999,7 +3485,6 @@
           </w:tcPr>
           <w:p>
             <w:pPr>
-              <w:pStyle w:val="Normal"/>
               <w:jc w:val="left"/>
               <w:pBdr>
                 <w:bottom w:val="none" w:sz="0" w:space="0" w:color="000000"/>
@@ -3009,13 +3494,24 @@
               </w:pBdr>
               <w:spacing w:after="80" w:before="80" w:line="240"/>
               <w:ind w:left="80" w:right="80" w:firstLine="0" w:firstLineChars="0"/>
+              <w:rPr>
+                <w:rFonts w:ascii="Arial" w:hAnsi="Arial" w:eastAsia="Arial" w:cs="Arial"/>
+                <w:i w:val="false"/>
+                <w:b w:val="false"/>
+                <w:u w:val="none"/>
+                <w:strike w:val="false"/>
+                <w:sz w:val="21"/>
+                <w:szCs w:val="21"/>
+                <w:color w:val="000000"/>
+              </w:rPr>
             </w:pPr>
             <w:r>
               <w:rPr>
-                <w:rFonts w:ascii="Arial" w:hAnsi="DejaVu Sans" w:eastAsia="DejaVu Sans" w:cs="DejaVu Sans"/>
-                <w:i w:val="false"/>
-                <w:b w:val="false"/>
-                <w:u w:val="none"/>
+                <w:rFonts w:ascii="Arial" w:hAnsi="Arial" w:eastAsia="Arial" w:cs="Arial"/>
+                <w:i w:val="false"/>
+                <w:b w:val="false"/>
+                <w:u w:val="none"/>
+                <w:strike w:val="false"/>
                 <w:sz w:val="21"/>
                 <w:szCs w:val="21"/>
                 <w:color w:val="000000"/>
@@ -3043,7 +3539,6 @@
           </w:tcPr>
           <w:p>
             <w:pPr>
-              <w:pStyle w:val="Normal"/>
               <w:jc w:val="left"/>
               <w:pBdr>
                 <w:bottom w:val="none" w:sz="0" w:space="0" w:color="000000"/>
@@ -3053,13 +3548,24 @@
               </w:pBdr>
               <w:spacing w:after="80" w:before="80" w:line="240"/>
               <w:ind w:left="80" w:right="80" w:firstLine="0" w:firstLineChars="0"/>
+              <w:rPr>
+                <w:rFonts w:ascii="Arial" w:hAnsi="Arial" w:eastAsia="Arial" w:cs="Arial"/>
+                <w:i w:val="false"/>
+                <w:b w:val="false"/>
+                <w:u w:val="none"/>
+                <w:strike w:val="false"/>
+                <w:sz w:val="21"/>
+                <w:szCs w:val="21"/>
+                <w:color w:val="000000"/>
+              </w:rPr>
             </w:pPr>
             <w:r>
               <w:rPr>
-                <w:rFonts w:ascii="Arial" w:hAnsi="DejaVu Sans" w:eastAsia="DejaVu Sans" w:cs="DejaVu Sans"/>
-                <w:i w:val="false"/>
-                <w:b w:val="false"/>
-                <w:u w:val="none"/>
+                <w:rFonts w:ascii="Arial" w:hAnsi="Arial" w:eastAsia="Arial" w:cs="Arial"/>
+                <w:i w:val="false"/>
+                <w:b w:val="false"/>
+                <w:u w:val="none"/>
+                <w:strike w:val="false"/>
                 <w:sz w:val="21"/>
                 <w:szCs w:val="21"/>
                 <w:color w:val="000000"/>
@@ -3095,6 +3601,7 @@
           <w:i w:val="false"/>
           <w:b w:val="false"/>
           <w:u w:val="none"/>
+          <w:strike w:val="false"/>
           <w:sz w:val="18"/>
           <w:szCs w:val="18"/>
           <w:color w:val="545860"/>
@@ -3121,11 +3628,12 @@
           <w:i w:val="false"/>
           <w:b w:val="true"/>
           <w:u w:val="none"/>
+          <w:strike w:val="false"/>
           <w:sz w:val="36"/>
           <w:szCs w:val="36"/>
           <w:color w:val="063360"/>
         </w:rPr>
-        <w:t xml:space="preserve">Feedback slips</w:t>
+        <w:t xml:space="preserve">AI prompt card: stress-test your design</w:t>
       </w:r>
     </w:p>
     <w:p>
@@ -3147,11 +3655,702 @@
           <w:i w:val="true"/>
           <w:b w:val="false"/>
           <w:u w:val="none"/>
+          <w:strike w:val="false"/>
           <w:sz w:val="18"/>
           <w:szCs w:val="18"/>
           <w:color w:val="215A9E"/>
         </w:rPr>
-        <w:t xml:space="preserve">Print: 1 page per participant, cut into four slips; one slip per pitch you hear, handed to the team</w:t>
+        <w:t xml:space="preserve">Print: 1 card per team (four cards per page), cut along the dashed lines</w:t>
+      </w:r>
+    </w:p>
+    <w:tbl xmlns:a="http://schemas.openxmlformats.org/drawingml/2006/main" xmlns:pic="http://schemas.openxmlformats.org/drawingml/2006/picture">
+      <w:tblPr>
+        <w:tblLayout w:type="fixed"/>
+        <w:jc w:val="center"/>
+        <w:tblLook w:firstRow="1" w:lastRow="0" w:firstColumn="0" w:lastColumn="0" w:noHBand="0" w:noVBand="1"/>
+      </w:tblPr>
+      <w:tblGrid>
+        <w:gridCol w:w="4896"/>
+        <w:gridCol w:w="4896"/>
+      </w:tblGrid>
+      <w:tr>
+        <w:trPr>
+          <w:trHeight w:val="4320" w:hRule="atLeast"/>
+        </w:trPr>
+        body1
+        <w:tc>
+          <w:tcPr>
+            <w:tcBorders>
+              <w:bottom w:val="dashed" w:sz="8" w:space="0" w:color="9AA8B8"/>
+              <w:top w:val="dashed" w:sz="8" w:space="0" w:color="9AA8B8"/>
+              <w:left w:val="dashed" w:sz="8" w:space="0" w:color="9AA8B8"/>
+              <w:right w:val="dashed" w:sz="8" w:space="0" w:color="9AA8B8"/>
+            </w:tcBorders>
+            <w:shd w:val="clear" w:color="auto" w:fill="FFFFFF"/>
+            <w:tcMar>
+              <w:top w:w="0" w:type="dxa"/>
+              <w:bottom w:w="0" w:type="dxa"/>
+              <w:left w:w="0" w:type="dxa"/>
+              <w:right w:w="0" w:type="dxa"/>
+            </w:tcMar>
+            <w:vAlign w:val="top"/>
+          </w:tcPr>
+          <w:p>
+            <w:pPr>
+              <w:jc w:val="left"/>
+              <w:pBdr>
+                <w:bottom w:val="none" w:sz="0" w:space="0" w:color="000000"/>
+                <w:top w:val="none" w:sz="0" w:space="0" w:color="000000"/>
+                <w:left w:val="none" w:sz="0" w:space="0" w:color="000000"/>
+                <w:right w:val="none" w:sz="0" w:space="0" w:color="000000"/>
+              </w:pBdr>
+              <w:spacing w:after="200" w:before="200" w:line="240"/>
+              <w:ind w:left="200" w:right="200" w:firstLine="0" w:firstLineChars="0"/>
+              <w:rPr>
+                <w:rFonts w:ascii="Arial" w:hAnsi="Arial" w:eastAsia="Arial" w:cs="Arial"/>
+                <w:i w:val="false"/>
+                <w:b w:val="false"/>
+                <w:u w:val="none"/>
+                <w:strike w:val="false"/>
+                <w:sz w:val="21"/>
+                <w:szCs w:val="21"/>
+                <w:color w:val="000000"/>
+              </w:rPr>
+            </w:pPr>
+            <w:r>
+              <w:rPr>
+                <w:rFonts w:ascii="Arial" w:hAnsi="Arial" w:eastAsia="Arial" w:cs="Arial"/>
+                <w:i w:val="false"/>
+                <w:b w:val="true"/>
+                <w:u w:val="none"/>
+                <w:strike w:val="false"/>
+                <w:sz w:val="22"/>
+                <w:szCs w:val="22"/>
+                <w:color w:val="063360"/>
+              </w:rPr>
+              <w:t xml:space="preserve">Stress-test your design with AI</w:t>
+            </w:r>
+            <w:r>
+              <w:rPr>
+                <w:rFonts w:ascii="Arial" w:hAnsi="Arial" w:eastAsia="Arial" w:cs="Arial"/>
+                <w:i w:val="false"/>
+                <w:b w:val="false"/>
+                <w:u w:val="none"/>
+                <w:strike w:val="false"/>
+                <w:sz w:val="21"/>
+                <w:szCs w:val="21"/>
+                <w:color w:val="000000"/>
+              </w:rPr>
+              <w:br/>
+            </w:r>
+            <w:r>
+              <w:rPr>
+                <w:rFonts w:ascii="Arial" w:hAnsi="Arial" w:eastAsia="Arial" w:cs="Arial"/>
+                <w:i w:val="false"/>
+                <w:b w:val="false"/>
+                <w:u w:val="none"/>
+                <w:strike w:val="false"/>
+                <w:sz w:val="21"/>
+                <w:szCs w:val="21"/>
+                <w:color w:val="000000"/>
+              </w:rPr>
+              <w:t xml:space="preserve">Type your Part 1 answers and your counterfactual sentence into the AI tool. Prompt:</w:t>
+            </w:r>
+            <w:r>
+              <w:rPr>
+                <w:rFonts w:ascii="Arial" w:hAnsi="Arial" w:eastAsia="Arial" w:cs="Arial"/>
+                <w:i w:val="false"/>
+                <w:b w:val="false"/>
+                <w:u w:val="none"/>
+                <w:strike w:val="false"/>
+                <w:sz w:val="21"/>
+                <w:szCs w:val="21"/>
+                <w:color w:val="000000"/>
+              </w:rPr>
+              <w:br/>
+            </w:r>
+            <w:r>
+              <w:rPr>
+                <w:rFonts w:ascii="Arial" w:hAnsi="Arial" w:eastAsia="Arial" w:cs="Arial"/>
+                <w:i w:val="false"/>
+                <w:b w:val="false"/>
+                <w:u w:val="none"/>
+                <w:strike w:val="false"/>
+                <w:sz w:val="21"/>
+                <w:szCs w:val="21"/>
+                <w:color w:val="000000"/>
+              </w:rPr>
+              <w:t xml:space="preserve">"You are a sceptical commissioner. Ask me three questions about this design before you comment. Then name the one assumption that, if it broke, would make the estimate wrong."</w:t>
+            </w:r>
+            <w:r>
+              <w:rPr>
+                <w:rFonts w:ascii="Arial" w:hAnsi="Arial" w:eastAsia="Arial" w:cs="Arial"/>
+                <w:i w:val="false"/>
+                <w:b w:val="false"/>
+                <w:u w:val="none"/>
+                <w:strike w:val="false"/>
+                <w:sz w:val="21"/>
+                <w:szCs w:val="21"/>
+                <w:color w:val="000000"/>
+              </w:rPr>
+              <w:br/>
+            </w:r>
+            <w:r>
+              <w:rPr>
+                <w:rFonts w:ascii="Arial" w:hAnsi="Arial" w:eastAsia="Arial" w:cs="Arial"/>
+                <w:i w:val="false"/>
+                <w:b w:val="false"/>
+                <w:u w:val="none"/>
+                <w:strike w:val="false"/>
+                <w:sz w:val="21"/>
+                <w:szCs w:val="21"/>
+                <w:color w:val="000000"/>
+              </w:rPr>
+              <w:br/>
+            </w:r>
+            <w:r>
+              <w:rPr>
+                <w:rFonts w:ascii="Arial" w:hAnsi="Arial" w:eastAsia="Arial" w:cs="Arial"/>
+                <w:i w:val="false"/>
+                <w:b w:val="false"/>
+                <w:u w:val="none"/>
+                <w:strike w:val="false"/>
+                <w:sz w:val="21"/>
+                <w:szCs w:val="21"/>
+                <w:color w:val="000000"/>
+              </w:rPr>
+              <w:t xml:space="preserve">Check its answer in a fresh chat.</w:t>
+            </w:r>
+          </w:p>
+        </w:tc>
+        <w:tc>
+          <w:tcPr>
+            <w:tcBorders>
+              <w:bottom w:val="dashed" w:sz="8" w:space="0" w:color="9AA8B8"/>
+              <w:top w:val="dashed" w:sz="8" w:space="0" w:color="9AA8B8"/>
+              <w:left w:val="dashed" w:sz="8" w:space="0" w:color="9AA8B8"/>
+              <w:right w:val="dashed" w:sz="8" w:space="0" w:color="9AA8B8"/>
+            </w:tcBorders>
+            <w:shd w:val="clear" w:color="auto" w:fill="FFFFFF"/>
+            <w:tcMar>
+              <w:top w:w="0" w:type="dxa"/>
+              <w:bottom w:w="0" w:type="dxa"/>
+              <w:left w:w="0" w:type="dxa"/>
+              <w:right w:w="0" w:type="dxa"/>
+            </w:tcMar>
+            <w:vAlign w:val="top"/>
+          </w:tcPr>
+          <w:p>
+            <w:pPr>
+              <w:jc w:val="left"/>
+              <w:pBdr>
+                <w:bottom w:val="none" w:sz="0" w:space="0" w:color="000000"/>
+                <w:top w:val="none" w:sz="0" w:space="0" w:color="000000"/>
+                <w:left w:val="none" w:sz="0" w:space="0" w:color="000000"/>
+                <w:right w:val="none" w:sz="0" w:space="0" w:color="000000"/>
+              </w:pBdr>
+              <w:spacing w:after="200" w:before="200" w:line="240"/>
+              <w:ind w:left="200" w:right="200" w:firstLine="0" w:firstLineChars="0"/>
+              <w:rPr>
+                <w:rFonts w:ascii="Arial" w:hAnsi="Arial" w:eastAsia="Arial" w:cs="Arial"/>
+                <w:i w:val="false"/>
+                <w:b w:val="false"/>
+                <w:u w:val="none"/>
+                <w:strike w:val="false"/>
+                <w:sz w:val="21"/>
+                <w:szCs w:val="21"/>
+                <w:color w:val="000000"/>
+              </w:rPr>
+            </w:pPr>
+            <w:r>
+              <w:rPr>
+                <w:rFonts w:ascii="Arial" w:hAnsi="Arial" w:eastAsia="Arial" w:cs="Arial"/>
+                <w:i w:val="false"/>
+                <w:b w:val="true"/>
+                <w:u w:val="none"/>
+                <w:strike w:val="false"/>
+                <w:sz w:val="22"/>
+                <w:szCs w:val="22"/>
+                <w:color w:val="063360"/>
+              </w:rPr>
+              <w:t xml:space="preserve">Stress-test your design with AI</w:t>
+            </w:r>
+            <w:r>
+              <w:rPr>
+                <w:rFonts w:ascii="Arial" w:hAnsi="Arial" w:eastAsia="Arial" w:cs="Arial"/>
+                <w:i w:val="false"/>
+                <w:b w:val="false"/>
+                <w:u w:val="none"/>
+                <w:strike w:val="false"/>
+                <w:sz w:val="21"/>
+                <w:szCs w:val="21"/>
+                <w:color w:val="000000"/>
+              </w:rPr>
+              <w:br/>
+            </w:r>
+            <w:r>
+              <w:rPr>
+                <w:rFonts w:ascii="Arial" w:hAnsi="Arial" w:eastAsia="Arial" w:cs="Arial"/>
+                <w:i w:val="false"/>
+                <w:b w:val="false"/>
+                <w:u w:val="none"/>
+                <w:strike w:val="false"/>
+                <w:sz w:val="21"/>
+                <w:szCs w:val="21"/>
+                <w:color w:val="000000"/>
+              </w:rPr>
+              <w:t xml:space="preserve">Type your Part 1 answers and your counterfactual sentence into the AI tool. Prompt:</w:t>
+            </w:r>
+            <w:r>
+              <w:rPr>
+                <w:rFonts w:ascii="Arial" w:hAnsi="Arial" w:eastAsia="Arial" w:cs="Arial"/>
+                <w:i w:val="false"/>
+                <w:b w:val="false"/>
+                <w:u w:val="none"/>
+                <w:strike w:val="false"/>
+                <w:sz w:val="21"/>
+                <w:szCs w:val="21"/>
+                <w:color w:val="000000"/>
+              </w:rPr>
+              <w:br/>
+            </w:r>
+            <w:r>
+              <w:rPr>
+                <w:rFonts w:ascii="Arial" w:hAnsi="Arial" w:eastAsia="Arial" w:cs="Arial"/>
+                <w:i w:val="false"/>
+                <w:b w:val="false"/>
+                <w:u w:val="none"/>
+                <w:strike w:val="false"/>
+                <w:sz w:val="21"/>
+                <w:szCs w:val="21"/>
+                <w:color w:val="000000"/>
+              </w:rPr>
+              <w:t xml:space="preserve">"You are a sceptical commissioner. Ask me three questions about this design before you comment. Then name the one assumption that, if it broke, would make the estimate wrong."</w:t>
+            </w:r>
+            <w:r>
+              <w:rPr>
+                <w:rFonts w:ascii="Arial" w:hAnsi="Arial" w:eastAsia="Arial" w:cs="Arial"/>
+                <w:i w:val="false"/>
+                <w:b w:val="false"/>
+                <w:u w:val="none"/>
+                <w:strike w:val="false"/>
+                <w:sz w:val="21"/>
+                <w:szCs w:val="21"/>
+                <w:color w:val="000000"/>
+              </w:rPr>
+              <w:br/>
+            </w:r>
+            <w:r>
+              <w:rPr>
+                <w:rFonts w:ascii="Arial" w:hAnsi="Arial" w:eastAsia="Arial" w:cs="Arial"/>
+                <w:i w:val="false"/>
+                <w:b w:val="false"/>
+                <w:u w:val="none"/>
+                <w:strike w:val="false"/>
+                <w:sz w:val="21"/>
+                <w:szCs w:val="21"/>
+                <w:color w:val="000000"/>
+              </w:rPr>
+              <w:br/>
+            </w:r>
+            <w:r>
+              <w:rPr>
+                <w:rFonts w:ascii="Arial" w:hAnsi="Arial" w:eastAsia="Arial" w:cs="Arial"/>
+                <w:i w:val="false"/>
+                <w:b w:val="false"/>
+                <w:u w:val="none"/>
+                <w:strike w:val="false"/>
+                <w:sz w:val="21"/>
+                <w:szCs w:val="21"/>
+                <w:color w:val="000000"/>
+              </w:rPr>
+              <w:t xml:space="preserve">Check its answer in a fresh chat.</w:t>
+            </w:r>
+          </w:p>
+        </w:tc>
+      </w:tr>
+      <w:tr>
+        <w:trPr>
+          <w:trHeight w:val="4320" w:hRule="atLeast"/>
+        </w:trPr>
+        body2
+        <w:tc>
+          <w:tcPr>
+            <w:tcBorders>
+              <w:bottom w:val="dashed" w:sz="8" w:space="0" w:color="9AA8B8"/>
+              <w:top w:val="dashed" w:sz="8" w:space="0" w:color="9AA8B8"/>
+              <w:left w:val="dashed" w:sz="8" w:space="0" w:color="9AA8B8"/>
+              <w:right w:val="dashed" w:sz="8" w:space="0" w:color="9AA8B8"/>
+            </w:tcBorders>
+            <w:shd w:val="clear" w:color="auto" w:fill="FFFFFF"/>
+            <w:tcMar>
+              <w:top w:w="0" w:type="dxa"/>
+              <w:bottom w:w="0" w:type="dxa"/>
+              <w:left w:w="0" w:type="dxa"/>
+              <w:right w:w="0" w:type="dxa"/>
+            </w:tcMar>
+            <w:vAlign w:val="top"/>
+          </w:tcPr>
+          <w:p>
+            <w:pPr>
+              <w:jc w:val="left"/>
+              <w:pBdr>
+                <w:bottom w:val="none" w:sz="0" w:space="0" w:color="000000"/>
+                <w:top w:val="none" w:sz="0" w:space="0" w:color="000000"/>
+                <w:left w:val="none" w:sz="0" w:space="0" w:color="000000"/>
+                <w:right w:val="none" w:sz="0" w:space="0" w:color="000000"/>
+              </w:pBdr>
+              <w:spacing w:after="200" w:before="200" w:line="240"/>
+              <w:ind w:left="200" w:right="200" w:firstLine="0" w:firstLineChars="0"/>
+              <w:rPr>
+                <w:rFonts w:ascii="Arial" w:hAnsi="Arial" w:eastAsia="Arial" w:cs="Arial"/>
+                <w:i w:val="false"/>
+                <w:b w:val="false"/>
+                <w:u w:val="none"/>
+                <w:strike w:val="false"/>
+                <w:sz w:val="21"/>
+                <w:szCs w:val="21"/>
+                <w:color w:val="000000"/>
+              </w:rPr>
+            </w:pPr>
+            <w:r>
+              <w:rPr>
+                <w:rFonts w:ascii="Arial" w:hAnsi="Arial" w:eastAsia="Arial" w:cs="Arial"/>
+                <w:i w:val="false"/>
+                <w:b w:val="true"/>
+                <w:u w:val="none"/>
+                <w:strike w:val="false"/>
+                <w:sz w:val="22"/>
+                <w:szCs w:val="22"/>
+                <w:color w:val="063360"/>
+              </w:rPr>
+              <w:t xml:space="preserve">Stress-test your design with AI</w:t>
+            </w:r>
+            <w:r>
+              <w:rPr>
+                <w:rFonts w:ascii="Arial" w:hAnsi="Arial" w:eastAsia="Arial" w:cs="Arial"/>
+                <w:i w:val="false"/>
+                <w:b w:val="false"/>
+                <w:u w:val="none"/>
+                <w:strike w:val="false"/>
+                <w:sz w:val="21"/>
+                <w:szCs w:val="21"/>
+                <w:color w:val="000000"/>
+              </w:rPr>
+              <w:br/>
+            </w:r>
+            <w:r>
+              <w:rPr>
+                <w:rFonts w:ascii="Arial" w:hAnsi="Arial" w:eastAsia="Arial" w:cs="Arial"/>
+                <w:i w:val="false"/>
+                <w:b w:val="false"/>
+                <w:u w:val="none"/>
+                <w:strike w:val="false"/>
+                <w:sz w:val="21"/>
+                <w:szCs w:val="21"/>
+                <w:color w:val="000000"/>
+              </w:rPr>
+              <w:t xml:space="preserve">Type your Part 1 answers and your counterfactual sentence into the AI tool. Prompt:</w:t>
+            </w:r>
+            <w:r>
+              <w:rPr>
+                <w:rFonts w:ascii="Arial" w:hAnsi="Arial" w:eastAsia="Arial" w:cs="Arial"/>
+                <w:i w:val="false"/>
+                <w:b w:val="false"/>
+                <w:u w:val="none"/>
+                <w:strike w:val="false"/>
+                <w:sz w:val="21"/>
+                <w:szCs w:val="21"/>
+                <w:color w:val="000000"/>
+              </w:rPr>
+              <w:br/>
+            </w:r>
+            <w:r>
+              <w:rPr>
+                <w:rFonts w:ascii="Arial" w:hAnsi="Arial" w:eastAsia="Arial" w:cs="Arial"/>
+                <w:i w:val="false"/>
+                <w:b w:val="false"/>
+                <w:u w:val="none"/>
+                <w:strike w:val="false"/>
+                <w:sz w:val="21"/>
+                <w:szCs w:val="21"/>
+                <w:color w:val="000000"/>
+              </w:rPr>
+              <w:t xml:space="preserve">"You are a sceptical commissioner. Ask me three questions about this design before you comment. Then name the one assumption that, if it broke, would make the estimate wrong."</w:t>
+            </w:r>
+            <w:r>
+              <w:rPr>
+                <w:rFonts w:ascii="Arial" w:hAnsi="Arial" w:eastAsia="Arial" w:cs="Arial"/>
+                <w:i w:val="false"/>
+                <w:b w:val="false"/>
+                <w:u w:val="none"/>
+                <w:strike w:val="false"/>
+                <w:sz w:val="21"/>
+                <w:szCs w:val="21"/>
+                <w:color w:val="000000"/>
+              </w:rPr>
+              <w:br/>
+            </w:r>
+            <w:r>
+              <w:rPr>
+                <w:rFonts w:ascii="Arial" w:hAnsi="Arial" w:eastAsia="Arial" w:cs="Arial"/>
+                <w:i w:val="false"/>
+                <w:b w:val="false"/>
+                <w:u w:val="none"/>
+                <w:strike w:val="false"/>
+                <w:sz w:val="21"/>
+                <w:szCs w:val="21"/>
+                <w:color w:val="000000"/>
+              </w:rPr>
+              <w:br/>
+            </w:r>
+            <w:r>
+              <w:rPr>
+                <w:rFonts w:ascii="Arial" w:hAnsi="Arial" w:eastAsia="Arial" w:cs="Arial"/>
+                <w:i w:val="false"/>
+                <w:b w:val="false"/>
+                <w:u w:val="none"/>
+                <w:strike w:val="false"/>
+                <w:sz w:val="21"/>
+                <w:szCs w:val="21"/>
+                <w:color w:val="000000"/>
+              </w:rPr>
+              <w:t xml:space="preserve">Check its answer in a fresh chat.</w:t>
+            </w:r>
+          </w:p>
+        </w:tc>
+        <w:tc>
+          <w:tcPr>
+            <w:tcBorders>
+              <w:bottom w:val="dashed" w:sz="8" w:space="0" w:color="9AA8B8"/>
+              <w:top w:val="dashed" w:sz="8" w:space="0" w:color="9AA8B8"/>
+              <w:left w:val="dashed" w:sz="8" w:space="0" w:color="9AA8B8"/>
+              <w:right w:val="dashed" w:sz="8" w:space="0" w:color="9AA8B8"/>
+            </w:tcBorders>
+            <w:shd w:val="clear" w:color="auto" w:fill="FFFFFF"/>
+            <w:tcMar>
+              <w:top w:w="0" w:type="dxa"/>
+              <w:bottom w:w="0" w:type="dxa"/>
+              <w:left w:w="0" w:type="dxa"/>
+              <w:right w:w="0" w:type="dxa"/>
+            </w:tcMar>
+            <w:vAlign w:val="top"/>
+          </w:tcPr>
+          <w:p>
+            <w:pPr>
+              <w:jc w:val="left"/>
+              <w:pBdr>
+                <w:bottom w:val="none" w:sz="0" w:space="0" w:color="000000"/>
+                <w:top w:val="none" w:sz="0" w:space="0" w:color="000000"/>
+                <w:left w:val="none" w:sz="0" w:space="0" w:color="000000"/>
+                <w:right w:val="none" w:sz="0" w:space="0" w:color="000000"/>
+              </w:pBdr>
+              <w:spacing w:after="200" w:before="200" w:line="240"/>
+              <w:ind w:left="200" w:right="200" w:firstLine="0" w:firstLineChars="0"/>
+              <w:rPr>
+                <w:rFonts w:ascii="Arial" w:hAnsi="Arial" w:eastAsia="Arial" w:cs="Arial"/>
+                <w:i w:val="false"/>
+                <w:b w:val="false"/>
+                <w:u w:val="none"/>
+                <w:strike w:val="false"/>
+                <w:sz w:val="21"/>
+                <w:szCs w:val="21"/>
+                <w:color w:val="000000"/>
+              </w:rPr>
+            </w:pPr>
+            <w:r>
+              <w:rPr>
+                <w:rFonts w:ascii="Arial" w:hAnsi="Arial" w:eastAsia="Arial" w:cs="Arial"/>
+                <w:i w:val="false"/>
+                <w:b w:val="true"/>
+                <w:u w:val="none"/>
+                <w:strike w:val="false"/>
+                <w:sz w:val="22"/>
+                <w:szCs w:val="22"/>
+                <w:color w:val="063360"/>
+              </w:rPr>
+              <w:t xml:space="preserve">Stress-test your design with AI</w:t>
+            </w:r>
+            <w:r>
+              <w:rPr>
+                <w:rFonts w:ascii="Arial" w:hAnsi="Arial" w:eastAsia="Arial" w:cs="Arial"/>
+                <w:i w:val="false"/>
+                <w:b w:val="false"/>
+                <w:u w:val="none"/>
+                <w:strike w:val="false"/>
+                <w:sz w:val="21"/>
+                <w:szCs w:val="21"/>
+                <w:color w:val="000000"/>
+              </w:rPr>
+              <w:br/>
+            </w:r>
+            <w:r>
+              <w:rPr>
+                <w:rFonts w:ascii="Arial" w:hAnsi="Arial" w:eastAsia="Arial" w:cs="Arial"/>
+                <w:i w:val="false"/>
+                <w:b w:val="false"/>
+                <w:u w:val="none"/>
+                <w:strike w:val="false"/>
+                <w:sz w:val="21"/>
+                <w:szCs w:val="21"/>
+                <w:color w:val="000000"/>
+              </w:rPr>
+              <w:t xml:space="preserve">Type your Part 1 answers and your counterfactual sentence into the AI tool. Prompt:</w:t>
+            </w:r>
+            <w:r>
+              <w:rPr>
+                <w:rFonts w:ascii="Arial" w:hAnsi="Arial" w:eastAsia="Arial" w:cs="Arial"/>
+                <w:i w:val="false"/>
+                <w:b w:val="false"/>
+                <w:u w:val="none"/>
+                <w:strike w:val="false"/>
+                <w:sz w:val="21"/>
+                <w:szCs w:val="21"/>
+                <w:color w:val="000000"/>
+              </w:rPr>
+              <w:br/>
+            </w:r>
+            <w:r>
+              <w:rPr>
+                <w:rFonts w:ascii="Arial" w:hAnsi="Arial" w:eastAsia="Arial" w:cs="Arial"/>
+                <w:i w:val="false"/>
+                <w:b w:val="false"/>
+                <w:u w:val="none"/>
+                <w:strike w:val="false"/>
+                <w:sz w:val="21"/>
+                <w:szCs w:val="21"/>
+                <w:color w:val="000000"/>
+              </w:rPr>
+              <w:t xml:space="preserve">"You are a sceptical commissioner. Ask me three questions about this design before you comment. Then name the one assumption that, if it broke, would make the estimate wrong."</w:t>
+            </w:r>
+            <w:r>
+              <w:rPr>
+                <w:rFonts w:ascii="Arial" w:hAnsi="Arial" w:eastAsia="Arial" w:cs="Arial"/>
+                <w:i w:val="false"/>
+                <w:b w:val="false"/>
+                <w:u w:val="none"/>
+                <w:strike w:val="false"/>
+                <w:sz w:val="21"/>
+                <w:szCs w:val="21"/>
+                <w:color w:val="000000"/>
+              </w:rPr>
+              <w:br/>
+            </w:r>
+            <w:r>
+              <w:rPr>
+                <w:rFonts w:ascii="Arial" w:hAnsi="Arial" w:eastAsia="Arial" w:cs="Arial"/>
+                <w:i w:val="false"/>
+                <w:b w:val="false"/>
+                <w:u w:val="none"/>
+                <w:strike w:val="false"/>
+                <w:sz w:val="21"/>
+                <w:szCs w:val="21"/>
+                <w:color w:val="000000"/>
+              </w:rPr>
+              <w:br/>
+            </w:r>
+            <w:r>
+              <w:rPr>
+                <w:rFonts w:ascii="Arial" w:hAnsi="Arial" w:eastAsia="Arial" w:cs="Arial"/>
+                <w:i w:val="false"/>
+                <w:b w:val="false"/>
+                <w:u w:val="none"/>
+                <w:strike w:val="false"/>
+                <w:sz w:val="21"/>
+                <w:szCs w:val="21"/>
+                <w:color w:val="000000"/>
+              </w:rPr>
+              <w:t xml:space="preserve">Check its answer in a fresh chat.</w:t>
+            </w:r>
+          </w:p>
+        </w:tc>
+      </w:tr>
+    </w:tbl>
+    <w:p>
+      <w:pPr/>
+      <w:r>
+        <w:br w:type="page"/>
+      </w:r>
+    </w:p>
+    <w:p>
+      <w:pPr>
+        <w:pStyle w:val="Normal"/>
+        <w:jc w:val="left"/>
+        <w:pBdr>
+          <w:bottom w:val="none" w:sz="0" w:space="0" w:color="000000"/>
+          <w:top w:val="none" w:sz="0" w:space="0" w:color="000000"/>
+          <w:left w:val="none" w:sz="0" w:space="0" w:color="000000"/>
+          <w:right w:val="none" w:sz="0" w:space="0" w:color="000000"/>
+        </w:pBdr>
+        <w:spacing w:after="0" w:before="0" w:line="240"/>
+        <w:ind w:left="0" w:right="0" w:firstLine="0" w:firstLineChars="0"/>
+      </w:pPr>
+      <w:r>
+        <w:rPr>
+          <w:rFonts w:ascii="Arial" w:hAnsi="Arial" w:eastAsia="Arial" w:cs="Arial"/>
+          <w:i w:val="false"/>
+          <w:b w:val="false"/>
+          <w:u w:val="none"/>
+          <w:strike w:val="false"/>
+          <w:sz w:val="18"/>
+          <w:szCs w:val="18"/>
+          <w:color w:val="545860"/>
+        </w:rPr>
+        <w:t xml:space="preserve">Module 2 · Day 4, Session 3 · Plan Your Own Evaluation</w:t>
+      </w:r>
+    </w:p>
+    <w:p>
+      <w:pPr>
+        <w:pStyle w:val="Normal"/>
+        <w:jc w:val="left"/>
+        <w:pBdr>
+          <w:bottom w:val="none" w:sz="0" w:space="0" w:color="000000"/>
+          <w:top w:val="none" w:sz="0" w:space="0" w:color="000000"/>
+          <w:left w:val="none" w:sz="0" w:space="0" w:color="000000"/>
+          <w:right w:val="none" w:sz="0" w:space="0" w:color="000000"/>
+        </w:pBdr>
+        <w:spacing w:after="40" w:before="0" w:line="240"/>
+        <w:ind w:left="0" w:right="0" w:firstLine="0" w:firstLineChars="0"/>
+      </w:pPr>
+      <w:r>
+        <w:rPr>
+          <w:rFonts w:ascii="Arial" w:hAnsi="Arial" w:eastAsia="Arial" w:cs="Arial"/>
+          <w:i w:val="false"/>
+          <w:b w:val="true"/>
+          <w:u w:val="none"/>
+          <w:strike w:val="false"/>
+          <w:sz w:val="36"/>
+          <w:szCs w:val="36"/>
+          <w:color w:val="063360"/>
+        </w:rPr>
+        <w:t xml:space="preserve">Feedback slips</w:t>
+      </w:r>
+    </w:p>
+    <w:p>
+      <w:pPr>
+        <w:pStyle w:val="Normal"/>
+        <w:jc w:val="left"/>
+        <w:pBdr>
+          <w:bottom w:val="none" w:sz="0" w:space="0" w:color="000000"/>
+          <w:top w:val="none" w:sz="0" w:space="0" w:color="000000"/>
+          <w:left w:val="none" w:sz="0" w:space="0" w:color="000000"/>
+          <w:right w:val="none" w:sz="0" w:space="0" w:color="000000"/>
+        </w:pBdr>
+        <w:spacing w:after="160" w:before="0" w:line="240"/>
+        <w:ind w:left="0" w:right="0" w:firstLine="0" w:firstLineChars="0"/>
+      </w:pPr>
+      <w:r>
+        <w:rPr>
+          <w:rFonts w:ascii="Arial" w:hAnsi="Arial" w:eastAsia="Arial" w:cs="Arial"/>
+          <w:i w:val="true"/>
+          <w:b w:val="false"/>
+          <w:u w:val="none"/>
+          <w:strike w:val="false"/>
+          <w:sz w:val="18"/>
+          <w:szCs w:val="18"/>
+          <w:color w:val="215A9E"/>
+        </w:rPr>
+        <w:t xml:space="preserve">Print: One slip per participant for each other team (four slips per page); each slip goes to the team after its pitch</w:t>
       </w:r>
     </w:p>
     <w:tbl xmlns:a="http://schemas.openxmlformats.org/drawingml/2006/main" xmlns:pic="http://schemas.openxmlformats.org/drawingml/2006/picture">
@@ -3188,7 +4387,6 @@
           </w:tcPr>
           <w:p>
             <w:pPr>
-              <w:pStyle w:val="Normal"/>
               <w:jc w:val="left"/>
               <w:pBdr>
                 <w:bottom w:val="none" w:sz="0" w:space="0" w:color="000000"/>
@@ -3198,6 +4396,16 @@
               </w:pBdr>
               <w:spacing w:after="200" w:before="200" w:line="240"/>
               <w:ind w:left="200" w:right="200" w:firstLine="0" w:firstLineChars="0"/>
+              <w:rPr>
+                <w:rFonts w:ascii="Arial" w:hAnsi="Arial" w:eastAsia="Arial" w:cs="Arial"/>
+                <w:i w:val="false"/>
+                <w:b w:val="false"/>
+                <w:u w:val="none"/>
+                <w:strike w:val="false"/>
+                <w:sz w:val="21"/>
+                <w:szCs w:val="21"/>
+                <w:color w:val="000000"/>
+              </w:rPr>
             </w:pPr>
             <w:r>
               <w:rPr>
@@ -3205,6 +4413,7 @@
                 <w:i w:val="false"/>
                 <w:b w:val="true"/>
                 <w:u w:val="none"/>
+                <w:strike w:val="false"/>
                 <w:sz w:val="22"/>
                 <w:szCs w:val="22"/>
                 <w:color w:val="063360"/>
@@ -3217,18 +4426,20 @@
                 <w:i w:val="false"/>
                 <w:b w:val="false"/>
                 <w:u w:val="none"/>
-                <w:sz w:val="21"/>
-                <w:szCs w:val="21"/>
-                <w:color w:val="000000"/>
-              </w:rPr>
-              <w:br/>
-            </w:r>
-            <w:r>
-              <w:rPr>
-                <w:rFonts w:ascii="Arial" w:hAnsi="Arial" w:eastAsia="Arial" w:cs="Arial"/>
-                <w:i w:val="false"/>
-                <w:b w:val="false"/>
-                <w:u w:val="none"/>
+                <w:strike w:val="false"/>
+                <w:sz w:val="21"/>
+                <w:szCs w:val="21"/>
+                <w:color w:val="000000"/>
+              </w:rPr>
+              <w:br/>
+            </w:r>
+            <w:r>
+              <w:rPr>
+                <w:rFonts w:ascii="Arial" w:hAnsi="Arial" w:eastAsia="Arial" w:cs="Arial"/>
+                <w:i w:val="false"/>
+                <w:b w:val="false"/>
+                <w:u w:val="none"/>
+                <w:strike w:val="false"/>
                 <w:sz w:val="21"/>
                 <w:szCs w:val="21"/>
                 <w:color w:val="000000"/>
@@ -3241,42 +4452,46 @@
                 <w:i w:val="false"/>
                 <w:b w:val="false"/>
                 <w:u w:val="none"/>
-                <w:sz w:val="21"/>
-                <w:szCs w:val="21"/>
-                <w:color w:val="000000"/>
-              </w:rPr>
-              <w:br/>
-            </w:r>
-            <w:r>
-              <w:rPr>
-                <w:rFonts w:ascii="Arial" w:hAnsi="Arial" w:eastAsia="Arial" w:cs="Arial"/>
-                <w:i w:val="false"/>
-                <w:b w:val="false"/>
-                <w:u w:val="none"/>
-                <w:sz w:val="21"/>
-                <w:szCs w:val="21"/>
-                <w:color w:val="000000"/>
-              </w:rPr>
-              <w:br/>
-            </w:r>
-            <w:r>
-              <w:rPr>
-                <w:rFonts w:ascii="Arial" w:hAnsi="Arial" w:eastAsia="Arial" w:cs="Arial"/>
-                <w:i w:val="false"/>
-                <w:b w:val="false"/>
-                <w:u w:val="none"/>
-                <w:sz w:val="21"/>
-                <w:szCs w:val="21"/>
-                <w:color w:val="000000"/>
-              </w:rPr>
-              <w:br/>
-            </w:r>
-            <w:r>
-              <w:rPr>
-                <w:rFonts w:ascii="Arial" w:hAnsi="Arial" w:eastAsia="Arial" w:cs="Arial"/>
-                <w:i w:val="false"/>
-                <w:b w:val="false"/>
-                <w:u w:val="none"/>
+                <w:strike w:val="false"/>
+                <w:sz w:val="21"/>
+                <w:szCs w:val="21"/>
+                <w:color w:val="000000"/>
+              </w:rPr>
+              <w:br/>
+            </w:r>
+            <w:r>
+              <w:rPr>
+                <w:rFonts w:ascii="Arial" w:hAnsi="Arial" w:eastAsia="Arial" w:cs="Arial"/>
+                <w:i w:val="false"/>
+                <w:b w:val="false"/>
+                <w:u w:val="none"/>
+                <w:strike w:val="false"/>
+                <w:sz w:val="21"/>
+                <w:szCs w:val="21"/>
+                <w:color w:val="000000"/>
+              </w:rPr>
+              <w:br/>
+            </w:r>
+            <w:r>
+              <w:rPr>
+                <w:rFonts w:ascii="Arial" w:hAnsi="Arial" w:eastAsia="Arial" w:cs="Arial"/>
+                <w:i w:val="false"/>
+                <w:b w:val="false"/>
+                <w:u w:val="none"/>
+                <w:strike w:val="false"/>
+                <w:sz w:val="21"/>
+                <w:szCs w:val="21"/>
+                <w:color w:val="000000"/>
+              </w:rPr>
+              <w:br/>
+            </w:r>
+            <w:r>
+              <w:rPr>
+                <w:rFonts w:ascii="Arial" w:hAnsi="Arial" w:eastAsia="Arial" w:cs="Arial"/>
+                <w:i w:val="false"/>
+                <w:b w:val="false"/>
+                <w:u w:val="none"/>
+                <w:strike w:val="false"/>
                 <w:sz w:val="21"/>
                 <w:szCs w:val="21"/>
                 <w:color w:val="000000"/>
@@ -3289,42 +4504,46 @@
                 <w:i w:val="false"/>
                 <w:b w:val="false"/>
                 <w:u w:val="none"/>
-                <w:sz w:val="21"/>
-                <w:szCs w:val="21"/>
-                <w:color w:val="000000"/>
-              </w:rPr>
-              <w:br/>
-            </w:r>
-            <w:r>
-              <w:rPr>
-                <w:rFonts w:ascii="Arial" w:hAnsi="Arial" w:eastAsia="Arial" w:cs="Arial"/>
-                <w:i w:val="false"/>
-                <w:b w:val="false"/>
-                <w:u w:val="none"/>
-                <w:sz w:val="21"/>
-                <w:szCs w:val="21"/>
-                <w:color w:val="000000"/>
-              </w:rPr>
-              <w:br/>
-            </w:r>
-            <w:r>
-              <w:rPr>
-                <w:rFonts w:ascii="Arial" w:hAnsi="Arial" w:eastAsia="Arial" w:cs="Arial"/>
-                <w:i w:val="false"/>
-                <w:b w:val="false"/>
-                <w:u w:val="none"/>
-                <w:sz w:val="21"/>
-                <w:szCs w:val="21"/>
-                <w:color w:val="000000"/>
-              </w:rPr>
-              <w:br/>
-            </w:r>
-            <w:r>
-              <w:rPr>
-                <w:rFonts w:ascii="Arial" w:hAnsi="Arial" w:eastAsia="Arial" w:cs="Arial"/>
-                <w:i w:val="false"/>
-                <w:b w:val="false"/>
-                <w:u w:val="none"/>
+                <w:strike w:val="false"/>
+                <w:sz w:val="21"/>
+                <w:szCs w:val="21"/>
+                <w:color w:val="000000"/>
+              </w:rPr>
+              <w:br/>
+            </w:r>
+            <w:r>
+              <w:rPr>
+                <w:rFonts w:ascii="Arial" w:hAnsi="Arial" w:eastAsia="Arial" w:cs="Arial"/>
+                <w:i w:val="false"/>
+                <w:b w:val="false"/>
+                <w:u w:val="none"/>
+                <w:strike w:val="false"/>
+                <w:sz w:val="21"/>
+                <w:szCs w:val="21"/>
+                <w:color w:val="000000"/>
+              </w:rPr>
+              <w:br/>
+            </w:r>
+            <w:r>
+              <w:rPr>
+                <w:rFonts w:ascii="Arial" w:hAnsi="Arial" w:eastAsia="Arial" w:cs="Arial"/>
+                <w:i w:val="false"/>
+                <w:b w:val="false"/>
+                <w:u w:val="none"/>
+                <w:strike w:val="false"/>
+                <w:sz w:val="21"/>
+                <w:szCs w:val="21"/>
+                <w:color w:val="000000"/>
+              </w:rPr>
+              <w:br/>
+            </w:r>
+            <w:r>
+              <w:rPr>
+                <w:rFonts w:ascii="Arial" w:hAnsi="Arial" w:eastAsia="Arial" w:cs="Arial"/>
+                <w:i w:val="false"/>
+                <w:b w:val="false"/>
+                <w:u w:val="none"/>
+                <w:strike w:val="false"/>
                 <w:sz w:val="21"/>
                 <w:szCs w:val="21"/>
                 <w:color w:val="000000"/>
@@ -3337,42 +4556,98 @@
                 <w:i w:val="false"/>
                 <w:b w:val="false"/>
                 <w:u w:val="none"/>
-                <w:sz w:val="21"/>
-                <w:szCs w:val="21"/>
-                <w:color w:val="000000"/>
-              </w:rPr>
-              <w:br/>
-            </w:r>
-            <w:r>
-              <w:rPr>
-                <w:rFonts w:ascii="Arial" w:hAnsi="Arial" w:eastAsia="Arial" w:cs="Arial"/>
-                <w:i w:val="false"/>
-                <w:b w:val="false"/>
-                <w:u w:val="none"/>
-                <w:sz w:val="21"/>
-                <w:szCs w:val="21"/>
-                <w:color w:val="000000"/>
-              </w:rPr>
-              <w:br/>
-            </w:r>
-            <w:r>
-              <w:rPr>
-                <w:rFonts w:ascii="Arial" w:hAnsi="Arial" w:eastAsia="Arial" w:cs="Arial"/>
-                <w:i w:val="false"/>
-                <w:b w:val="false"/>
-                <w:u w:val="none"/>
-                <w:sz w:val="21"/>
-                <w:szCs w:val="21"/>
-                <w:color w:val="000000"/>
-              </w:rPr>
-              <w:br/>
-            </w:r>
-            <w:r>
-              <w:rPr>
-                <w:rFonts w:ascii="Arial" w:hAnsi="Arial" w:eastAsia="Arial" w:cs="Arial"/>
-                <w:i w:val="false"/>
-                <w:b w:val="false"/>
-                <w:u w:val="none"/>
+                <w:strike w:val="false"/>
+                <w:sz w:val="21"/>
+                <w:szCs w:val="21"/>
+                <w:color w:val="000000"/>
+              </w:rPr>
+              <w:br/>
+            </w:r>
+            <w:r>
+              <w:rPr>
+                <w:rFonts w:ascii="Arial" w:hAnsi="Arial" w:eastAsia="Arial" w:cs="Arial"/>
+                <w:i w:val="false"/>
+                <w:b w:val="false"/>
+                <w:u w:val="none"/>
+                <w:strike w:val="false"/>
+                <w:sz w:val="21"/>
+                <w:szCs w:val="21"/>
+                <w:color w:val="000000"/>
+              </w:rPr>
+              <w:br/>
+            </w:r>
+            <w:r>
+              <w:rPr>
+                <w:rFonts w:ascii="Arial" w:hAnsi="Arial" w:eastAsia="Arial" w:cs="Arial"/>
+                <w:i w:val="false"/>
+                <w:b w:val="false"/>
+                <w:u w:val="none"/>
+                <w:strike w:val="false"/>
+                <w:sz w:val="21"/>
+                <w:szCs w:val="21"/>
+                <w:color w:val="000000"/>
+              </w:rPr>
+              <w:br/>
+            </w:r>
+            <w:r>
+              <w:rPr>
+                <w:rFonts w:ascii="Arial" w:hAnsi="Arial" w:eastAsia="Arial" w:cs="Arial"/>
+                <w:i w:val="false"/>
+                <w:b w:val="false"/>
+                <w:u w:val="none"/>
+                <w:strike w:val="false"/>
+                <w:sz w:val="21"/>
+                <w:szCs w:val="21"/>
+                <w:color w:val="000000"/>
+              </w:rPr>
+              <w:t xml:space="preserve">4. Which trap from this week could hit it? (headline vs preferred estimate, horizon, truncated axis, missing threshold)</w:t>
+            </w:r>
+            <w:r>
+              <w:rPr>
+                <w:rFonts w:ascii="Arial" w:hAnsi="Arial" w:eastAsia="Arial" w:cs="Arial"/>
+                <w:i w:val="false"/>
+                <w:b w:val="false"/>
+                <w:u w:val="none"/>
+                <w:strike w:val="false"/>
+                <w:sz w:val="21"/>
+                <w:szCs w:val="21"/>
+                <w:color w:val="000000"/>
+              </w:rPr>
+              <w:br/>
+            </w:r>
+            <w:r>
+              <w:rPr>
+                <w:rFonts w:ascii="Arial" w:hAnsi="Arial" w:eastAsia="Arial" w:cs="Arial"/>
+                <w:i w:val="false"/>
+                <w:b w:val="false"/>
+                <w:u w:val="none"/>
+                <w:strike w:val="false"/>
+                <w:sz w:val="21"/>
+                <w:szCs w:val="21"/>
+                <w:color w:val="000000"/>
+              </w:rPr>
+              <w:br/>
+            </w:r>
+            <w:r>
+              <w:rPr>
+                <w:rFonts w:ascii="Arial" w:hAnsi="Arial" w:eastAsia="Arial" w:cs="Arial"/>
+                <w:i w:val="false"/>
+                <w:b w:val="false"/>
+                <w:u w:val="none"/>
+                <w:strike w:val="false"/>
+                <w:sz w:val="21"/>
+                <w:szCs w:val="21"/>
+                <w:color w:val="000000"/>
+              </w:rPr>
+              <w:br/>
+            </w:r>
+            <w:r>
+              <w:rPr>
+                <w:rFonts w:ascii="Arial" w:hAnsi="Arial" w:eastAsia="Arial" w:cs="Arial"/>
+                <w:i w:val="false"/>
+                <w:b w:val="false"/>
+                <w:u w:val="none"/>
+                <w:strike w:val="false"/>
                 <w:sz w:val="21"/>
                 <w:szCs w:val="21"/>
                 <w:color w:val="000000"/>
@@ -3400,7 +4675,6 @@
           </w:tcPr>
           <w:p>
             <w:pPr>
-              <w:pStyle w:val="Normal"/>
               <w:jc w:val="left"/>
               <w:pBdr>
                 <w:bottom w:val="none" w:sz="0" w:space="0" w:color="000000"/>
@@ -3410,6 +4684,16 @@
               </w:pBdr>
               <w:spacing w:after="200" w:before="200" w:line="240"/>
               <w:ind w:left="200" w:right="200" w:firstLine="0" w:firstLineChars="0"/>
+              <w:rPr>
+                <w:rFonts w:ascii="Arial" w:hAnsi="Arial" w:eastAsia="Arial" w:cs="Arial"/>
+                <w:i w:val="false"/>
+                <w:b w:val="false"/>
+                <w:u w:val="none"/>
+                <w:strike w:val="false"/>
+                <w:sz w:val="21"/>
+                <w:szCs w:val="21"/>
+                <w:color w:val="000000"/>
+              </w:rPr>
             </w:pPr>
             <w:r>
               <w:rPr>
@@ -3417,6 +4701,7 @@
                 <w:i w:val="false"/>
                 <w:b w:val="true"/>
                 <w:u w:val="none"/>
+                <w:strike w:val="false"/>
                 <w:sz w:val="22"/>
                 <w:szCs w:val="22"/>
                 <w:color w:val="063360"/>
@@ -3429,18 +4714,20 @@
                 <w:i w:val="false"/>
                 <w:b w:val="false"/>
                 <w:u w:val="none"/>
-                <w:sz w:val="21"/>
-                <w:szCs w:val="21"/>
-                <w:color w:val="000000"/>
-              </w:rPr>
-              <w:br/>
-            </w:r>
-            <w:r>
-              <w:rPr>
-                <w:rFonts w:ascii="Arial" w:hAnsi="Arial" w:eastAsia="Arial" w:cs="Arial"/>
-                <w:i w:val="false"/>
-                <w:b w:val="false"/>
-                <w:u w:val="none"/>
+                <w:strike w:val="false"/>
+                <w:sz w:val="21"/>
+                <w:szCs w:val="21"/>
+                <w:color w:val="000000"/>
+              </w:rPr>
+              <w:br/>
+            </w:r>
+            <w:r>
+              <w:rPr>
+                <w:rFonts w:ascii="Arial" w:hAnsi="Arial" w:eastAsia="Arial" w:cs="Arial"/>
+                <w:i w:val="false"/>
+                <w:b w:val="false"/>
+                <w:u w:val="none"/>
+                <w:strike w:val="false"/>
                 <w:sz w:val="21"/>
                 <w:szCs w:val="21"/>
                 <w:color w:val="000000"/>
@@ -3453,42 +4740,46 @@
                 <w:i w:val="false"/>
                 <w:b w:val="false"/>
                 <w:u w:val="none"/>
-                <w:sz w:val="21"/>
-                <w:szCs w:val="21"/>
-                <w:color w:val="000000"/>
-              </w:rPr>
-              <w:br/>
-            </w:r>
-            <w:r>
-              <w:rPr>
-                <w:rFonts w:ascii="Arial" w:hAnsi="Arial" w:eastAsia="Arial" w:cs="Arial"/>
-                <w:i w:val="false"/>
-                <w:b w:val="false"/>
-                <w:u w:val="none"/>
-                <w:sz w:val="21"/>
-                <w:szCs w:val="21"/>
-                <w:color w:val="000000"/>
-              </w:rPr>
-              <w:br/>
-            </w:r>
-            <w:r>
-              <w:rPr>
-                <w:rFonts w:ascii="Arial" w:hAnsi="Arial" w:eastAsia="Arial" w:cs="Arial"/>
-                <w:i w:val="false"/>
-                <w:b w:val="false"/>
-                <w:u w:val="none"/>
-                <w:sz w:val="21"/>
-                <w:szCs w:val="21"/>
-                <w:color w:val="000000"/>
-              </w:rPr>
-              <w:br/>
-            </w:r>
-            <w:r>
-              <w:rPr>
-                <w:rFonts w:ascii="Arial" w:hAnsi="Arial" w:eastAsia="Arial" w:cs="Arial"/>
-                <w:i w:val="false"/>
-                <w:b w:val="false"/>
-                <w:u w:val="none"/>
+                <w:strike w:val="false"/>
+                <w:sz w:val="21"/>
+                <w:szCs w:val="21"/>
+                <w:color w:val="000000"/>
+              </w:rPr>
+              <w:br/>
+            </w:r>
+            <w:r>
+              <w:rPr>
+                <w:rFonts w:ascii="Arial" w:hAnsi="Arial" w:eastAsia="Arial" w:cs="Arial"/>
+                <w:i w:val="false"/>
+                <w:b w:val="false"/>
+                <w:u w:val="none"/>
+                <w:strike w:val="false"/>
+                <w:sz w:val="21"/>
+                <w:szCs w:val="21"/>
+                <w:color w:val="000000"/>
+              </w:rPr>
+              <w:br/>
+            </w:r>
+            <w:r>
+              <w:rPr>
+                <w:rFonts w:ascii="Arial" w:hAnsi="Arial" w:eastAsia="Arial" w:cs="Arial"/>
+                <w:i w:val="false"/>
+                <w:b w:val="false"/>
+                <w:u w:val="none"/>
+                <w:strike w:val="false"/>
+                <w:sz w:val="21"/>
+                <w:szCs w:val="21"/>
+                <w:color w:val="000000"/>
+              </w:rPr>
+              <w:br/>
+            </w:r>
+            <w:r>
+              <w:rPr>
+                <w:rFonts w:ascii="Arial" w:hAnsi="Arial" w:eastAsia="Arial" w:cs="Arial"/>
+                <w:i w:val="false"/>
+                <w:b w:val="false"/>
+                <w:u w:val="none"/>
+                <w:strike w:val="false"/>
                 <w:sz w:val="21"/>
                 <w:szCs w:val="21"/>
                 <w:color w:val="000000"/>
@@ -3501,42 +4792,46 @@
                 <w:i w:val="false"/>
                 <w:b w:val="false"/>
                 <w:u w:val="none"/>
-                <w:sz w:val="21"/>
-                <w:szCs w:val="21"/>
-                <w:color w:val="000000"/>
-              </w:rPr>
-              <w:br/>
-            </w:r>
-            <w:r>
-              <w:rPr>
-                <w:rFonts w:ascii="Arial" w:hAnsi="Arial" w:eastAsia="Arial" w:cs="Arial"/>
-                <w:i w:val="false"/>
-                <w:b w:val="false"/>
-                <w:u w:val="none"/>
-                <w:sz w:val="21"/>
-                <w:szCs w:val="21"/>
-                <w:color w:val="000000"/>
-              </w:rPr>
-              <w:br/>
-            </w:r>
-            <w:r>
-              <w:rPr>
-                <w:rFonts w:ascii="Arial" w:hAnsi="Arial" w:eastAsia="Arial" w:cs="Arial"/>
-                <w:i w:val="false"/>
-                <w:b w:val="false"/>
-                <w:u w:val="none"/>
-                <w:sz w:val="21"/>
-                <w:szCs w:val="21"/>
-                <w:color w:val="000000"/>
-              </w:rPr>
-              <w:br/>
-            </w:r>
-            <w:r>
-              <w:rPr>
-                <w:rFonts w:ascii="Arial" w:hAnsi="Arial" w:eastAsia="Arial" w:cs="Arial"/>
-                <w:i w:val="false"/>
-                <w:b w:val="false"/>
-                <w:u w:val="none"/>
+                <w:strike w:val="false"/>
+                <w:sz w:val="21"/>
+                <w:szCs w:val="21"/>
+                <w:color w:val="000000"/>
+              </w:rPr>
+              <w:br/>
+            </w:r>
+            <w:r>
+              <w:rPr>
+                <w:rFonts w:ascii="Arial" w:hAnsi="Arial" w:eastAsia="Arial" w:cs="Arial"/>
+                <w:i w:val="false"/>
+                <w:b w:val="false"/>
+                <w:u w:val="none"/>
+                <w:strike w:val="false"/>
+                <w:sz w:val="21"/>
+                <w:szCs w:val="21"/>
+                <w:color w:val="000000"/>
+              </w:rPr>
+              <w:br/>
+            </w:r>
+            <w:r>
+              <w:rPr>
+                <w:rFonts w:ascii="Arial" w:hAnsi="Arial" w:eastAsia="Arial" w:cs="Arial"/>
+                <w:i w:val="false"/>
+                <w:b w:val="false"/>
+                <w:u w:val="none"/>
+                <w:strike w:val="false"/>
+                <w:sz w:val="21"/>
+                <w:szCs w:val="21"/>
+                <w:color w:val="000000"/>
+              </w:rPr>
+              <w:br/>
+            </w:r>
+            <w:r>
+              <w:rPr>
+                <w:rFonts w:ascii="Arial" w:hAnsi="Arial" w:eastAsia="Arial" w:cs="Arial"/>
+                <w:i w:val="false"/>
+                <w:b w:val="false"/>
+                <w:u w:val="none"/>
+                <w:strike w:val="false"/>
                 <w:sz w:val="21"/>
                 <w:szCs w:val="21"/>
                 <w:color w:val="000000"/>
@@ -3549,42 +4844,98 @@
                 <w:i w:val="false"/>
                 <w:b w:val="false"/>
                 <w:u w:val="none"/>
-                <w:sz w:val="21"/>
-                <w:szCs w:val="21"/>
-                <w:color w:val="000000"/>
-              </w:rPr>
-              <w:br/>
-            </w:r>
-            <w:r>
-              <w:rPr>
-                <w:rFonts w:ascii="Arial" w:hAnsi="Arial" w:eastAsia="Arial" w:cs="Arial"/>
-                <w:i w:val="false"/>
-                <w:b w:val="false"/>
-                <w:u w:val="none"/>
-                <w:sz w:val="21"/>
-                <w:szCs w:val="21"/>
-                <w:color w:val="000000"/>
-              </w:rPr>
-              <w:br/>
-            </w:r>
-            <w:r>
-              <w:rPr>
-                <w:rFonts w:ascii="Arial" w:hAnsi="Arial" w:eastAsia="Arial" w:cs="Arial"/>
-                <w:i w:val="false"/>
-                <w:b w:val="false"/>
-                <w:u w:val="none"/>
-                <w:sz w:val="21"/>
-                <w:szCs w:val="21"/>
-                <w:color w:val="000000"/>
-              </w:rPr>
-              <w:br/>
-            </w:r>
-            <w:r>
-              <w:rPr>
-                <w:rFonts w:ascii="Arial" w:hAnsi="Arial" w:eastAsia="Arial" w:cs="Arial"/>
-                <w:i w:val="false"/>
-                <w:b w:val="false"/>
-                <w:u w:val="none"/>
+                <w:strike w:val="false"/>
+                <w:sz w:val="21"/>
+                <w:szCs w:val="21"/>
+                <w:color w:val="000000"/>
+              </w:rPr>
+              <w:br/>
+            </w:r>
+            <w:r>
+              <w:rPr>
+                <w:rFonts w:ascii="Arial" w:hAnsi="Arial" w:eastAsia="Arial" w:cs="Arial"/>
+                <w:i w:val="false"/>
+                <w:b w:val="false"/>
+                <w:u w:val="none"/>
+                <w:strike w:val="false"/>
+                <w:sz w:val="21"/>
+                <w:szCs w:val="21"/>
+                <w:color w:val="000000"/>
+              </w:rPr>
+              <w:br/>
+            </w:r>
+            <w:r>
+              <w:rPr>
+                <w:rFonts w:ascii="Arial" w:hAnsi="Arial" w:eastAsia="Arial" w:cs="Arial"/>
+                <w:i w:val="false"/>
+                <w:b w:val="false"/>
+                <w:u w:val="none"/>
+                <w:strike w:val="false"/>
+                <w:sz w:val="21"/>
+                <w:szCs w:val="21"/>
+                <w:color w:val="000000"/>
+              </w:rPr>
+              <w:br/>
+            </w:r>
+            <w:r>
+              <w:rPr>
+                <w:rFonts w:ascii="Arial" w:hAnsi="Arial" w:eastAsia="Arial" w:cs="Arial"/>
+                <w:i w:val="false"/>
+                <w:b w:val="false"/>
+                <w:u w:val="none"/>
+                <w:strike w:val="false"/>
+                <w:sz w:val="21"/>
+                <w:szCs w:val="21"/>
+                <w:color w:val="000000"/>
+              </w:rPr>
+              <w:t xml:space="preserve">4. Which trap from this week could hit it? (headline vs preferred estimate, horizon, truncated axis, missing threshold)</w:t>
+            </w:r>
+            <w:r>
+              <w:rPr>
+                <w:rFonts w:ascii="Arial" w:hAnsi="Arial" w:eastAsia="Arial" w:cs="Arial"/>
+                <w:i w:val="false"/>
+                <w:b w:val="false"/>
+                <w:u w:val="none"/>
+                <w:strike w:val="false"/>
+                <w:sz w:val="21"/>
+                <w:szCs w:val="21"/>
+                <w:color w:val="000000"/>
+              </w:rPr>
+              <w:br/>
+            </w:r>
+            <w:r>
+              <w:rPr>
+                <w:rFonts w:ascii="Arial" w:hAnsi="Arial" w:eastAsia="Arial" w:cs="Arial"/>
+                <w:i w:val="false"/>
+                <w:b w:val="false"/>
+                <w:u w:val="none"/>
+                <w:strike w:val="false"/>
+                <w:sz w:val="21"/>
+                <w:szCs w:val="21"/>
+                <w:color w:val="000000"/>
+              </w:rPr>
+              <w:br/>
+            </w:r>
+            <w:r>
+              <w:rPr>
+                <w:rFonts w:ascii="Arial" w:hAnsi="Arial" w:eastAsia="Arial" w:cs="Arial"/>
+                <w:i w:val="false"/>
+                <w:b w:val="false"/>
+                <w:u w:val="none"/>
+                <w:strike w:val="false"/>
+                <w:sz w:val="21"/>
+                <w:szCs w:val="21"/>
+                <w:color w:val="000000"/>
+              </w:rPr>
+              <w:br/>
+            </w:r>
+            <w:r>
+              <w:rPr>
+                <w:rFonts w:ascii="Arial" w:hAnsi="Arial" w:eastAsia="Arial" w:cs="Arial"/>
+                <w:i w:val="false"/>
+                <w:b w:val="false"/>
+                <w:u w:val="none"/>
+                <w:strike w:val="false"/>
                 <w:sz w:val="21"/>
                 <w:szCs w:val="21"/>
                 <w:color w:val="000000"/>
@@ -3618,7 +4969,6 @@
           </w:tcPr>
           <w:p>
             <w:pPr>
-              <w:pStyle w:val="Normal"/>
               <w:jc w:val="left"/>
               <w:pBdr>
                 <w:bottom w:val="none" w:sz="0" w:space="0" w:color="000000"/>
@@ -3628,6 +4978,16 @@
               </w:pBdr>
               <w:spacing w:after="200" w:before="200" w:line="240"/>
               <w:ind w:left="200" w:right="200" w:firstLine="0" w:firstLineChars="0"/>
+              <w:rPr>
+                <w:rFonts w:ascii="Arial" w:hAnsi="Arial" w:eastAsia="Arial" w:cs="Arial"/>
+                <w:i w:val="false"/>
+                <w:b w:val="false"/>
+                <w:u w:val="none"/>
+                <w:strike w:val="false"/>
+                <w:sz w:val="21"/>
+                <w:szCs w:val="21"/>
+                <w:color w:val="000000"/>
+              </w:rPr>
             </w:pPr>
             <w:r>
               <w:rPr>
@@ -3635,6 +4995,7 @@
                 <w:i w:val="false"/>
                 <w:b w:val="true"/>
                 <w:u w:val="none"/>
+                <w:strike w:val="false"/>
                 <w:sz w:val="22"/>
                 <w:szCs w:val="22"/>
                 <w:color w:val="063360"/>
@@ -3647,18 +5008,20 @@
                 <w:i w:val="false"/>
                 <w:b w:val="false"/>
                 <w:u w:val="none"/>
-                <w:sz w:val="21"/>
-                <w:szCs w:val="21"/>
-                <w:color w:val="000000"/>
-              </w:rPr>
-              <w:br/>
-            </w:r>
-            <w:r>
-              <w:rPr>
-                <w:rFonts w:ascii="Arial" w:hAnsi="Arial" w:eastAsia="Arial" w:cs="Arial"/>
-                <w:i w:val="false"/>
-                <w:b w:val="false"/>
-                <w:u w:val="none"/>
+                <w:strike w:val="false"/>
+                <w:sz w:val="21"/>
+                <w:szCs w:val="21"/>
+                <w:color w:val="000000"/>
+              </w:rPr>
+              <w:br/>
+            </w:r>
+            <w:r>
+              <w:rPr>
+                <w:rFonts w:ascii="Arial" w:hAnsi="Arial" w:eastAsia="Arial" w:cs="Arial"/>
+                <w:i w:val="false"/>
+                <w:b w:val="false"/>
+                <w:u w:val="none"/>
+                <w:strike w:val="false"/>
                 <w:sz w:val="21"/>
                 <w:szCs w:val="21"/>
                 <w:color w:val="000000"/>
@@ -3671,42 +5034,46 @@
                 <w:i w:val="false"/>
                 <w:b w:val="false"/>
                 <w:u w:val="none"/>
-                <w:sz w:val="21"/>
-                <w:szCs w:val="21"/>
-                <w:color w:val="000000"/>
-              </w:rPr>
-              <w:br/>
-            </w:r>
-            <w:r>
-              <w:rPr>
-                <w:rFonts w:ascii="Arial" w:hAnsi="Arial" w:eastAsia="Arial" w:cs="Arial"/>
-                <w:i w:val="false"/>
-                <w:b w:val="false"/>
-                <w:u w:val="none"/>
-                <w:sz w:val="21"/>
-                <w:szCs w:val="21"/>
-                <w:color w:val="000000"/>
-              </w:rPr>
-              <w:br/>
-            </w:r>
-            <w:r>
-              <w:rPr>
-                <w:rFonts w:ascii="Arial" w:hAnsi="Arial" w:eastAsia="Arial" w:cs="Arial"/>
-                <w:i w:val="false"/>
-                <w:b w:val="false"/>
-                <w:u w:val="none"/>
-                <w:sz w:val="21"/>
-                <w:szCs w:val="21"/>
-                <w:color w:val="000000"/>
-              </w:rPr>
-              <w:br/>
-            </w:r>
-            <w:r>
-              <w:rPr>
-                <w:rFonts w:ascii="Arial" w:hAnsi="Arial" w:eastAsia="Arial" w:cs="Arial"/>
-                <w:i w:val="false"/>
-                <w:b w:val="false"/>
-                <w:u w:val="none"/>
+                <w:strike w:val="false"/>
+                <w:sz w:val="21"/>
+                <w:szCs w:val="21"/>
+                <w:color w:val="000000"/>
+              </w:rPr>
+              <w:br/>
+            </w:r>
+            <w:r>
+              <w:rPr>
+                <w:rFonts w:ascii="Arial" w:hAnsi="Arial" w:eastAsia="Arial" w:cs="Arial"/>
+                <w:i w:val="false"/>
+                <w:b w:val="false"/>
+                <w:u w:val="none"/>
+                <w:strike w:val="false"/>
+                <w:sz w:val="21"/>
+                <w:szCs w:val="21"/>
+                <w:color w:val="000000"/>
+              </w:rPr>
+              <w:br/>
+            </w:r>
+            <w:r>
+              <w:rPr>
+                <w:rFonts w:ascii="Arial" w:hAnsi="Arial" w:eastAsia="Arial" w:cs="Arial"/>
+                <w:i w:val="false"/>
+                <w:b w:val="false"/>
+                <w:u w:val="none"/>
+                <w:strike w:val="false"/>
+                <w:sz w:val="21"/>
+                <w:szCs w:val="21"/>
+                <w:color w:val="000000"/>
+              </w:rPr>
+              <w:br/>
+            </w:r>
+            <w:r>
+              <w:rPr>
+                <w:rFonts w:ascii="Arial" w:hAnsi="Arial" w:eastAsia="Arial" w:cs="Arial"/>
+                <w:i w:val="false"/>
+                <w:b w:val="false"/>
+                <w:u w:val="none"/>
+                <w:strike w:val="false"/>
                 <w:sz w:val="21"/>
                 <w:szCs w:val="21"/>
                 <w:color w:val="000000"/>
@@ -3719,42 +5086,46 @@
                 <w:i w:val="false"/>
                 <w:b w:val="false"/>
                 <w:u w:val="none"/>
-                <w:sz w:val="21"/>
-                <w:szCs w:val="21"/>
-                <w:color w:val="000000"/>
-              </w:rPr>
-              <w:br/>
-            </w:r>
-            <w:r>
-              <w:rPr>
-                <w:rFonts w:ascii="Arial" w:hAnsi="Arial" w:eastAsia="Arial" w:cs="Arial"/>
-                <w:i w:val="false"/>
-                <w:b w:val="false"/>
-                <w:u w:val="none"/>
-                <w:sz w:val="21"/>
-                <w:szCs w:val="21"/>
-                <w:color w:val="000000"/>
-              </w:rPr>
-              <w:br/>
-            </w:r>
-            <w:r>
-              <w:rPr>
-                <w:rFonts w:ascii="Arial" w:hAnsi="Arial" w:eastAsia="Arial" w:cs="Arial"/>
-                <w:i w:val="false"/>
-                <w:b w:val="false"/>
-                <w:u w:val="none"/>
-                <w:sz w:val="21"/>
-                <w:szCs w:val="21"/>
-                <w:color w:val="000000"/>
-              </w:rPr>
-              <w:br/>
-            </w:r>
-            <w:r>
-              <w:rPr>
-                <w:rFonts w:ascii="Arial" w:hAnsi="Arial" w:eastAsia="Arial" w:cs="Arial"/>
-                <w:i w:val="false"/>
-                <w:b w:val="false"/>
-                <w:u w:val="none"/>
+                <w:strike w:val="false"/>
+                <w:sz w:val="21"/>
+                <w:szCs w:val="21"/>
+                <w:color w:val="000000"/>
+              </w:rPr>
+              <w:br/>
+            </w:r>
+            <w:r>
+              <w:rPr>
+                <w:rFonts w:ascii="Arial" w:hAnsi="Arial" w:eastAsia="Arial" w:cs="Arial"/>
+                <w:i w:val="false"/>
+                <w:b w:val="false"/>
+                <w:u w:val="none"/>
+                <w:strike w:val="false"/>
+                <w:sz w:val="21"/>
+                <w:szCs w:val="21"/>
+                <w:color w:val="000000"/>
+              </w:rPr>
+              <w:br/>
+            </w:r>
+            <w:r>
+              <w:rPr>
+                <w:rFonts w:ascii="Arial" w:hAnsi="Arial" w:eastAsia="Arial" w:cs="Arial"/>
+                <w:i w:val="false"/>
+                <w:b w:val="false"/>
+                <w:u w:val="none"/>
+                <w:strike w:val="false"/>
+                <w:sz w:val="21"/>
+                <w:szCs w:val="21"/>
+                <w:color w:val="000000"/>
+              </w:rPr>
+              <w:br/>
+            </w:r>
+            <w:r>
+              <w:rPr>
+                <w:rFonts w:ascii="Arial" w:hAnsi="Arial" w:eastAsia="Arial" w:cs="Arial"/>
+                <w:i w:val="false"/>
+                <w:b w:val="false"/>
+                <w:u w:val="none"/>
+                <w:strike w:val="false"/>
                 <w:sz w:val="21"/>
                 <w:szCs w:val="21"/>
                 <w:color w:val="000000"/>
@@ -3767,42 +5138,98 @@
                 <w:i w:val="false"/>
                 <w:b w:val="false"/>
                 <w:u w:val="none"/>
-                <w:sz w:val="21"/>
-                <w:szCs w:val="21"/>
-                <w:color w:val="000000"/>
-              </w:rPr>
-              <w:br/>
-            </w:r>
-            <w:r>
-              <w:rPr>
-                <w:rFonts w:ascii="Arial" w:hAnsi="Arial" w:eastAsia="Arial" w:cs="Arial"/>
-                <w:i w:val="false"/>
-                <w:b w:val="false"/>
-                <w:u w:val="none"/>
-                <w:sz w:val="21"/>
-                <w:szCs w:val="21"/>
-                <w:color w:val="000000"/>
-              </w:rPr>
-              <w:br/>
-            </w:r>
-            <w:r>
-              <w:rPr>
-                <w:rFonts w:ascii="Arial" w:hAnsi="Arial" w:eastAsia="Arial" w:cs="Arial"/>
-                <w:i w:val="false"/>
-                <w:b w:val="false"/>
-                <w:u w:val="none"/>
-                <w:sz w:val="21"/>
-                <w:szCs w:val="21"/>
-                <w:color w:val="000000"/>
-              </w:rPr>
-              <w:br/>
-            </w:r>
-            <w:r>
-              <w:rPr>
-                <w:rFonts w:ascii="Arial" w:hAnsi="Arial" w:eastAsia="Arial" w:cs="Arial"/>
-                <w:i w:val="false"/>
-                <w:b w:val="false"/>
-                <w:u w:val="none"/>
+                <w:strike w:val="false"/>
+                <w:sz w:val="21"/>
+                <w:szCs w:val="21"/>
+                <w:color w:val="000000"/>
+              </w:rPr>
+              <w:br/>
+            </w:r>
+            <w:r>
+              <w:rPr>
+                <w:rFonts w:ascii="Arial" w:hAnsi="Arial" w:eastAsia="Arial" w:cs="Arial"/>
+                <w:i w:val="false"/>
+                <w:b w:val="false"/>
+                <w:u w:val="none"/>
+                <w:strike w:val="false"/>
+                <w:sz w:val="21"/>
+                <w:szCs w:val="21"/>
+                <w:color w:val="000000"/>
+              </w:rPr>
+              <w:br/>
+            </w:r>
+            <w:r>
+              <w:rPr>
+                <w:rFonts w:ascii="Arial" w:hAnsi="Arial" w:eastAsia="Arial" w:cs="Arial"/>
+                <w:i w:val="false"/>
+                <w:b w:val="false"/>
+                <w:u w:val="none"/>
+                <w:strike w:val="false"/>
+                <w:sz w:val="21"/>
+                <w:szCs w:val="21"/>
+                <w:color w:val="000000"/>
+              </w:rPr>
+              <w:br/>
+            </w:r>
+            <w:r>
+              <w:rPr>
+                <w:rFonts w:ascii="Arial" w:hAnsi="Arial" w:eastAsia="Arial" w:cs="Arial"/>
+                <w:i w:val="false"/>
+                <w:b w:val="false"/>
+                <w:u w:val="none"/>
+                <w:strike w:val="false"/>
+                <w:sz w:val="21"/>
+                <w:szCs w:val="21"/>
+                <w:color w:val="000000"/>
+              </w:rPr>
+              <w:t xml:space="preserve">4. Which trap from this week could hit it? (headline vs preferred estimate, horizon, truncated axis, missing threshold)</w:t>
+            </w:r>
+            <w:r>
+              <w:rPr>
+                <w:rFonts w:ascii="Arial" w:hAnsi="Arial" w:eastAsia="Arial" w:cs="Arial"/>
+                <w:i w:val="false"/>
+                <w:b w:val="false"/>
+                <w:u w:val="none"/>
+                <w:strike w:val="false"/>
+                <w:sz w:val="21"/>
+                <w:szCs w:val="21"/>
+                <w:color w:val="000000"/>
+              </w:rPr>
+              <w:br/>
+            </w:r>
+            <w:r>
+              <w:rPr>
+                <w:rFonts w:ascii="Arial" w:hAnsi="Arial" w:eastAsia="Arial" w:cs="Arial"/>
+                <w:i w:val="false"/>
+                <w:b w:val="false"/>
+                <w:u w:val="none"/>
+                <w:strike w:val="false"/>
+                <w:sz w:val="21"/>
+                <w:szCs w:val="21"/>
+                <w:color w:val="000000"/>
+              </w:rPr>
+              <w:br/>
+            </w:r>
+            <w:r>
+              <w:rPr>
+                <w:rFonts w:ascii="Arial" w:hAnsi="Arial" w:eastAsia="Arial" w:cs="Arial"/>
+                <w:i w:val="false"/>
+                <w:b w:val="false"/>
+                <w:u w:val="none"/>
+                <w:strike w:val="false"/>
+                <w:sz w:val="21"/>
+                <w:szCs w:val="21"/>
+                <w:color w:val="000000"/>
+              </w:rPr>
+              <w:br/>
+            </w:r>
+            <w:r>
+              <w:rPr>
+                <w:rFonts w:ascii="Arial" w:hAnsi="Arial" w:eastAsia="Arial" w:cs="Arial"/>
+                <w:i w:val="false"/>
+                <w:b w:val="false"/>
+                <w:u w:val="none"/>
+                <w:strike w:val="false"/>
                 <w:sz w:val="21"/>
                 <w:szCs w:val="21"/>
                 <w:color w:val="000000"/>
@@ -3830,7 +5257,6 @@
           </w:tcPr>
           <w:p>
             <w:pPr>
-              <w:pStyle w:val="Normal"/>
               <w:jc w:val="left"/>
               <w:pBdr>
                 <w:bottom w:val="none" w:sz="0" w:space="0" w:color="000000"/>
@@ -3840,6 +5266,16 @@
               </w:pBdr>
               <w:spacing w:after="200" w:before="200" w:line="240"/>
               <w:ind w:left="200" w:right="200" w:firstLine="0" w:firstLineChars="0"/>
+              <w:rPr>
+                <w:rFonts w:ascii="Arial" w:hAnsi="Arial" w:eastAsia="Arial" w:cs="Arial"/>
+                <w:i w:val="false"/>
+                <w:b w:val="false"/>
+                <w:u w:val="none"/>
+                <w:strike w:val="false"/>
+                <w:sz w:val="21"/>
+                <w:szCs w:val="21"/>
+                <w:color w:val="000000"/>
+              </w:rPr>
             </w:pPr>
             <w:r>
               <w:rPr>
@@ -3847,6 +5283,7 @@
                 <w:i w:val="false"/>
                 <w:b w:val="true"/>
                 <w:u w:val="none"/>
+                <w:strike w:val="false"/>
                 <w:sz w:val="22"/>
                 <w:szCs w:val="22"/>
                 <w:color w:val="063360"/>
@@ -3859,18 +5296,20 @@
                 <w:i w:val="false"/>
                 <w:b w:val="false"/>
                 <w:u w:val="none"/>
-                <w:sz w:val="21"/>
-                <w:szCs w:val="21"/>
-                <w:color w:val="000000"/>
-              </w:rPr>
-              <w:br/>
-            </w:r>
-            <w:r>
-              <w:rPr>
-                <w:rFonts w:ascii="Arial" w:hAnsi="Arial" w:eastAsia="Arial" w:cs="Arial"/>
-                <w:i w:val="false"/>
-                <w:b w:val="false"/>
-                <w:u w:val="none"/>
+                <w:strike w:val="false"/>
+                <w:sz w:val="21"/>
+                <w:szCs w:val="21"/>
+                <w:color w:val="000000"/>
+              </w:rPr>
+              <w:br/>
+            </w:r>
+            <w:r>
+              <w:rPr>
+                <w:rFonts w:ascii="Arial" w:hAnsi="Arial" w:eastAsia="Arial" w:cs="Arial"/>
+                <w:i w:val="false"/>
+                <w:b w:val="false"/>
+                <w:u w:val="none"/>
+                <w:strike w:val="false"/>
                 <w:sz w:val="21"/>
                 <w:szCs w:val="21"/>
                 <w:color w:val="000000"/>
@@ -3883,42 +5322,46 @@
                 <w:i w:val="false"/>
                 <w:b w:val="false"/>
                 <w:u w:val="none"/>
-                <w:sz w:val="21"/>
-                <w:szCs w:val="21"/>
-                <w:color w:val="000000"/>
-              </w:rPr>
-              <w:br/>
-            </w:r>
-            <w:r>
-              <w:rPr>
-                <w:rFonts w:ascii="Arial" w:hAnsi="Arial" w:eastAsia="Arial" w:cs="Arial"/>
-                <w:i w:val="false"/>
-                <w:b w:val="false"/>
-                <w:u w:val="none"/>
-                <w:sz w:val="21"/>
-                <w:szCs w:val="21"/>
-                <w:color w:val="000000"/>
-              </w:rPr>
-              <w:br/>
-            </w:r>
-            <w:r>
-              <w:rPr>
-                <w:rFonts w:ascii="Arial" w:hAnsi="Arial" w:eastAsia="Arial" w:cs="Arial"/>
-                <w:i w:val="false"/>
-                <w:b w:val="false"/>
-                <w:u w:val="none"/>
-                <w:sz w:val="21"/>
-                <w:szCs w:val="21"/>
-                <w:color w:val="000000"/>
-              </w:rPr>
-              <w:br/>
-            </w:r>
-            <w:r>
-              <w:rPr>
-                <w:rFonts w:ascii="Arial" w:hAnsi="Arial" w:eastAsia="Arial" w:cs="Arial"/>
-                <w:i w:val="false"/>
-                <w:b w:val="false"/>
-                <w:u w:val="none"/>
+                <w:strike w:val="false"/>
+                <w:sz w:val="21"/>
+                <w:szCs w:val="21"/>
+                <w:color w:val="000000"/>
+              </w:rPr>
+              <w:br/>
+            </w:r>
+            <w:r>
+              <w:rPr>
+                <w:rFonts w:ascii="Arial" w:hAnsi="Arial" w:eastAsia="Arial" w:cs="Arial"/>
+                <w:i w:val="false"/>
+                <w:b w:val="false"/>
+                <w:u w:val="none"/>
+                <w:strike w:val="false"/>
+                <w:sz w:val="21"/>
+                <w:szCs w:val="21"/>
+                <w:color w:val="000000"/>
+              </w:rPr>
+              <w:br/>
+            </w:r>
+            <w:r>
+              <w:rPr>
+                <w:rFonts w:ascii="Arial" w:hAnsi="Arial" w:eastAsia="Arial" w:cs="Arial"/>
+                <w:i w:val="false"/>
+                <w:b w:val="false"/>
+                <w:u w:val="none"/>
+                <w:strike w:val="false"/>
+                <w:sz w:val="21"/>
+                <w:szCs w:val="21"/>
+                <w:color w:val="000000"/>
+              </w:rPr>
+              <w:br/>
+            </w:r>
+            <w:r>
+              <w:rPr>
+                <w:rFonts w:ascii="Arial" w:hAnsi="Arial" w:eastAsia="Arial" w:cs="Arial"/>
+                <w:i w:val="false"/>
+                <w:b w:val="false"/>
+                <w:u w:val="none"/>
+                <w:strike w:val="false"/>
                 <w:sz w:val="21"/>
                 <w:szCs w:val="21"/>
                 <w:color w:val="000000"/>
@@ -3931,42 +5374,46 @@
                 <w:i w:val="false"/>
                 <w:b w:val="false"/>
                 <w:u w:val="none"/>
-                <w:sz w:val="21"/>
-                <w:szCs w:val="21"/>
-                <w:color w:val="000000"/>
-              </w:rPr>
-              <w:br/>
-            </w:r>
-            <w:r>
-              <w:rPr>
-                <w:rFonts w:ascii="Arial" w:hAnsi="Arial" w:eastAsia="Arial" w:cs="Arial"/>
-                <w:i w:val="false"/>
-                <w:b w:val="false"/>
-                <w:u w:val="none"/>
-                <w:sz w:val="21"/>
-                <w:szCs w:val="21"/>
-                <w:color w:val="000000"/>
-              </w:rPr>
-              <w:br/>
-            </w:r>
-            <w:r>
-              <w:rPr>
-                <w:rFonts w:ascii="Arial" w:hAnsi="Arial" w:eastAsia="Arial" w:cs="Arial"/>
-                <w:i w:val="false"/>
-                <w:b w:val="false"/>
-                <w:u w:val="none"/>
-                <w:sz w:val="21"/>
-                <w:szCs w:val="21"/>
-                <w:color w:val="000000"/>
-              </w:rPr>
-              <w:br/>
-            </w:r>
-            <w:r>
-              <w:rPr>
-                <w:rFonts w:ascii="Arial" w:hAnsi="Arial" w:eastAsia="Arial" w:cs="Arial"/>
-                <w:i w:val="false"/>
-                <w:b w:val="false"/>
-                <w:u w:val="none"/>
+                <w:strike w:val="false"/>
+                <w:sz w:val="21"/>
+                <w:szCs w:val="21"/>
+                <w:color w:val="000000"/>
+              </w:rPr>
+              <w:br/>
+            </w:r>
+            <w:r>
+              <w:rPr>
+                <w:rFonts w:ascii="Arial" w:hAnsi="Arial" w:eastAsia="Arial" w:cs="Arial"/>
+                <w:i w:val="false"/>
+                <w:b w:val="false"/>
+                <w:u w:val="none"/>
+                <w:strike w:val="false"/>
+                <w:sz w:val="21"/>
+                <w:szCs w:val="21"/>
+                <w:color w:val="000000"/>
+              </w:rPr>
+              <w:br/>
+            </w:r>
+            <w:r>
+              <w:rPr>
+                <w:rFonts w:ascii="Arial" w:hAnsi="Arial" w:eastAsia="Arial" w:cs="Arial"/>
+                <w:i w:val="false"/>
+                <w:b w:val="false"/>
+                <w:u w:val="none"/>
+                <w:strike w:val="false"/>
+                <w:sz w:val="21"/>
+                <w:szCs w:val="21"/>
+                <w:color w:val="000000"/>
+              </w:rPr>
+              <w:br/>
+            </w:r>
+            <w:r>
+              <w:rPr>
+                <w:rFonts w:ascii="Arial" w:hAnsi="Arial" w:eastAsia="Arial" w:cs="Arial"/>
+                <w:i w:val="false"/>
+                <w:b w:val="false"/>
+                <w:u w:val="none"/>
+                <w:strike w:val="false"/>
                 <w:sz w:val="21"/>
                 <w:szCs w:val="21"/>
                 <w:color w:val="000000"/>
@@ -3979,42 +5426,98 @@
                 <w:i w:val="false"/>
                 <w:b w:val="false"/>
                 <w:u w:val="none"/>
-                <w:sz w:val="21"/>
-                <w:szCs w:val="21"/>
-                <w:color w:val="000000"/>
-              </w:rPr>
-              <w:br/>
-            </w:r>
-            <w:r>
-              <w:rPr>
-                <w:rFonts w:ascii="Arial" w:hAnsi="Arial" w:eastAsia="Arial" w:cs="Arial"/>
-                <w:i w:val="false"/>
-                <w:b w:val="false"/>
-                <w:u w:val="none"/>
-                <w:sz w:val="21"/>
-                <w:szCs w:val="21"/>
-                <w:color w:val="000000"/>
-              </w:rPr>
-              <w:br/>
-            </w:r>
-            <w:r>
-              <w:rPr>
-                <w:rFonts w:ascii="Arial" w:hAnsi="Arial" w:eastAsia="Arial" w:cs="Arial"/>
-                <w:i w:val="false"/>
-                <w:b w:val="false"/>
-                <w:u w:val="none"/>
-                <w:sz w:val="21"/>
-                <w:szCs w:val="21"/>
-                <w:color w:val="000000"/>
-              </w:rPr>
-              <w:br/>
-            </w:r>
-            <w:r>
-              <w:rPr>
-                <w:rFonts w:ascii="Arial" w:hAnsi="Arial" w:eastAsia="Arial" w:cs="Arial"/>
-                <w:i w:val="false"/>
-                <w:b w:val="false"/>
-                <w:u w:val="none"/>
+                <w:strike w:val="false"/>
+                <w:sz w:val="21"/>
+                <w:szCs w:val="21"/>
+                <w:color w:val="000000"/>
+              </w:rPr>
+              <w:br/>
+            </w:r>
+            <w:r>
+              <w:rPr>
+                <w:rFonts w:ascii="Arial" w:hAnsi="Arial" w:eastAsia="Arial" w:cs="Arial"/>
+                <w:i w:val="false"/>
+                <w:b w:val="false"/>
+                <w:u w:val="none"/>
+                <w:strike w:val="false"/>
+                <w:sz w:val="21"/>
+                <w:szCs w:val="21"/>
+                <w:color w:val="000000"/>
+              </w:rPr>
+              <w:br/>
+            </w:r>
+            <w:r>
+              <w:rPr>
+                <w:rFonts w:ascii="Arial" w:hAnsi="Arial" w:eastAsia="Arial" w:cs="Arial"/>
+                <w:i w:val="false"/>
+                <w:b w:val="false"/>
+                <w:u w:val="none"/>
+                <w:strike w:val="false"/>
+                <w:sz w:val="21"/>
+                <w:szCs w:val="21"/>
+                <w:color w:val="000000"/>
+              </w:rPr>
+              <w:br/>
+            </w:r>
+            <w:r>
+              <w:rPr>
+                <w:rFonts w:ascii="Arial" w:hAnsi="Arial" w:eastAsia="Arial" w:cs="Arial"/>
+                <w:i w:val="false"/>
+                <w:b w:val="false"/>
+                <w:u w:val="none"/>
+                <w:strike w:val="false"/>
+                <w:sz w:val="21"/>
+                <w:szCs w:val="21"/>
+                <w:color w:val="000000"/>
+              </w:rPr>
+              <w:t xml:space="preserve">4. Which trap from this week could hit it? (headline vs preferred estimate, horizon, truncated axis, missing threshold)</w:t>
+            </w:r>
+            <w:r>
+              <w:rPr>
+                <w:rFonts w:ascii="Arial" w:hAnsi="Arial" w:eastAsia="Arial" w:cs="Arial"/>
+                <w:i w:val="false"/>
+                <w:b w:val="false"/>
+                <w:u w:val="none"/>
+                <w:strike w:val="false"/>
+                <w:sz w:val="21"/>
+                <w:szCs w:val="21"/>
+                <w:color w:val="000000"/>
+              </w:rPr>
+              <w:br/>
+            </w:r>
+            <w:r>
+              <w:rPr>
+                <w:rFonts w:ascii="Arial" w:hAnsi="Arial" w:eastAsia="Arial" w:cs="Arial"/>
+                <w:i w:val="false"/>
+                <w:b w:val="false"/>
+                <w:u w:val="none"/>
+                <w:strike w:val="false"/>
+                <w:sz w:val="21"/>
+                <w:szCs w:val="21"/>
+                <w:color w:val="000000"/>
+              </w:rPr>
+              <w:br/>
+            </w:r>
+            <w:r>
+              <w:rPr>
+                <w:rFonts w:ascii="Arial" w:hAnsi="Arial" w:eastAsia="Arial" w:cs="Arial"/>
+                <w:i w:val="false"/>
+                <w:b w:val="false"/>
+                <w:u w:val="none"/>
+                <w:strike w:val="false"/>
+                <w:sz w:val="21"/>
+                <w:szCs w:val="21"/>
+                <w:color w:val="000000"/>
+              </w:rPr>
+              <w:br/>
+            </w:r>
+            <w:r>
+              <w:rPr>
+                <w:rFonts w:ascii="Arial" w:hAnsi="Arial" w:eastAsia="Arial" w:cs="Arial"/>
+                <w:i w:val="false"/>
+                <w:b w:val="false"/>
+                <w:u w:val="none"/>
+                <w:strike w:val="false"/>
                 <w:sz w:val="21"/>
                 <w:szCs w:val="21"/>
                 <w:color w:val="000000"/>
@@ -4050,6 +5553,7 @@
           <w:i w:val="false"/>
           <w:b w:val="false"/>
           <w:u w:val="none"/>
+          <w:strike w:val="false"/>
           <w:sz w:val="18"/>
           <w:szCs w:val="18"/>
           <w:color w:val="545860"/>
@@ -4076,6 +5580,7 @@
           <w:i w:val="false"/>
           <w:b w:val="true"/>
           <w:u w:val="none"/>
+          <w:strike w:val="false"/>
           <w:sz w:val="36"/>
           <w:szCs w:val="36"/>
           <w:color w:val="063360"/>
@@ -4102,6 +5607,7 @@
           <w:i w:val="true"/>
           <w:b w:val="false"/>
           <w:u w:val="none"/>
+          <w:strike w:val="false"/>
           <w:sz w:val="18"/>
           <w:szCs w:val="18"/>
           <w:color w:val="215A9E"/>
@@ -4143,7 +5649,6 @@
           </w:tcPr>
           <w:p>
             <w:pPr>
-              <w:pStyle w:val="Normal"/>
               <w:jc w:val="left"/>
               <w:pBdr>
                 <w:bottom w:val="none" w:sz="0" w:space="0" w:color="000000"/>
@@ -4153,6 +5658,16 @@
               </w:pBdr>
               <w:spacing w:after="200" w:before="200" w:line="240"/>
               <w:ind w:left="200" w:right="200" w:firstLine="0" w:firstLineChars="0"/>
+              <w:rPr>
+                <w:rFonts w:ascii="Arial" w:hAnsi="Arial" w:eastAsia="Arial" w:cs="Arial"/>
+                <w:i w:val="false"/>
+                <w:b w:val="false"/>
+                <w:u w:val="none"/>
+                <w:strike w:val="false"/>
+                <w:sz w:val="21"/>
+                <w:szCs w:val="21"/>
+                <w:color w:val="000000"/>
+              </w:rPr>
             </w:pPr>
             <w:r>
               <w:rPr>
@@ -4160,6 +5675,7 @@
                 <w:i w:val="false"/>
                 <w:b w:val="true"/>
                 <w:u w:val="none"/>
+                <w:strike w:val="false"/>
                 <w:sz w:val="22"/>
                 <w:szCs w:val="22"/>
                 <w:color w:val="063360"/>
@@ -4172,18 +5688,20 @@
                 <w:i w:val="false"/>
                 <w:b w:val="false"/>
                 <w:u w:val="none"/>
-                <w:sz w:val="21"/>
-                <w:szCs w:val="21"/>
-                <w:color w:val="000000"/>
-              </w:rPr>
-              <w:br/>
-            </w:r>
-            <w:r>
-              <w:rPr>
-                <w:rFonts w:ascii="Arial" w:hAnsi="Arial" w:eastAsia="Arial" w:cs="Arial"/>
-                <w:i w:val="false"/>
-                <w:b w:val="false"/>
-                <w:u w:val="none"/>
+                <w:strike w:val="false"/>
+                <w:sz w:val="21"/>
+                <w:szCs w:val="21"/>
+                <w:color w:val="000000"/>
+              </w:rPr>
+              <w:br/>
+            </w:r>
+            <w:r>
+              <w:rPr>
+                <w:rFonts w:ascii="Arial" w:hAnsi="Arial" w:eastAsia="Arial" w:cs="Arial"/>
+                <w:i w:val="false"/>
+                <w:b w:val="false"/>
+                <w:u w:val="none"/>
+                <w:strike w:val="false"/>
                 <w:sz w:val="21"/>
                 <w:szCs w:val="21"/>
                 <w:color w:val="000000"/>
@@ -4196,30 +5714,33 @@
                 <w:i w:val="false"/>
                 <w:b w:val="false"/>
                 <w:u w:val="none"/>
-                <w:sz w:val="21"/>
-                <w:szCs w:val="21"/>
-                <w:color w:val="000000"/>
-              </w:rPr>
-              <w:br/>
-            </w:r>
-            <w:r>
-              <w:rPr>
-                <w:rFonts w:ascii="Arial" w:hAnsi="Arial" w:eastAsia="Arial" w:cs="Arial"/>
-                <w:i w:val="false"/>
-                <w:b w:val="false"/>
-                <w:u w:val="none"/>
-                <w:sz w:val="21"/>
-                <w:szCs w:val="21"/>
-                <w:color w:val="000000"/>
-              </w:rPr>
-              <w:br/>
-            </w:r>
-            <w:r>
-              <w:rPr>
-                <w:rFonts w:ascii="Arial" w:hAnsi="Arial" w:eastAsia="Arial" w:cs="Arial"/>
-                <w:i w:val="false"/>
-                <w:b w:val="false"/>
-                <w:u w:val="none"/>
+                <w:strike w:val="false"/>
+                <w:sz w:val="21"/>
+                <w:szCs w:val="21"/>
+                <w:color w:val="000000"/>
+              </w:rPr>
+              <w:br/>
+            </w:r>
+            <w:r>
+              <w:rPr>
+                <w:rFonts w:ascii="Arial" w:hAnsi="Arial" w:eastAsia="Arial" w:cs="Arial"/>
+                <w:i w:val="false"/>
+                <w:b w:val="false"/>
+                <w:u w:val="none"/>
+                <w:strike w:val="false"/>
+                <w:sz w:val="21"/>
+                <w:szCs w:val="21"/>
+                <w:color w:val="000000"/>
+              </w:rPr>
+              <w:br/>
+            </w:r>
+            <w:r>
+              <w:rPr>
+                <w:rFonts w:ascii="Arial" w:hAnsi="Arial" w:eastAsia="Arial" w:cs="Arial"/>
+                <w:i w:val="false"/>
+                <w:b w:val="false"/>
+                <w:u w:val="none"/>
+                <w:strike w:val="false"/>
                 <w:sz w:val="21"/>
                 <w:szCs w:val="21"/>
                 <w:color w:val="000000"/>
@@ -4232,18 +5753,20 @@
                 <w:i w:val="false"/>
                 <w:b w:val="false"/>
                 <w:u w:val="none"/>
-                <w:sz w:val="21"/>
-                <w:szCs w:val="21"/>
-                <w:color w:val="000000"/>
-              </w:rPr>
-              <w:br/>
-            </w:r>
-            <w:r>
-              <w:rPr>
-                <w:rFonts w:ascii="Arial" w:hAnsi="Arial" w:eastAsia="Arial" w:cs="Arial"/>
-                <w:i w:val="false"/>
-                <w:b w:val="false"/>
-                <w:u w:val="none"/>
+                <w:strike w:val="false"/>
+                <w:sz w:val="21"/>
+                <w:szCs w:val="21"/>
+                <w:color w:val="000000"/>
+              </w:rPr>
+              <w:br/>
+            </w:r>
+            <w:r>
+              <w:rPr>
+                <w:rFonts w:ascii="Arial" w:hAnsi="Arial" w:eastAsia="Arial" w:cs="Arial"/>
+                <w:i w:val="false"/>
+                <w:b w:val="false"/>
+                <w:u w:val="none"/>
+                <w:strike w:val="false"/>
                 <w:sz w:val="21"/>
                 <w:szCs w:val="21"/>
                 <w:color w:val="000000"/>
@@ -4256,18 +5779,20 @@
                 <w:i w:val="false"/>
                 <w:b w:val="false"/>
                 <w:u w:val="none"/>
-                <w:sz w:val="21"/>
-                <w:szCs w:val="21"/>
-                <w:color w:val="000000"/>
-              </w:rPr>
-              <w:br/>
-            </w:r>
-            <w:r>
-              <w:rPr>
-                <w:rFonts w:ascii="Arial" w:hAnsi="Arial" w:eastAsia="Arial" w:cs="Arial"/>
-                <w:i w:val="false"/>
-                <w:b w:val="false"/>
-                <w:u w:val="none"/>
+                <w:strike w:val="false"/>
+                <w:sz w:val="21"/>
+                <w:szCs w:val="21"/>
+                <w:color w:val="000000"/>
+              </w:rPr>
+              <w:br/>
+            </w:r>
+            <w:r>
+              <w:rPr>
+                <w:rFonts w:ascii="Arial" w:hAnsi="Arial" w:eastAsia="Arial" w:cs="Arial"/>
+                <w:i w:val="false"/>
+                <w:b w:val="false"/>
+                <w:u w:val="none"/>
+                <w:strike w:val="false"/>
                 <w:sz w:val="21"/>
                 <w:szCs w:val="21"/>
                 <w:color w:val="000000"/>
@@ -4295,7 +5820,6 @@
           </w:tcPr>
           <w:p>
             <w:pPr>
-              <w:pStyle w:val="Normal"/>
               <w:jc w:val="left"/>
               <w:pBdr>
                 <w:bottom w:val="none" w:sz="0" w:space="0" w:color="000000"/>
@@ -4305,6 +5829,16 @@
               </w:pBdr>
               <w:spacing w:after="200" w:before="200" w:line="240"/>
               <w:ind w:left="200" w:right="200" w:firstLine="0" w:firstLineChars="0"/>
+              <w:rPr>
+                <w:rFonts w:ascii="Arial" w:hAnsi="Arial" w:eastAsia="Arial" w:cs="Arial"/>
+                <w:i w:val="false"/>
+                <w:b w:val="false"/>
+                <w:u w:val="none"/>
+                <w:strike w:val="false"/>
+                <w:sz w:val="21"/>
+                <w:szCs w:val="21"/>
+                <w:color w:val="000000"/>
+              </w:rPr>
             </w:pPr>
             <w:r>
               <w:rPr>
@@ -4312,6 +5846,7 @@
                 <w:i w:val="false"/>
                 <w:b w:val="true"/>
                 <w:u w:val="none"/>
+                <w:strike w:val="false"/>
                 <w:sz w:val="22"/>
                 <w:szCs w:val="22"/>
                 <w:color w:val="063360"/>
@@ -4324,18 +5859,20 @@
                 <w:i w:val="false"/>
                 <w:b w:val="false"/>
                 <w:u w:val="none"/>
-                <w:sz w:val="21"/>
-                <w:szCs w:val="21"/>
-                <w:color w:val="000000"/>
-              </w:rPr>
-              <w:br/>
-            </w:r>
-            <w:r>
-              <w:rPr>
-                <w:rFonts w:ascii="Arial" w:hAnsi="Arial" w:eastAsia="Arial" w:cs="Arial"/>
-                <w:i w:val="false"/>
-                <w:b w:val="false"/>
-                <w:u w:val="none"/>
+                <w:strike w:val="false"/>
+                <w:sz w:val="21"/>
+                <w:szCs w:val="21"/>
+                <w:color w:val="000000"/>
+              </w:rPr>
+              <w:br/>
+            </w:r>
+            <w:r>
+              <w:rPr>
+                <w:rFonts w:ascii="Arial" w:hAnsi="Arial" w:eastAsia="Arial" w:cs="Arial"/>
+                <w:i w:val="false"/>
+                <w:b w:val="false"/>
+                <w:u w:val="none"/>
+                <w:strike w:val="false"/>
                 <w:sz w:val="21"/>
                 <w:szCs w:val="21"/>
                 <w:color w:val="000000"/>
@@ -4348,30 +5885,33 @@
                 <w:i w:val="false"/>
                 <w:b w:val="false"/>
                 <w:u w:val="none"/>
-                <w:sz w:val="21"/>
-                <w:szCs w:val="21"/>
-                <w:color w:val="000000"/>
-              </w:rPr>
-              <w:br/>
-            </w:r>
-            <w:r>
-              <w:rPr>
-                <w:rFonts w:ascii="Arial" w:hAnsi="Arial" w:eastAsia="Arial" w:cs="Arial"/>
-                <w:i w:val="false"/>
-                <w:b w:val="false"/>
-                <w:u w:val="none"/>
-                <w:sz w:val="21"/>
-                <w:szCs w:val="21"/>
-                <w:color w:val="000000"/>
-              </w:rPr>
-              <w:br/>
-            </w:r>
-            <w:r>
-              <w:rPr>
-                <w:rFonts w:ascii="Arial" w:hAnsi="Arial" w:eastAsia="Arial" w:cs="Arial"/>
-                <w:i w:val="false"/>
-                <w:b w:val="false"/>
-                <w:u w:val="none"/>
+                <w:strike w:val="false"/>
+                <w:sz w:val="21"/>
+                <w:szCs w:val="21"/>
+                <w:color w:val="000000"/>
+              </w:rPr>
+              <w:br/>
+            </w:r>
+            <w:r>
+              <w:rPr>
+                <w:rFonts w:ascii="Arial" w:hAnsi="Arial" w:eastAsia="Arial" w:cs="Arial"/>
+                <w:i w:val="false"/>
+                <w:b w:val="false"/>
+                <w:u w:val="none"/>
+                <w:strike w:val="false"/>
+                <w:sz w:val="21"/>
+                <w:szCs w:val="21"/>
+                <w:color w:val="000000"/>
+              </w:rPr>
+              <w:br/>
+            </w:r>
+            <w:r>
+              <w:rPr>
+                <w:rFonts w:ascii="Arial" w:hAnsi="Arial" w:eastAsia="Arial" w:cs="Arial"/>
+                <w:i w:val="false"/>
+                <w:b w:val="false"/>
+                <w:u w:val="none"/>
+                <w:strike w:val="false"/>
                 <w:sz w:val="21"/>
                 <w:szCs w:val="21"/>
                 <w:color w:val="000000"/>
@@ -4384,18 +5924,20 @@
                 <w:i w:val="false"/>
                 <w:b w:val="false"/>
                 <w:u w:val="none"/>
-                <w:sz w:val="21"/>
-                <w:szCs w:val="21"/>
-                <w:color w:val="000000"/>
-              </w:rPr>
-              <w:br/>
-            </w:r>
-            <w:r>
-              <w:rPr>
-                <w:rFonts w:ascii="Arial" w:hAnsi="Arial" w:eastAsia="Arial" w:cs="Arial"/>
-                <w:i w:val="false"/>
-                <w:b w:val="false"/>
-                <w:u w:val="none"/>
+                <w:strike w:val="false"/>
+                <w:sz w:val="21"/>
+                <w:szCs w:val="21"/>
+                <w:color w:val="000000"/>
+              </w:rPr>
+              <w:br/>
+            </w:r>
+            <w:r>
+              <w:rPr>
+                <w:rFonts w:ascii="Arial" w:hAnsi="Arial" w:eastAsia="Arial" w:cs="Arial"/>
+                <w:i w:val="false"/>
+                <w:b w:val="false"/>
+                <w:u w:val="none"/>
+                <w:strike w:val="false"/>
                 <w:sz w:val="21"/>
                 <w:szCs w:val="21"/>
                 <w:color w:val="000000"/>
@@ -4408,18 +5950,20 @@
                 <w:i w:val="false"/>
                 <w:b w:val="false"/>
                 <w:u w:val="none"/>
-                <w:sz w:val="21"/>
-                <w:szCs w:val="21"/>
-                <w:color w:val="000000"/>
-              </w:rPr>
-              <w:br/>
-            </w:r>
-            <w:r>
-              <w:rPr>
-                <w:rFonts w:ascii="Arial" w:hAnsi="Arial" w:eastAsia="Arial" w:cs="Arial"/>
-                <w:i w:val="false"/>
-                <w:b w:val="false"/>
-                <w:u w:val="none"/>
+                <w:strike w:val="false"/>
+                <w:sz w:val="21"/>
+                <w:szCs w:val="21"/>
+                <w:color w:val="000000"/>
+              </w:rPr>
+              <w:br/>
+            </w:r>
+            <w:r>
+              <w:rPr>
+                <w:rFonts w:ascii="Arial" w:hAnsi="Arial" w:eastAsia="Arial" w:cs="Arial"/>
+                <w:i w:val="false"/>
+                <w:b w:val="false"/>
+                <w:u w:val="none"/>
+                <w:strike w:val="false"/>
                 <w:sz w:val="21"/>
                 <w:szCs w:val="21"/>
                 <w:color w:val="000000"/>
@@ -4453,7 +5997,6 @@
           </w:tcPr>
           <w:p>
             <w:pPr>
-              <w:pStyle w:val="Normal"/>
               <w:jc w:val="left"/>
               <w:pBdr>
                 <w:bottom w:val="none" w:sz="0" w:space="0" w:color="000000"/>
@@ -4463,6 +6006,16 @@
               </w:pBdr>
               <w:spacing w:after="200" w:before="200" w:line="240"/>
               <w:ind w:left="200" w:right="200" w:firstLine="0" w:firstLineChars="0"/>
+              <w:rPr>
+                <w:rFonts w:ascii="Arial" w:hAnsi="Arial" w:eastAsia="Arial" w:cs="Arial"/>
+                <w:i w:val="false"/>
+                <w:b w:val="false"/>
+                <w:u w:val="none"/>
+                <w:strike w:val="false"/>
+                <w:sz w:val="21"/>
+                <w:szCs w:val="21"/>
+                <w:color w:val="000000"/>
+              </w:rPr>
             </w:pPr>
             <w:r>
               <w:rPr>
@@ -4470,6 +6023,7 @@
                 <w:i w:val="false"/>
                 <w:b w:val="true"/>
                 <w:u w:val="none"/>
+                <w:strike w:val="false"/>
                 <w:sz w:val="22"/>
                 <w:szCs w:val="22"/>
                 <w:color w:val="063360"/>
@@ -4482,18 +6036,20 @@
                 <w:i w:val="false"/>
                 <w:b w:val="false"/>
                 <w:u w:val="none"/>
-                <w:sz w:val="21"/>
-                <w:szCs w:val="21"/>
-                <w:color w:val="000000"/>
-              </w:rPr>
-              <w:br/>
-            </w:r>
-            <w:r>
-              <w:rPr>
-                <w:rFonts w:ascii="Arial" w:hAnsi="Arial" w:eastAsia="Arial" w:cs="Arial"/>
-                <w:i w:val="false"/>
-                <w:b w:val="false"/>
-                <w:u w:val="none"/>
+                <w:strike w:val="false"/>
+                <w:sz w:val="21"/>
+                <w:szCs w:val="21"/>
+                <w:color w:val="000000"/>
+              </w:rPr>
+              <w:br/>
+            </w:r>
+            <w:r>
+              <w:rPr>
+                <w:rFonts w:ascii="Arial" w:hAnsi="Arial" w:eastAsia="Arial" w:cs="Arial"/>
+                <w:i w:val="false"/>
+                <w:b w:val="false"/>
+                <w:u w:val="none"/>
+                <w:strike w:val="false"/>
                 <w:sz w:val="21"/>
                 <w:szCs w:val="21"/>
                 <w:color w:val="000000"/>
@@ -4506,30 +6062,33 @@
                 <w:i w:val="false"/>
                 <w:b w:val="false"/>
                 <w:u w:val="none"/>
-                <w:sz w:val="21"/>
-                <w:szCs w:val="21"/>
-                <w:color w:val="000000"/>
-              </w:rPr>
-              <w:br/>
-            </w:r>
-            <w:r>
-              <w:rPr>
-                <w:rFonts w:ascii="Arial" w:hAnsi="Arial" w:eastAsia="Arial" w:cs="Arial"/>
-                <w:i w:val="false"/>
-                <w:b w:val="false"/>
-                <w:u w:val="none"/>
-                <w:sz w:val="21"/>
-                <w:szCs w:val="21"/>
-                <w:color w:val="000000"/>
-              </w:rPr>
-              <w:br/>
-            </w:r>
-            <w:r>
-              <w:rPr>
-                <w:rFonts w:ascii="Arial" w:hAnsi="Arial" w:eastAsia="Arial" w:cs="Arial"/>
-                <w:i w:val="false"/>
-                <w:b w:val="false"/>
-                <w:u w:val="none"/>
+                <w:strike w:val="false"/>
+                <w:sz w:val="21"/>
+                <w:szCs w:val="21"/>
+                <w:color w:val="000000"/>
+              </w:rPr>
+              <w:br/>
+            </w:r>
+            <w:r>
+              <w:rPr>
+                <w:rFonts w:ascii="Arial" w:hAnsi="Arial" w:eastAsia="Arial" w:cs="Arial"/>
+                <w:i w:val="false"/>
+                <w:b w:val="false"/>
+                <w:u w:val="none"/>
+                <w:strike w:val="false"/>
+                <w:sz w:val="21"/>
+                <w:szCs w:val="21"/>
+                <w:color w:val="000000"/>
+              </w:rPr>
+              <w:br/>
+            </w:r>
+            <w:r>
+              <w:rPr>
+                <w:rFonts w:ascii="Arial" w:hAnsi="Arial" w:eastAsia="Arial" w:cs="Arial"/>
+                <w:i w:val="false"/>
+                <w:b w:val="false"/>
+                <w:u w:val="none"/>
+                <w:strike w:val="false"/>
                 <w:sz w:val="21"/>
                 <w:szCs w:val="21"/>
                 <w:color w:val="000000"/>
@@ -4542,18 +6101,20 @@
                 <w:i w:val="false"/>
                 <w:b w:val="false"/>
                 <w:u w:val="none"/>
-                <w:sz w:val="21"/>
-                <w:szCs w:val="21"/>
-                <w:color w:val="000000"/>
-              </w:rPr>
-              <w:br/>
-            </w:r>
-            <w:r>
-              <w:rPr>
-                <w:rFonts w:ascii="Arial" w:hAnsi="Arial" w:eastAsia="Arial" w:cs="Arial"/>
-                <w:i w:val="false"/>
-                <w:b w:val="false"/>
-                <w:u w:val="none"/>
+                <w:strike w:val="false"/>
+                <w:sz w:val="21"/>
+                <w:szCs w:val="21"/>
+                <w:color w:val="000000"/>
+              </w:rPr>
+              <w:br/>
+            </w:r>
+            <w:r>
+              <w:rPr>
+                <w:rFonts w:ascii="Arial" w:hAnsi="Arial" w:eastAsia="Arial" w:cs="Arial"/>
+                <w:i w:val="false"/>
+                <w:b w:val="false"/>
+                <w:u w:val="none"/>
+                <w:strike w:val="false"/>
                 <w:sz w:val="21"/>
                 <w:szCs w:val="21"/>
                 <w:color w:val="000000"/>
@@ -4566,18 +6127,20 @@
                 <w:i w:val="false"/>
                 <w:b w:val="false"/>
                 <w:u w:val="none"/>
-                <w:sz w:val="21"/>
-                <w:szCs w:val="21"/>
-                <w:color w:val="000000"/>
-              </w:rPr>
-              <w:br/>
-            </w:r>
-            <w:r>
-              <w:rPr>
-                <w:rFonts w:ascii="Arial" w:hAnsi="Arial" w:eastAsia="Arial" w:cs="Arial"/>
-                <w:i w:val="false"/>
-                <w:b w:val="false"/>
-                <w:u w:val="none"/>
+                <w:strike w:val="false"/>
+                <w:sz w:val="21"/>
+                <w:szCs w:val="21"/>
+                <w:color w:val="000000"/>
+              </w:rPr>
+              <w:br/>
+            </w:r>
+            <w:r>
+              <w:rPr>
+                <w:rFonts w:ascii="Arial" w:hAnsi="Arial" w:eastAsia="Arial" w:cs="Arial"/>
+                <w:i w:val="false"/>
+                <w:b w:val="false"/>
+                <w:u w:val="none"/>
+                <w:strike w:val="false"/>
                 <w:sz w:val="21"/>
                 <w:szCs w:val="21"/>
                 <w:color w:val="000000"/>
@@ -4605,7 +6168,6 @@
           </w:tcPr>
           <w:p>
             <w:pPr>
-              <w:pStyle w:val="Normal"/>
               <w:jc w:val="left"/>
               <w:pBdr>
                 <w:bottom w:val="none" w:sz="0" w:space="0" w:color="000000"/>
@@ -4615,6 +6177,16 @@
               </w:pBdr>
               <w:spacing w:after="200" w:before="200" w:line="240"/>
               <w:ind w:left="200" w:right="200" w:firstLine="0" w:firstLineChars="0"/>
+              <w:rPr>
+                <w:rFonts w:ascii="Arial" w:hAnsi="Arial" w:eastAsia="Arial" w:cs="Arial"/>
+                <w:i w:val="false"/>
+                <w:b w:val="false"/>
+                <w:u w:val="none"/>
+                <w:strike w:val="false"/>
+                <w:sz w:val="21"/>
+                <w:szCs w:val="21"/>
+                <w:color w:val="000000"/>
+              </w:rPr>
             </w:pPr>
             <w:r>
               <w:rPr>
@@ -4622,6 +6194,7 @@
                 <w:i w:val="false"/>
                 <w:b w:val="true"/>
                 <w:u w:val="none"/>
+                <w:strike w:val="false"/>
                 <w:sz w:val="22"/>
                 <w:szCs w:val="22"/>
                 <w:color w:val="063360"/>
@@ -4634,18 +6207,20 @@
                 <w:i w:val="false"/>
                 <w:b w:val="false"/>
                 <w:u w:val="none"/>
-                <w:sz w:val="21"/>
-                <w:szCs w:val="21"/>
-                <w:color w:val="000000"/>
-              </w:rPr>
-              <w:br/>
-            </w:r>
-            <w:r>
-              <w:rPr>
-                <w:rFonts w:ascii="Arial" w:hAnsi="Arial" w:eastAsia="Arial" w:cs="Arial"/>
-                <w:i w:val="false"/>
-                <w:b w:val="false"/>
-                <w:u w:val="none"/>
+                <w:strike w:val="false"/>
+                <w:sz w:val="21"/>
+                <w:szCs w:val="21"/>
+                <w:color w:val="000000"/>
+              </w:rPr>
+              <w:br/>
+            </w:r>
+            <w:r>
+              <w:rPr>
+                <w:rFonts w:ascii="Arial" w:hAnsi="Arial" w:eastAsia="Arial" w:cs="Arial"/>
+                <w:i w:val="false"/>
+                <w:b w:val="false"/>
+                <w:u w:val="none"/>
+                <w:strike w:val="false"/>
                 <w:sz w:val="21"/>
                 <w:szCs w:val="21"/>
                 <w:color w:val="000000"/>
@@ -4658,30 +6233,33 @@
                 <w:i w:val="false"/>
                 <w:b w:val="false"/>
                 <w:u w:val="none"/>
-                <w:sz w:val="21"/>
-                <w:szCs w:val="21"/>
-                <w:color w:val="000000"/>
-              </w:rPr>
-              <w:br/>
-            </w:r>
-            <w:r>
-              <w:rPr>
-                <w:rFonts w:ascii="Arial" w:hAnsi="Arial" w:eastAsia="Arial" w:cs="Arial"/>
-                <w:i w:val="false"/>
-                <w:b w:val="false"/>
-                <w:u w:val="none"/>
-                <w:sz w:val="21"/>
-                <w:szCs w:val="21"/>
-                <w:color w:val="000000"/>
-              </w:rPr>
-              <w:br/>
-            </w:r>
-            <w:r>
-              <w:rPr>
-                <w:rFonts w:ascii="Arial" w:hAnsi="Arial" w:eastAsia="Arial" w:cs="Arial"/>
-                <w:i w:val="false"/>
-                <w:b w:val="false"/>
-                <w:u w:val="none"/>
+                <w:strike w:val="false"/>
+                <w:sz w:val="21"/>
+                <w:szCs w:val="21"/>
+                <w:color w:val="000000"/>
+              </w:rPr>
+              <w:br/>
+            </w:r>
+            <w:r>
+              <w:rPr>
+                <w:rFonts w:ascii="Arial" w:hAnsi="Arial" w:eastAsia="Arial" w:cs="Arial"/>
+                <w:i w:val="false"/>
+                <w:b w:val="false"/>
+                <w:u w:val="none"/>
+                <w:strike w:val="false"/>
+                <w:sz w:val="21"/>
+                <w:szCs w:val="21"/>
+                <w:color w:val="000000"/>
+              </w:rPr>
+              <w:br/>
+            </w:r>
+            <w:r>
+              <w:rPr>
+                <w:rFonts w:ascii="Arial" w:hAnsi="Arial" w:eastAsia="Arial" w:cs="Arial"/>
+                <w:i w:val="false"/>
+                <w:b w:val="false"/>
+                <w:u w:val="none"/>
+                <w:strike w:val="false"/>
                 <w:sz w:val="21"/>
                 <w:szCs w:val="21"/>
                 <w:color w:val="000000"/>
@@ -4694,18 +6272,20 @@
                 <w:i w:val="false"/>
                 <w:b w:val="false"/>
                 <w:u w:val="none"/>
-                <w:sz w:val="21"/>
-                <w:szCs w:val="21"/>
-                <w:color w:val="000000"/>
-              </w:rPr>
-              <w:br/>
-            </w:r>
-            <w:r>
-              <w:rPr>
-                <w:rFonts w:ascii="Arial" w:hAnsi="Arial" w:eastAsia="Arial" w:cs="Arial"/>
-                <w:i w:val="false"/>
-                <w:b w:val="false"/>
-                <w:u w:val="none"/>
+                <w:strike w:val="false"/>
+                <w:sz w:val="21"/>
+                <w:szCs w:val="21"/>
+                <w:color w:val="000000"/>
+              </w:rPr>
+              <w:br/>
+            </w:r>
+            <w:r>
+              <w:rPr>
+                <w:rFonts w:ascii="Arial" w:hAnsi="Arial" w:eastAsia="Arial" w:cs="Arial"/>
+                <w:i w:val="false"/>
+                <w:b w:val="false"/>
+                <w:u w:val="none"/>
+                <w:strike w:val="false"/>
                 <w:sz w:val="21"/>
                 <w:szCs w:val="21"/>
                 <w:color w:val="000000"/>
@@ -4718,18 +6298,20 @@
                 <w:i w:val="false"/>
                 <w:b w:val="false"/>
                 <w:u w:val="none"/>
-                <w:sz w:val="21"/>
-                <w:szCs w:val="21"/>
-                <w:color w:val="000000"/>
-              </w:rPr>
-              <w:br/>
-            </w:r>
-            <w:r>
-              <w:rPr>
-                <w:rFonts w:ascii="Arial" w:hAnsi="Arial" w:eastAsia="Arial" w:cs="Arial"/>
-                <w:i w:val="false"/>
-                <w:b w:val="false"/>
-                <w:u w:val="none"/>
+                <w:strike w:val="false"/>
+                <w:sz w:val="21"/>
+                <w:szCs w:val="21"/>
+                <w:color w:val="000000"/>
+              </w:rPr>
+              <w:br/>
+            </w:r>
+            <w:r>
+              <w:rPr>
+                <w:rFonts w:ascii="Arial" w:hAnsi="Arial" w:eastAsia="Arial" w:cs="Arial"/>
+                <w:i w:val="false"/>
+                <w:b w:val="false"/>
+                <w:u w:val="none"/>
+                <w:strike w:val="false"/>
                 <w:sz w:val="21"/>
                 <w:szCs w:val="21"/>
                 <w:color w:val="000000"/>
@@ -4763,7 +6345,6 @@
           </w:tcPr>
           <w:p>
             <w:pPr>
-              <w:pStyle w:val="Normal"/>
               <w:jc w:val="left"/>
               <w:pBdr>
                 <w:bottom w:val="none" w:sz="0" w:space="0" w:color="000000"/>
@@ -4773,6 +6354,16 @@
               </w:pBdr>
               <w:spacing w:after="200" w:before="200" w:line="240"/>
               <w:ind w:left="200" w:right="200" w:firstLine="0" w:firstLineChars="0"/>
+              <w:rPr>
+                <w:rFonts w:ascii="Arial" w:hAnsi="Arial" w:eastAsia="Arial" w:cs="Arial"/>
+                <w:i w:val="false"/>
+                <w:b w:val="false"/>
+                <w:u w:val="none"/>
+                <w:strike w:val="false"/>
+                <w:sz w:val="21"/>
+                <w:szCs w:val="21"/>
+                <w:color w:val="000000"/>
+              </w:rPr>
             </w:pPr>
             <w:r>
               <w:rPr>
@@ -4780,6 +6371,7 @@
                 <w:i w:val="false"/>
                 <w:b w:val="true"/>
                 <w:u w:val="none"/>
+                <w:strike w:val="false"/>
                 <w:sz w:val="22"/>
                 <w:szCs w:val="22"/>
                 <w:color w:val="063360"/>
@@ -4792,18 +6384,20 @@
                 <w:i w:val="false"/>
                 <w:b w:val="false"/>
                 <w:u w:val="none"/>
-                <w:sz w:val="21"/>
-                <w:szCs w:val="21"/>
-                <w:color w:val="000000"/>
-              </w:rPr>
-              <w:br/>
-            </w:r>
-            <w:r>
-              <w:rPr>
-                <w:rFonts w:ascii="Arial" w:hAnsi="Arial" w:eastAsia="Arial" w:cs="Arial"/>
-                <w:i w:val="false"/>
-                <w:b w:val="false"/>
-                <w:u w:val="none"/>
+                <w:strike w:val="false"/>
+                <w:sz w:val="21"/>
+                <w:szCs w:val="21"/>
+                <w:color w:val="000000"/>
+              </w:rPr>
+              <w:br/>
+            </w:r>
+            <w:r>
+              <w:rPr>
+                <w:rFonts w:ascii="Arial" w:hAnsi="Arial" w:eastAsia="Arial" w:cs="Arial"/>
+                <w:i w:val="false"/>
+                <w:b w:val="false"/>
+                <w:u w:val="none"/>
+                <w:strike w:val="false"/>
                 <w:sz w:val="21"/>
                 <w:szCs w:val="21"/>
                 <w:color w:val="000000"/>
@@ -4816,30 +6410,33 @@
                 <w:i w:val="false"/>
                 <w:b w:val="false"/>
                 <w:u w:val="none"/>
-                <w:sz w:val="21"/>
-                <w:szCs w:val="21"/>
-                <w:color w:val="000000"/>
-              </w:rPr>
-              <w:br/>
-            </w:r>
-            <w:r>
-              <w:rPr>
-                <w:rFonts w:ascii="Arial" w:hAnsi="Arial" w:eastAsia="Arial" w:cs="Arial"/>
-                <w:i w:val="false"/>
-                <w:b w:val="false"/>
-                <w:u w:val="none"/>
-                <w:sz w:val="21"/>
-                <w:szCs w:val="21"/>
-                <w:color w:val="000000"/>
-              </w:rPr>
-              <w:br/>
-            </w:r>
-            <w:r>
-              <w:rPr>
-                <w:rFonts w:ascii="Arial" w:hAnsi="Arial" w:eastAsia="Arial" w:cs="Arial"/>
-                <w:i w:val="false"/>
-                <w:b w:val="false"/>
-                <w:u w:val="none"/>
+                <w:strike w:val="false"/>
+                <w:sz w:val="21"/>
+                <w:szCs w:val="21"/>
+                <w:color w:val="000000"/>
+              </w:rPr>
+              <w:br/>
+            </w:r>
+            <w:r>
+              <w:rPr>
+                <w:rFonts w:ascii="Arial" w:hAnsi="Arial" w:eastAsia="Arial" w:cs="Arial"/>
+                <w:i w:val="false"/>
+                <w:b w:val="false"/>
+                <w:u w:val="none"/>
+                <w:strike w:val="false"/>
+                <w:sz w:val="21"/>
+                <w:szCs w:val="21"/>
+                <w:color w:val="000000"/>
+              </w:rPr>
+              <w:br/>
+            </w:r>
+            <w:r>
+              <w:rPr>
+                <w:rFonts w:ascii="Arial" w:hAnsi="Arial" w:eastAsia="Arial" w:cs="Arial"/>
+                <w:i w:val="false"/>
+                <w:b w:val="false"/>
+                <w:u w:val="none"/>
+                <w:strike w:val="false"/>
                 <w:sz w:val="21"/>
                 <w:szCs w:val="21"/>
                 <w:color w:val="000000"/>
@@ -4852,18 +6449,20 @@
                 <w:i w:val="false"/>
                 <w:b w:val="false"/>
                 <w:u w:val="none"/>
-                <w:sz w:val="21"/>
-                <w:szCs w:val="21"/>
-                <w:color w:val="000000"/>
-              </w:rPr>
-              <w:br/>
-            </w:r>
-            <w:r>
-              <w:rPr>
-                <w:rFonts w:ascii="Arial" w:hAnsi="Arial" w:eastAsia="Arial" w:cs="Arial"/>
-                <w:i w:val="false"/>
-                <w:b w:val="false"/>
-                <w:u w:val="none"/>
+                <w:strike w:val="false"/>
+                <w:sz w:val="21"/>
+                <w:szCs w:val="21"/>
+                <w:color w:val="000000"/>
+              </w:rPr>
+              <w:br/>
+            </w:r>
+            <w:r>
+              <w:rPr>
+                <w:rFonts w:ascii="Arial" w:hAnsi="Arial" w:eastAsia="Arial" w:cs="Arial"/>
+                <w:i w:val="false"/>
+                <w:b w:val="false"/>
+                <w:u w:val="none"/>
+                <w:strike w:val="false"/>
                 <w:sz w:val="21"/>
                 <w:szCs w:val="21"/>
                 <w:color w:val="000000"/>
@@ -4876,18 +6475,20 @@
                 <w:i w:val="false"/>
                 <w:b w:val="false"/>
                 <w:u w:val="none"/>
-                <w:sz w:val="21"/>
-                <w:szCs w:val="21"/>
-                <w:color w:val="000000"/>
-              </w:rPr>
-              <w:br/>
-            </w:r>
-            <w:r>
-              <w:rPr>
-                <w:rFonts w:ascii="Arial" w:hAnsi="Arial" w:eastAsia="Arial" w:cs="Arial"/>
-                <w:i w:val="false"/>
-                <w:b w:val="false"/>
-                <w:u w:val="none"/>
+                <w:strike w:val="false"/>
+                <w:sz w:val="21"/>
+                <w:szCs w:val="21"/>
+                <w:color w:val="000000"/>
+              </w:rPr>
+              <w:br/>
+            </w:r>
+            <w:r>
+              <w:rPr>
+                <w:rFonts w:ascii="Arial" w:hAnsi="Arial" w:eastAsia="Arial" w:cs="Arial"/>
+                <w:i w:val="false"/>
+                <w:b w:val="false"/>
+                <w:u w:val="none"/>
+                <w:strike w:val="false"/>
                 <w:sz w:val="21"/>
                 <w:szCs w:val="21"/>
                 <w:color w:val="000000"/>
@@ -4915,7 +6516,6 @@
           </w:tcPr>
           <w:p>
             <w:pPr>
-              <w:pStyle w:val="Normal"/>
               <w:jc w:val="left"/>
               <w:pBdr>
                 <w:bottom w:val="none" w:sz="0" w:space="0" w:color="000000"/>
@@ -4925,6 +6525,16 @@
               </w:pBdr>
               <w:spacing w:after="200" w:before="200" w:line="240"/>
               <w:ind w:left="200" w:right="200" w:firstLine="0" w:firstLineChars="0"/>
+              <w:rPr>
+                <w:rFonts w:ascii="Arial" w:hAnsi="Arial" w:eastAsia="Arial" w:cs="Arial"/>
+                <w:i w:val="false"/>
+                <w:b w:val="false"/>
+                <w:u w:val="none"/>
+                <w:strike w:val="false"/>
+                <w:sz w:val="21"/>
+                <w:szCs w:val="21"/>
+                <w:color w:val="000000"/>
+              </w:rPr>
             </w:pPr>
             <w:r>
               <w:rPr>
@@ -4932,6 +6542,7 @@
                 <w:i w:val="false"/>
                 <w:b w:val="true"/>
                 <w:u w:val="none"/>
+                <w:strike w:val="false"/>
                 <w:sz w:val="22"/>
                 <w:szCs w:val="22"/>
                 <w:color w:val="063360"/>
@@ -4944,18 +6555,20 @@
                 <w:i w:val="false"/>
                 <w:b w:val="false"/>
                 <w:u w:val="none"/>
-                <w:sz w:val="21"/>
-                <w:szCs w:val="21"/>
-                <w:color w:val="000000"/>
-              </w:rPr>
-              <w:br/>
-            </w:r>
-            <w:r>
-              <w:rPr>
-                <w:rFonts w:ascii="Arial" w:hAnsi="Arial" w:eastAsia="Arial" w:cs="Arial"/>
-                <w:i w:val="false"/>
-                <w:b w:val="false"/>
-                <w:u w:val="none"/>
+                <w:strike w:val="false"/>
+                <w:sz w:val="21"/>
+                <w:szCs w:val="21"/>
+                <w:color w:val="000000"/>
+              </w:rPr>
+              <w:br/>
+            </w:r>
+            <w:r>
+              <w:rPr>
+                <w:rFonts w:ascii="Arial" w:hAnsi="Arial" w:eastAsia="Arial" w:cs="Arial"/>
+                <w:i w:val="false"/>
+                <w:b w:val="false"/>
+                <w:u w:val="none"/>
+                <w:strike w:val="false"/>
                 <w:sz w:val="21"/>
                 <w:szCs w:val="21"/>
                 <w:color w:val="000000"/>
@@ -4968,30 +6581,33 @@
                 <w:i w:val="false"/>
                 <w:b w:val="false"/>
                 <w:u w:val="none"/>
-                <w:sz w:val="21"/>
-                <w:szCs w:val="21"/>
-                <w:color w:val="000000"/>
-              </w:rPr>
-              <w:br/>
-            </w:r>
-            <w:r>
-              <w:rPr>
-                <w:rFonts w:ascii="Arial" w:hAnsi="Arial" w:eastAsia="Arial" w:cs="Arial"/>
-                <w:i w:val="false"/>
-                <w:b w:val="false"/>
-                <w:u w:val="none"/>
-                <w:sz w:val="21"/>
-                <w:szCs w:val="21"/>
-                <w:color w:val="000000"/>
-              </w:rPr>
-              <w:br/>
-            </w:r>
-            <w:r>
-              <w:rPr>
-                <w:rFonts w:ascii="Arial" w:hAnsi="Arial" w:eastAsia="Arial" w:cs="Arial"/>
-                <w:i w:val="false"/>
-                <w:b w:val="false"/>
-                <w:u w:val="none"/>
+                <w:strike w:val="false"/>
+                <w:sz w:val="21"/>
+                <w:szCs w:val="21"/>
+                <w:color w:val="000000"/>
+              </w:rPr>
+              <w:br/>
+            </w:r>
+            <w:r>
+              <w:rPr>
+                <w:rFonts w:ascii="Arial" w:hAnsi="Arial" w:eastAsia="Arial" w:cs="Arial"/>
+                <w:i w:val="false"/>
+                <w:b w:val="false"/>
+                <w:u w:val="none"/>
+                <w:strike w:val="false"/>
+                <w:sz w:val="21"/>
+                <w:szCs w:val="21"/>
+                <w:color w:val="000000"/>
+              </w:rPr>
+              <w:br/>
+            </w:r>
+            <w:r>
+              <w:rPr>
+                <w:rFonts w:ascii="Arial" w:hAnsi="Arial" w:eastAsia="Arial" w:cs="Arial"/>
+                <w:i w:val="false"/>
+                <w:b w:val="false"/>
+                <w:u w:val="none"/>
+                <w:strike w:val="false"/>
                 <w:sz w:val="21"/>
                 <w:szCs w:val="21"/>
                 <w:color w:val="000000"/>
@@ -5004,18 +6620,20 @@
                 <w:i w:val="false"/>
                 <w:b w:val="false"/>
                 <w:u w:val="none"/>
-                <w:sz w:val="21"/>
-                <w:szCs w:val="21"/>
-                <w:color w:val="000000"/>
-              </w:rPr>
-              <w:br/>
-            </w:r>
-            <w:r>
-              <w:rPr>
-                <w:rFonts w:ascii="Arial" w:hAnsi="Arial" w:eastAsia="Arial" w:cs="Arial"/>
-                <w:i w:val="false"/>
-                <w:b w:val="false"/>
-                <w:u w:val="none"/>
+                <w:strike w:val="false"/>
+                <w:sz w:val="21"/>
+                <w:szCs w:val="21"/>
+                <w:color w:val="000000"/>
+              </w:rPr>
+              <w:br/>
+            </w:r>
+            <w:r>
+              <w:rPr>
+                <w:rFonts w:ascii="Arial" w:hAnsi="Arial" w:eastAsia="Arial" w:cs="Arial"/>
+                <w:i w:val="false"/>
+                <w:b w:val="false"/>
+                <w:u w:val="none"/>
+                <w:strike w:val="false"/>
                 <w:sz w:val="21"/>
                 <w:szCs w:val="21"/>
                 <w:color w:val="000000"/>
@@ -5028,18 +6646,20 @@
                 <w:i w:val="false"/>
                 <w:b w:val="false"/>
                 <w:u w:val="none"/>
-                <w:sz w:val="21"/>
-                <w:szCs w:val="21"/>
-                <w:color w:val="000000"/>
-              </w:rPr>
-              <w:br/>
-            </w:r>
-            <w:r>
-              <w:rPr>
-                <w:rFonts w:ascii="Arial" w:hAnsi="Arial" w:eastAsia="Arial" w:cs="Arial"/>
-                <w:i w:val="false"/>
-                <w:b w:val="false"/>
-                <w:u w:val="none"/>
+                <w:strike w:val="false"/>
+                <w:sz w:val="21"/>
+                <w:szCs w:val="21"/>
+                <w:color w:val="000000"/>
+              </w:rPr>
+              <w:br/>
+            </w:r>
+            <w:r>
+              <w:rPr>
+                <w:rFonts w:ascii="Arial" w:hAnsi="Arial" w:eastAsia="Arial" w:cs="Arial"/>
+                <w:i w:val="false"/>
+                <w:b w:val="false"/>
+                <w:u w:val="none"/>
+                <w:strike w:val="false"/>
                 <w:sz w:val="21"/>
                 <w:szCs w:val="21"/>
                 <w:color w:val="000000"/>
@@ -5073,7 +6693,6 @@
           </w:tcPr>
           <w:p>
             <w:pPr>
-              <w:pStyle w:val="Normal"/>
               <w:jc w:val="left"/>
               <w:pBdr>
                 <w:bottom w:val="none" w:sz="0" w:space="0" w:color="000000"/>
@@ -5083,6 +6702,16 @@
               </w:pBdr>
               <w:spacing w:after="200" w:before="200" w:line="240"/>
               <w:ind w:left="200" w:right="200" w:firstLine="0" w:firstLineChars="0"/>
+              <w:rPr>
+                <w:rFonts w:ascii="Arial" w:hAnsi="Arial" w:eastAsia="Arial" w:cs="Arial"/>
+                <w:i w:val="false"/>
+                <w:b w:val="false"/>
+                <w:u w:val="none"/>
+                <w:strike w:val="false"/>
+                <w:sz w:val="21"/>
+                <w:szCs w:val="21"/>
+                <w:color w:val="000000"/>
+              </w:rPr>
             </w:pPr>
             <w:r>
               <w:rPr>
@@ -5090,6 +6719,7 @@
                 <w:i w:val="false"/>
                 <w:b w:val="true"/>
                 <w:u w:val="none"/>
+                <w:strike w:val="false"/>
                 <w:sz w:val="22"/>
                 <w:szCs w:val="22"/>
                 <w:color w:val="063360"/>
@@ -5102,18 +6732,20 @@
                 <w:i w:val="false"/>
                 <w:b w:val="false"/>
                 <w:u w:val="none"/>
-                <w:sz w:val="21"/>
-                <w:szCs w:val="21"/>
-                <w:color w:val="000000"/>
-              </w:rPr>
-              <w:br/>
-            </w:r>
-            <w:r>
-              <w:rPr>
-                <w:rFonts w:ascii="Arial" w:hAnsi="Arial" w:eastAsia="Arial" w:cs="Arial"/>
-                <w:i w:val="false"/>
-                <w:b w:val="false"/>
-                <w:u w:val="none"/>
+                <w:strike w:val="false"/>
+                <w:sz w:val="21"/>
+                <w:szCs w:val="21"/>
+                <w:color w:val="000000"/>
+              </w:rPr>
+              <w:br/>
+            </w:r>
+            <w:r>
+              <w:rPr>
+                <w:rFonts w:ascii="Arial" w:hAnsi="Arial" w:eastAsia="Arial" w:cs="Arial"/>
+                <w:i w:val="false"/>
+                <w:b w:val="false"/>
+                <w:u w:val="none"/>
+                <w:strike w:val="false"/>
                 <w:sz w:val="21"/>
                 <w:szCs w:val="21"/>
                 <w:color w:val="000000"/>
@@ -5126,30 +6758,33 @@
                 <w:i w:val="false"/>
                 <w:b w:val="false"/>
                 <w:u w:val="none"/>
-                <w:sz w:val="21"/>
-                <w:szCs w:val="21"/>
-                <w:color w:val="000000"/>
-              </w:rPr>
-              <w:br/>
-            </w:r>
-            <w:r>
-              <w:rPr>
-                <w:rFonts w:ascii="Arial" w:hAnsi="Arial" w:eastAsia="Arial" w:cs="Arial"/>
-                <w:i w:val="false"/>
-                <w:b w:val="false"/>
-                <w:u w:val="none"/>
-                <w:sz w:val="21"/>
-                <w:szCs w:val="21"/>
-                <w:color w:val="000000"/>
-              </w:rPr>
-              <w:br/>
-            </w:r>
-            <w:r>
-              <w:rPr>
-                <w:rFonts w:ascii="Arial" w:hAnsi="Arial" w:eastAsia="Arial" w:cs="Arial"/>
-                <w:i w:val="false"/>
-                <w:b w:val="false"/>
-                <w:u w:val="none"/>
+                <w:strike w:val="false"/>
+                <w:sz w:val="21"/>
+                <w:szCs w:val="21"/>
+                <w:color w:val="000000"/>
+              </w:rPr>
+              <w:br/>
+            </w:r>
+            <w:r>
+              <w:rPr>
+                <w:rFonts w:ascii="Arial" w:hAnsi="Arial" w:eastAsia="Arial" w:cs="Arial"/>
+                <w:i w:val="false"/>
+                <w:b w:val="false"/>
+                <w:u w:val="none"/>
+                <w:strike w:val="false"/>
+                <w:sz w:val="21"/>
+                <w:szCs w:val="21"/>
+                <w:color w:val="000000"/>
+              </w:rPr>
+              <w:br/>
+            </w:r>
+            <w:r>
+              <w:rPr>
+                <w:rFonts w:ascii="Arial" w:hAnsi="Arial" w:eastAsia="Arial" w:cs="Arial"/>
+                <w:i w:val="false"/>
+                <w:b w:val="false"/>
+                <w:u w:val="none"/>
+                <w:strike w:val="false"/>
                 <w:sz w:val="21"/>
                 <w:szCs w:val="21"/>
                 <w:color w:val="000000"/>
@@ -5162,18 +6797,20 @@
                 <w:i w:val="false"/>
                 <w:b w:val="false"/>
                 <w:u w:val="none"/>
-                <w:sz w:val="21"/>
-                <w:szCs w:val="21"/>
-                <w:color w:val="000000"/>
-              </w:rPr>
-              <w:br/>
-            </w:r>
-            <w:r>
-              <w:rPr>
-                <w:rFonts w:ascii="Arial" w:hAnsi="Arial" w:eastAsia="Arial" w:cs="Arial"/>
-                <w:i w:val="false"/>
-                <w:b w:val="false"/>
-                <w:u w:val="none"/>
+                <w:strike w:val="false"/>
+                <w:sz w:val="21"/>
+                <w:szCs w:val="21"/>
+                <w:color w:val="000000"/>
+              </w:rPr>
+              <w:br/>
+            </w:r>
+            <w:r>
+              <w:rPr>
+                <w:rFonts w:ascii="Arial" w:hAnsi="Arial" w:eastAsia="Arial" w:cs="Arial"/>
+                <w:i w:val="false"/>
+                <w:b w:val="false"/>
+                <w:u w:val="none"/>
+                <w:strike w:val="false"/>
                 <w:sz w:val="21"/>
                 <w:szCs w:val="21"/>
                 <w:color w:val="000000"/>
@@ -5186,18 +6823,20 @@
                 <w:i w:val="false"/>
                 <w:b w:val="false"/>
                 <w:u w:val="none"/>
-                <w:sz w:val="21"/>
-                <w:szCs w:val="21"/>
-                <w:color w:val="000000"/>
-              </w:rPr>
-              <w:br/>
-            </w:r>
-            <w:r>
-              <w:rPr>
-                <w:rFonts w:ascii="Arial" w:hAnsi="Arial" w:eastAsia="Arial" w:cs="Arial"/>
-                <w:i w:val="false"/>
-                <w:b w:val="false"/>
-                <w:u w:val="none"/>
+                <w:strike w:val="false"/>
+                <w:sz w:val="21"/>
+                <w:szCs w:val="21"/>
+                <w:color w:val="000000"/>
+              </w:rPr>
+              <w:br/>
+            </w:r>
+            <w:r>
+              <w:rPr>
+                <w:rFonts w:ascii="Arial" w:hAnsi="Arial" w:eastAsia="Arial" w:cs="Arial"/>
+                <w:i w:val="false"/>
+                <w:b w:val="false"/>
+                <w:u w:val="none"/>
+                <w:strike w:val="false"/>
                 <w:sz w:val="21"/>
                 <w:szCs w:val="21"/>
                 <w:color w:val="000000"/>
@@ -5225,7 +6864,6 @@
           </w:tcPr>
           <w:p>
             <w:pPr>
-              <w:pStyle w:val="Normal"/>
               <w:jc w:val="left"/>
               <w:pBdr>
                 <w:bottom w:val="none" w:sz="0" w:space="0" w:color="000000"/>
@@ -5235,6 +6873,16 @@
               </w:pBdr>
               <w:spacing w:after="200" w:before="200" w:line="240"/>
               <w:ind w:left="200" w:right="200" w:firstLine="0" w:firstLineChars="0"/>
+              <w:rPr>
+                <w:rFonts w:ascii="Arial" w:hAnsi="Arial" w:eastAsia="Arial" w:cs="Arial"/>
+                <w:i w:val="false"/>
+                <w:b w:val="false"/>
+                <w:u w:val="none"/>
+                <w:strike w:val="false"/>
+                <w:sz w:val="21"/>
+                <w:szCs w:val="21"/>
+                <w:color w:val="000000"/>
+              </w:rPr>
             </w:pPr>
             <w:r>
               <w:rPr>
@@ -5242,6 +6890,7 @@
                 <w:i w:val="false"/>
                 <w:b w:val="true"/>
                 <w:u w:val="none"/>
+                <w:strike w:val="false"/>
                 <w:sz w:val="22"/>
                 <w:szCs w:val="22"/>
                 <w:color w:val="063360"/>
@@ -5254,18 +6903,20 @@
                 <w:i w:val="false"/>
                 <w:b w:val="false"/>
                 <w:u w:val="none"/>
-                <w:sz w:val="21"/>
-                <w:szCs w:val="21"/>
-                <w:color w:val="000000"/>
-              </w:rPr>
-              <w:br/>
-            </w:r>
-            <w:r>
-              <w:rPr>
-                <w:rFonts w:ascii="Arial" w:hAnsi="Arial" w:eastAsia="Arial" w:cs="Arial"/>
-                <w:i w:val="false"/>
-                <w:b w:val="false"/>
-                <w:u w:val="none"/>
+                <w:strike w:val="false"/>
+                <w:sz w:val="21"/>
+                <w:szCs w:val="21"/>
+                <w:color w:val="000000"/>
+              </w:rPr>
+              <w:br/>
+            </w:r>
+            <w:r>
+              <w:rPr>
+                <w:rFonts w:ascii="Arial" w:hAnsi="Arial" w:eastAsia="Arial" w:cs="Arial"/>
+                <w:i w:val="false"/>
+                <w:b w:val="false"/>
+                <w:u w:val="none"/>
+                <w:strike w:val="false"/>
                 <w:sz w:val="21"/>
                 <w:szCs w:val="21"/>
                 <w:color w:val="000000"/>
@@ -5278,30 +6929,33 @@
                 <w:i w:val="false"/>
                 <w:b w:val="false"/>
                 <w:u w:val="none"/>
-                <w:sz w:val="21"/>
-                <w:szCs w:val="21"/>
-                <w:color w:val="000000"/>
-              </w:rPr>
-              <w:br/>
-            </w:r>
-            <w:r>
-              <w:rPr>
-                <w:rFonts w:ascii="Arial" w:hAnsi="Arial" w:eastAsia="Arial" w:cs="Arial"/>
-                <w:i w:val="false"/>
-                <w:b w:val="false"/>
-                <w:u w:val="none"/>
-                <w:sz w:val="21"/>
-                <w:szCs w:val="21"/>
-                <w:color w:val="000000"/>
-              </w:rPr>
-              <w:br/>
-            </w:r>
-            <w:r>
-              <w:rPr>
-                <w:rFonts w:ascii="Arial" w:hAnsi="Arial" w:eastAsia="Arial" w:cs="Arial"/>
-                <w:i w:val="false"/>
-                <w:b w:val="false"/>
-                <w:u w:val="none"/>
+                <w:strike w:val="false"/>
+                <w:sz w:val="21"/>
+                <w:szCs w:val="21"/>
+                <w:color w:val="000000"/>
+              </w:rPr>
+              <w:br/>
+            </w:r>
+            <w:r>
+              <w:rPr>
+                <w:rFonts w:ascii="Arial" w:hAnsi="Arial" w:eastAsia="Arial" w:cs="Arial"/>
+                <w:i w:val="false"/>
+                <w:b w:val="false"/>
+                <w:u w:val="none"/>
+                <w:strike w:val="false"/>
+                <w:sz w:val="21"/>
+                <w:szCs w:val="21"/>
+                <w:color w:val="000000"/>
+              </w:rPr>
+              <w:br/>
+            </w:r>
+            <w:r>
+              <w:rPr>
+                <w:rFonts w:ascii="Arial" w:hAnsi="Arial" w:eastAsia="Arial" w:cs="Arial"/>
+                <w:i w:val="false"/>
+                <w:b w:val="false"/>
+                <w:u w:val="none"/>
+                <w:strike w:val="false"/>
                 <w:sz w:val="21"/>
                 <w:szCs w:val="21"/>
                 <w:color w:val="000000"/>
@@ -5314,18 +6968,20 @@
                 <w:i w:val="false"/>
                 <w:b w:val="false"/>
                 <w:u w:val="none"/>
-                <w:sz w:val="21"/>
-                <w:szCs w:val="21"/>
-                <w:color w:val="000000"/>
-              </w:rPr>
-              <w:br/>
-            </w:r>
-            <w:r>
-              <w:rPr>
-                <w:rFonts w:ascii="Arial" w:hAnsi="Arial" w:eastAsia="Arial" w:cs="Arial"/>
-                <w:i w:val="false"/>
-                <w:b w:val="false"/>
-                <w:u w:val="none"/>
+                <w:strike w:val="false"/>
+                <w:sz w:val="21"/>
+                <w:szCs w:val="21"/>
+                <w:color w:val="000000"/>
+              </w:rPr>
+              <w:br/>
+            </w:r>
+            <w:r>
+              <w:rPr>
+                <w:rFonts w:ascii="Arial" w:hAnsi="Arial" w:eastAsia="Arial" w:cs="Arial"/>
+                <w:i w:val="false"/>
+                <w:b w:val="false"/>
+                <w:u w:val="none"/>
+                <w:strike w:val="false"/>
                 <w:sz w:val="21"/>
                 <w:szCs w:val="21"/>
                 <w:color w:val="000000"/>
@@ -5338,18 +6994,20 @@
                 <w:i w:val="false"/>
                 <w:b w:val="false"/>
                 <w:u w:val="none"/>
-                <w:sz w:val="21"/>
-                <w:szCs w:val="21"/>
-                <w:color w:val="000000"/>
-              </w:rPr>
-              <w:br/>
-            </w:r>
-            <w:r>
-              <w:rPr>
-                <w:rFonts w:ascii="Arial" w:hAnsi="Arial" w:eastAsia="Arial" w:cs="Arial"/>
-                <w:i w:val="false"/>
-                <w:b w:val="false"/>
-                <w:u w:val="none"/>
+                <w:strike w:val="false"/>
+                <w:sz w:val="21"/>
+                <w:szCs w:val="21"/>
+                <w:color w:val="000000"/>
+              </w:rPr>
+              <w:br/>
+            </w:r>
+            <w:r>
+              <w:rPr>
+                <w:rFonts w:ascii="Arial" w:hAnsi="Arial" w:eastAsia="Arial" w:cs="Arial"/>
+                <w:i w:val="false"/>
+                <w:b w:val="false"/>
+                <w:u w:val="none"/>
+                <w:strike w:val="false"/>
                 <w:sz w:val="21"/>
                 <w:szCs w:val="21"/>
                 <w:color w:val="000000"/>
@@ -5385,6 +7043,7 @@
           <w:i w:val="false"/>
           <w:b w:val="false"/>
           <w:u w:val="none"/>
+          <w:strike w:val="false"/>
           <w:sz w:val="18"/>
           <w:szCs w:val="18"/>
           <w:color w:val="545860"/>
@@ -5411,6 +7070,7 @@
           <w:i w:val="false"/>
           <w:b w:val="true"/>
           <w:u w:val="none"/>
+          <w:strike w:val="false"/>
           <w:sz w:val="36"/>
           <w:szCs w:val="36"/>
           <w:color w:val="063360"/>
@@ -5437,6 +7097,7 @@
           <w:i w:val="true"/>
           <w:b w:val="false"/>
           <w:u w:val="none"/>
+          <w:strike w:val="false"/>
           <w:sz w:val="18"/>
           <w:szCs w:val="18"/>
           <w:color w:val="215A9E"/>
@@ -5463,6 +7124,7 @@
           <w:i w:val="false"/>
           <w:b w:val="false"/>
           <w:u w:val="none"/>
+          <w:strike w:val="false"/>
           <w:sz w:val="22"/>
           <w:szCs w:val="22"/>
           <w:color w:val="000000"/>
@@ -5489,6 +7151,7 @@
           <w:i w:val="false"/>
           <w:b w:val="true"/>
           <w:u w:val="none"/>
+          <w:strike w:val="false"/>
           <w:sz w:val="26"/>
           <w:szCs w:val="26"/>
           <w:color w:val="215A9E"/>
@@ -5515,11 +7178,39 @@
           <w:i w:val="false"/>
           <w:b w:val="false"/>
           <w:u w:val="none"/>
+          <w:strike w:val="false"/>
           <w:sz w:val="22"/>
           <w:szCs w:val="22"/>
           <w:color w:val="000000"/>
         </w:rPr>
-        <w:t xml:space="preserve">Part 1: twenty minutes. Part 2: thirty minutes, then a five-minute break. Pitches: five minutes each, then three minutes of feedback in the fixed order (say it back, what would make it fail, what is missing).</w:t>
+        <w:t xml:space="preserve">Part 1: twenty minutes. Part 2: thirty minutes, with a checkpoint at 15 minutes (each team reads out its counterfactual sentence), then a five-minute break. Pitches from about 85 minutes in: five minutes each, then three minutes of feedback in the fixed order (say it back, what would make it fail, what is missing, which trap from this week could hit it).</w:t>
+      </w:r>
+    </w:p>
+    <w:p>
+      <w:pPr>
+        <w:pStyle w:val="Normal"/>
+        <w:jc w:val="left"/>
+        <w:pBdr>
+          <w:bottom w:val="none" w:sz="0" w:space="0" w:color="000000"/>
+          <w:top w:val="none" w:sz="0" w:space="0" w:color="000000"/>
+          <w:left w:val="none" w:sz="0" w:space="0" w:color="000000"/>
+          <w:right w:val="none" w:sz="0" w:space="0" w:color="000000"/>
+        </w:pBdr>
+        <w:spacing w:after="80" w:before="0" w:line="240"/>
+        <w:ind w:left="0" w:right="0" w:firstLine="0" w:firstLineChars="0"/>
+      </w:pPr>
+      <w:r>
+        <w:rPr>
+          <w:rFonts w:ascii="Arial" w:hAnsi="Arial" w:eastAsia="Arial" w:cs="Arial"/>
+          <w:i w:val="false"/>
+          <w:b w:val="false"/>
+          <w:u w:val="none"/>
+          <w:strike w:val="false"/>
+          <w:sz w:val="22"/>
+          <w:szCs w:val="22"/>
+          <w:color w:val="000000"/>
+        </w:rPr>
+        <w:t xml:space="preserve">This fits three teams. More than three: cut each pitch to 3 minutes plus 2 of feedback, or Part 2 to 25 minutes.</w:t>
       </w:r>
     </w:p>
     <w:p>
@@ -5541,11 +7232,12 @@
           <w:i w:val="false"/>
           <w:b w:val="true"/>
           <w:u w:val="none"/>
+          <w:strike w:val="false"/>
           <w:sz w:val="26"/>
           <w:szCs w:val="26"/>
           <w:color w:val="215A9E"/>
         </w:rPr>
-        <w:t xml:space="preserve">Prompts on the slides</w:t>
+        <w:t xml:space="preserve">Running the pitches</w:t>
       </w:r>
     </w:p>
     <w:p>
@@ -5567,11 +7259,39 @@
           <w:i w:val="false"/>
           <w:b w:val="false"/>
           <w:u w:val="none"/>
+          <w:strike w:val="false"/>
           <w:sz w:val="22"/>
           <w:szCs w:val="22"/>
           <w:color w:val="000000"/>
         </w:rPr>
-        <w:t xml:space="preserve">The one condition that decides the rest: the counterfactual. Every method this week was a way of making it operational: randomisation, a cut-off, a matched comparison, a parallel trend.</w:t>
+        <w:t xml:space="preserve">Call time at 5:00; feedback in the fixed order.</w:t>
+      </w:r>
+    </w:p>
+    <w:p>
+      <w:pPr>
+        <w:pStyle w:val="Normal"/>
+        <w:jc w:val="left"/>
+        <w:pBdr>
+          <w:bottom w:val="none" w:sz="0" w:space="0" w:color="000000"/>
+          <w:top w:val="none" w:sz="0" w:space="0" w:color="000000"/>
+          <w:left w:val="none" w:sz="0" w:space="0" w:color="000000"/>
+          <w:right w:val="none" w:sz="0" w:space="0" w:color="000000"/>
+        </w:pBdr>
+        <w:spacing w:after="60" w:before="0" w:line="240"/>
+        <w:ind w:left="0" w:right="0" w:firstLine="0" w:firstLineChars="0"/>
+      </w:pPr>
+      <w:r>
+        <w:rPr>
+          <w:rFonts w:ascii="Arial" w:hAnsi="Arial" w:eastAsia="Arial" w:cs="Arial"/>
+          <w:i w:val="false"/>
+          <w:b w:val="true"/>
+          <w:u w:val="none"/>
+          <w:strike w:val="false"/>
+          <w:sz w:val="26"/>
+          <w:szCs w:val="26"/>
+          <w:color w:val="215A9E"/>
+        </w:rPr>
+        <w:t xml:space="preserve">Prompts on the slides</w:t>
       </w:r>
     </w:p>
     <w:p>
@@ -5593,11 +7313,39 @@
           <w:i w:val="false"/>
           <w:b w:val="false"/>
           <w:u w:val="none"/>
+          <w:strike w:val="false"/>
           <w:sz w:val="22"/>
           <w:szCs w:val="22"/>
           <w:color w:val="000000"/>
         </w:rPr>
-        <w:t xml:space="preserve">Hardest addition before any data: usually the cost-benefit framework, because the benefit per unit is the thing the evaluation has yet to estimate. Teams can still state the threshold, the horizon and the discount rate.</w:t>
+        <w:t xml:space="preserve">The one condition that decides the rest: the counterfactual. Every method this week was a way of making it operational: randomisation, a cut-off, a matched comparison, a parallel trend.</w:t>
+      </w:r>
+    </w:p>
+    <w:p>
+      <w:pPr>
+        <w:pStyle w:val="Normal"/>
+        <w:jc w:val="left"/>
+        <w:pBdr>
+          <w:bottom w:val="none" w:sz="0" w:space="0" w:color="000000"/>
+          <w:top w:val="none" w:sz="0" w:space="0" w:color="000000"/>
+          <w:left w:val="none" w:sz="0" w:space="0" w:color="000000"/>
+          <w:right w:val="none" w:sz="0" w:space="0" w:color="000000"/>
+        </w:pBdr>
+        <w:spacing w:after="80" w:before="0" w:line="240"/>
+        <w:ind w:left="0" w:right="0" w:firstLine="0" w:firstLineChars="0"/>
+      </w:pPr>
+      <w:r>
+        <w:rPr>
+          <w:rFonts w:ascii="Arial" w:hAnsi="Arial" w:eastAsia="Arial" w:cs="Arial"/>
+          <w:i w:val="false"/>
+          <w:b w:val="false"/>
+          <w:u w:val="none"/>
+          <w:strike w:val="false"/>
+          <w:sz w:val="22"/>
+          <w:szCs w:val="22"/>
+          <w:color w:val="000000"/>
+        </w:rPr>
+        <w:t xml:space="preserve">Hardest addition before any data: usually the cost-benefit framework, because the benefit per unit is the thing the evaluation has yet to estimate. Teams can still state the decision rule, the horizon and the discount rate.</w:t>
       </w:r>
     </w:p>
     <w:p>
@@ -5619,6 +7367,7 @@
           <w:i w:val="false"/>
           <w:b w:val="true"/>
           <w:u w:val="none"/>
+          <w:strike w:val="false"/>
           <w:sz w:val="26"/>
           <w:szCs w:val="26"/>
           <w:color w:val="215A9E"/>
@@ -5645,6 +7394,7 @@
           <w:i w:val="false"/>
           <w:b w:val="false"/>
           <w:u w:val="none"/>
+          <w:strike w:val="false"/>
           <w:sz w:val="22"/>
           <w:szCs w:val="22"/>
           <w:color w:val="000000"/>
@@ -5671,6 +7421,7 @@
           <w:i w:val="false"/>
           <w:b w:val="false"/>
           <w:u w:val="none"/>
+          <w:strike w:val="false"/>
           <w:sz w:val="22"/>
           <w:szCs w:val="22"/>
           <w:color w:val="000000"/>
@@ -5697,6 +7448,7 @@
           <w:i w:val="false"/>
           <w:b w:val="false"/>
           <w:u w:val="none"/>
+          <w:strike w:val="false"/>
           <w:sz w:val="22"/>
           <w:szCs w:val="22"/>
           <w:color w:val="000000"/>
@@ -5723,6 +7475,7 @@
           <w:i w:val="false"/>
           <w:b w:val="false"/>
           <w:u w:val="none"/>
+          <w:strike w:val="false"/>
           <w:sz w:val="22"/>
           <w:szCs w:val="22"/>
           <w:color w:val="000000"/>
@@ -5749,6 +7502,7 @@
           <w:i w:val="false"/>
           <w:b w:val="false"/>
           <w:u w:val="none"/>
+          <w:strike w:val="false"/>
           <w:sz w:val="22"/>
           <w:szCs w:val="22"/>
           <w:color w:val="000000"/>
@@ -5775,6 +7529,7 @@
           <w:i w:val="false"/>
           <w:b w:val="false"/>
           <w:u w:val="none"/>
+          <w:strike w:val="false"/>
           <w:sz w:val="22"/>
           <w:szCs w:val="22"/>
           <w:color w:val="000000"/>
@@ -5782,11 +7537,11 @@
         <w:t xml:space="preserve">Pitch: does the limit come before the ask?</w:t>
       </w:r>
     </w:p>
-    <w:sectPr w:officer="true">
-      <w:pgMar w:header="720" w:bottom="1008" w:top="1008" w:right="1152" w:left="1152" w:footer="720" w:gutter="720"/>
+    <w:sectPr>
+      <w:pgMar w:header="708" w:bottom="1008" w:top="1008" w:right="1152" w:left="1152" w:footer="708" w:gutter="0"/>
       <w:pgSz w:h="16838" w:w="11906" w:orient="portrait"/>
+      <w:type w:val="continuous"/>
       <w:cols/>
-      <w:type w:val="continuous"/>
     </w:sectPr>
   </w:body>
 </w:document>

--- a/Module_2_Oct_2026_v2/Oct15_session3_materials.docx
+++ b/Module_2_Oct_2026_v2/Oct15_session3_materials.docx
@@ -215,7 +215,7 @@
           <w:szCs w:val="22"/>
           <w:color w:val="000000"/>
         </w:rPr>
-        <w:t xml:space="preserve">You started this design in Module 1. Write it down as it stands now, against the eight conditions. If you do not have the Module 1 document, use the recap in each row: the conditions have not changed.</w:t>
+        <w:t xml:space="preserve">You started this design in Module 1. Write your design as it is now, one row for each of the eight conditions. If you do not have your Module 1 document, use the short description in each row: the conditions are the same as in Module 1.</w:t>
       </w:r>
     </w:p>
     <w:tbl xmlns:a="http://schemas.openxmlformats.org/drawingml/2006/main" xmlns:pic="http://schemas.openxmlformats.org/drawingml/2006/picture">
@@ -233,7 +233,6 @@
           <w:trHeight w:val="360" w:hRule="auto"/>
           <w:tblHeader/>
         </w:trPr>
-        header1
         <w:tc>
           <w:tcPr>
             <w:tcBorders>
@@ -253,6 +252,7 @@
           </w:tcPr>
           <w:p>
             <w:pPr>
+              <w:pStyle w:val="Normal"/>
               <w:jc w:val="left"/>
               <w:pBdr>
                 <w:bottom w:val="none" w:sz="0" w:space="0" w:color="000000"/>
@@ -307,6 +307,7 @@
           </w:tcPr>
           <w:p>
             <w:pPr>
+              <w:pStyle w:val="Normal"/>
               <w:jc w:val="left"/>
               <w:pBdr>
                 <w:bottom w:val="none" w:sz="0" w:space="0" w:color="000000"/>
@@ -347,7 +348,6 @@
         <w:trPr>
           <w:trHeight w:val="1123" w:hRule="atLeast"/>
         </w:trPr>
-        body1
         <w:tc>
           <w:tcPr>
             <w:tcBorders>
@@ -367,6 +367,7 @@
           </w:tcPr>
           <w:p>
             <w:pPr>
+              <w:pStyle w:val="Normal"/>
               <w:jc w:val="left"/>
               <w:pBdr>
                 <w:bottom w:val="none" w:sz="0" w:space="0" w:color="000000"/>
@@ -421,6 +422,7 @@
           </w:tcPr>
           <w:p>
             <w:pPr>
+              <w:pStyle w:val="Normal"/>
               <w:jc w:val="left"/>
               <w:pBdr>
                 <w:bottom w:val="none" w:sz="0" w:space="0" w:color="000000"/>
@@ -461,7 +463,6 @@
         <w:trPr>
           <w:trHeight w:val="1123" w:hRule="atLeast"/>
         </w:trPr>
-        body2
         <w:tc>
           <w:tcPr>
             <w:tcBorders>
@@ -481,6 +482,7 @@
           </w:tcPr>
           <w:p>
             <w:pPr>
+              <w:pStyle w:val="Normal"/>
               <w:jc w:val="left"/>
               <w:pBdr>
                 <w:bottom w:val="none" w:sz="0" w:space="0" w:color="000000"/>
@@ -535,6 +537,7 @@
           </w:tcPr>
           <w:p>
             <w:pPr>
+              <w:pStyle w:val="Normal"/>
               <w:jc w:val="left"/>
               <w:pBdr>
                 <w:bottom w:val="none" w:sz="0" w:space="0" w:color="000000"/>
@@ -575,7 +578,6 @@
         <w:trPr>
           <w:trHeight w:val="1123" w:hRule="atLeast"/>
         </w:trPr>
-        body3
         <w:tc>
           <w:tcPr>
             <w:tcBorders>
@@ -595,6 +597,7 @@
           </w:tcPr>
           <w:p>
             <w:pPr>
+              <w:pStyle w:val="Normal"/>
               <w:jc w:val="left"/>
               <w:pBdr>
                 <w:bottom w:val="none" w:sz="0" w:space="0" w:color="000000"/>
@@ -649,6 +652,7 @@
           </w:tcPr>
           <w:p>
             <w:pPr>
+              <w:pStyle w:val="Normal"/>
               <w:jc w:val="left"/>
               <w:pBdr>
                 <w:bottom w:val="none" w:sz="0" w:space="0" w:color="000000"/>
@@ -689,7 +693,6 @@
         <w:trPr>
           <w:trHeight w:val="1123" w:hRule="atLeast"/>
         </w:trPr>
-        body4
         <w:tc>
           <w:tcPr>
             <w:tcBorders>
@@ -709,6 +712,7 @@
           </w:tcPr>
           <w:p>
             <w:pPr>
+              <w:pStyle w:val="Normal"/>
               <w:jc w:val="left"/>
               <w:pBdr>
                 <w:bottom w:val="none" w:sz="0" w:space="0" w:color="000000"/>
@@ -763,6 +767,7 @@
           </w:tcPr>
           <w:p>
             <w:pPr>
+              <w:pStyle w:val="Normal"/>
               <w:jc w:val="left"/>
               <w:pBdr>
                 <w:bottom w:val="none" w:sz="0" w:space="0" w:color="000000"/>
@@ -803,7 +808,6 @@
         <w:trPr>
           <w:trHeight w:val="1123" w:hRule="atLeast"/>
         </w:trPr>
-        body5
         <w:tc>
           <w:tcPr>
             <w:tcBorders>
@@ -823,6 +827,7 @@
           </w:tcPr>
           <w:p>
             <w:pPr>
+              <w:pStyle w:val="Normal"/>
               <w:jc w:val="left"/>
               <w:pBdr>
                 <w:bottom w:val="none" w:sz="0" w:space="0" w:color="000000"/>
@@ -877,6 +882,7 @@
           </w:tcPr>
           <w:p>
             <w:pPr>
+              <w:pStyle w:val="Normal"/>
               <w:jc w:val="left"/>
               <w:pBdr>
                 <w:bottom w:val="none" w:sz="0" w:space="0" w:color="000000"/>
@@ -917,7 +923,6 @@
         <w:trPr>
           <w:trHeight w:val="1123" w:hRule="atLeast"/>
         </w:trPr>
-        body6
         <w:tc>
           <w:tcPr>
             <w:tcBorders>
@@ -937,6 +942,7 @@
           </w:tcPr>
           <w:p>
             <w:pPr>
+              <w:pStyle w:val="Normal"/>
               <w:jc w:val="left"/>
               <w:pBdr>
                 <w:bottom w:val="none" w:sz="0" w:space="0" w:color="000000"/>
@@ -991,6 +997,7 @@
           </w:tcPr>
           <w:p>
             <w:pPr>
+              <w:pStyle w:val="Normal"/>
               <w:jc w:val="left"/>
               <w:pBdr>
                 <w:bottom w:val="none" w:sz="0" w:space="0" w:color="000000"/>
@@ -1031,7 +1038,6 @@
         <w:trPr>
           <w:trHeight w:val="1123" w:hRule="atLeast"/>
         </w:trPr>
-        body7
         <w:tc>
           <w:tcPr>
             <w:tcBorders>
@@ -1051,6 +1057,7 @@
           </w:tcPr>
           <w:p>
             <w:pPr>
+              <w:pStyle w:val="Normal"/>
               <w:jc w:val="left"/>
               <w:pBdr>
                 <w:bottom w:val="none" w:sz="0" w:space="0" w:color="000000"/>
@@ -1105,6 +1112,7 @@
           </w:tcPr>
           <w:p>
             <w:pPr>
+              <w:pStyle w:val="Normal"/>
               <w:jc w:val="left"/>
               <w:pBdr>
                 <w:bottom w:val="none" w:sz="0" w:space="0" w:color="000000"/>
@@ -1145,7 +1153,6 @@
         <w:trPr>
           <w:trHeight w:val="1123" w:hRule="atLeast"/>
         </w:trPr>
-        body8
         <w:tc>
           <w:tcPr>
             <w:tcBorders>
@@ -1165,6 +1172,7 @@
           </w:tcPr>
           <w:p>
             <w:pPr>
+              <w:pStyle w:val="Normal"/>
               <w:jc w:val="left"/>
               <w:pBdr>
                 <w:bottom w:val="none" w:sz="0" w:space="0" w:color="000000"/>
@@ -1219,6 +1227,7 @@
           </w:tcPr>
           <w:p>
             <w:pPr>
+              <w:pStyle w:val="Normal"/>
               <w:jc w:val="left"/>
               <w:pBdr>
                 <w:bottom w:val="none" w:sz="0" w:space="0" w:color="000000"/>
@@ -1280,7 +1289,7 @@
           <w:szCs w:val="22"/>
           <w:color w:val="000000"/>
         </w:rPr>
-        <w:t xml:space="preserve">Your counterfactual, in one sentence. You will read it out in the pitch:</w:t>
+        <w:t xml:space="preserve">Your counterfactual (what would have happened without the programme), in one sentence. You will read this sentence out in the pitch:</w:t>
       </w:r>
     </w:p>
     <w:p>
@@ -1475,7 +1484,7 @@
           <w:szCs w:val="18"/>
           <w:color w:val="545860"/>
         </w:rPr>
-        <w:t xml:space="preserve">From: Day 2 and Day 4 Session 1</w:t>
+        <w:t xml:space="preserve">Uses what you learned in: Day 2 and Day 4 Session 1</w:t>
       </w:r>
     </w:p>
     <w:p>
@@ -1502,7 +1511,7 @@
           <w:szCs w:val="22"/>
           <w:color w:val="000000"/>
         </w:rPr>
-        <w:t xml:space="preserve">What will you show, to whom, and in what order? Name the one number you will lead with, and say what the reader must not be able to conclude from it.</w:t>
+        <w:t xml:space="preserve">What will you show, to whom, and in what order? Name the one number you will lead with. Say what wrong conclusion a reader might draw from that number, and how you will prevent it.</w:t>
       </w:r>
     </w:p>
     <w:p>
@@ -1637,7 +1646,7 @@
           <w:szCs w:val="18"/>
           <w:color w:val="545860"/>
         </w:rPr>
-        <w:t xml:space="preserve">From: Day 3 Session 1</w:t>
+        <w:t xml:space="preserve">Uses what you learned in: Day 3 Session 1</w:t>
       </w:r>
     </w:p>
     <w:p>
@@ -1664,7 +1673,7 @@
           <w:szCs w:val="22"/>
           <w:color w:val="000000"/>
         </w:rPr>
-        <w:t xml:space="preserve">What is the decision rule, what is the estimated benefit per unit per year, over what horizon, and at what discount rate? State which of those choices decides the answer.</w:t>
+        <w:t xml:space="preserve">What is the decision rule, what is the estimated benefit per unit per year, over what horizon, and at what discount rate? Which of these choices changes the answer most?</w:t>
       </w:r>
     </w:p>
     <w:p>
@@ -1799,7 +1808,7 @@
           <w:szCs w:val="18"/>
           <w:color w:val="545860"/>
         </w:rPr>
-        <w:t xml:space="preserve">From: Day 3 Session 2</w:t>
+        <w:t xml:space="preserve">Uses what you learned in: Day 3 Session 2</w:t>
       </w:r>
     </w:p>
     <w:p>
@@ -1843,7 +1852,6 @@
         <w:trPr>
           <w:trHeight w:val="2736" w:hRule="atLeast"/>
         </w:trPr>
-        body1
         <w:tc>
           <w:tcPr>
             <w:tcBorders>
@@ -1863,6 +1871,7 @@
           </w:tcPr>
           <w:p>
             <w:pPr>
+              <w:pStyle w:val="Normal"/>
               <w:jc w:val="left"/>
               <w:pBdr>
                 <w:bottom w:val="none" w:sz="0" w:space="0" w:color="000000"/>
@@ -1917,6 +1926,7 @@
           </w:tcPr>
           <w:p>
             <w:pPr>
+              <w:pStyle w:val="Normal"/>
               <w:jc w:val="left"/>
               <w:pBdr>
                 <w:bottom w:val="none" w:sz="0" w:space="0" w:color="000000"/>
@@ -1948,7 +1958,7 @@
                 <w:szCs w:val="22"/>
                 <w:color w:val="063360"/>
               </w:rPr>
-              <w:t xml:space="preserve">Figure B: what it hides</w:t>
+              <w:t xml:space="preserve">Figure B: what this version hides</w:t>
             </w:r>
           </w:p>
         </w:tc>
@@ -2005,7 +2015,7 @@
           <w:szCs w:val="18"/>
           <w:color w:val="545860"/>
         </w:rPr>
-        <w:t xml:space="preserve">From: Day 4 Session 2</w:t>
+        <w:t xml:space="preserve">Uses what you learned in: Day 4 Session 2</w:t>
       </w:r>
     </w:p>
     <w:p>
@@ -2227,7 +2237,7 @@
           <w:szCs w:val="22"/>
           <w:color w:val="000000"/>
         </w:rPr>
-        <w:t xml:space="preserve">Five minutes per team, then three minutes of feedback from the room. Say what your design cannot establish before you say what you want.</w:t>
+        <w:t xml:space="preserve">Five minutes per team, then three minutes of feedback from the room. Explain what your design cannot show before you make your request.</w:t>
       </w:r>
     </w:p>
     <w:tbl xmlns:a="http://schemas.openxmlformats.org/drawingml/2006/main" xmlns:pic="http://schemas.openxmlformats.org/drawingml/2006/picture">
@@ -2247,7 +2257,6 @@
           <w:trHeight w:val="360" w:hRule="auto"/>
           <w:tblHeader/>
         </w:trPr>
-        header1
         <w:tc>
           <w:tcPr>
             <w:tcBorders>
@@ -2267,6 +2276,7 @@
           </w:tcPr>
           <w:p>
             <w:pPr>
+              <w:pStyle w:val="Normal"/>
               <w:jc w:val="left"/>
               <w:pBdr>
                 <w:bottom w:val="none" w:sz="0" w:space="0" w:color="000000"/>
@@ -2321,6 +2331,7 @@
           </w:tcPr>
           <w:p>
             <w:pPr>
+              <w:pStyle w:val="Normal"/>
               <w:jc w:val="left"/>
               <w:pBdr>
                 <w:bottom w:val="none" w:sz="0" w:space="0" w:color="000000"/>
@@ -2375,6 +2386,7 @@
           </w:tcPr>
           <w:p>
             <w:pPr>
+              <w:pStyle w:val="Normal"/>
               <w:jc w:val="left"/>
               <w:pBdr>
                 <w:bottom w:val="none" w:sz="0" w:space="0" w:color="000000"/>
@@ -2406,7 +2418,7 @@
                 <w:szCs w:val="21"/>
                 <w:color w:val="063360"/>
               </w:rPr>
-              <w:t xml:space="preserve">What it says</w:t>
+              <w:t xml:space="preserve">What this part covers</w:t>
             </w:r>
           </w:p>
         </w:tc>
@@ -2429,6 +2441,7 @@
           </w:tcPr>
           <w:p>
             <w:pPr>
+              <w:pStyle w:val="Normal"/>
               <w:jc w:val="left"/>
               <w:pBdr>
                 <w:bottom w:val="none" w:sz="0" w:space="0" w:color="000000"/>
@@ -2469,7 +2482,6 @@
         <w:trPr>
           <w:trHeight w:val="1440" w:hRule="atLeast"/>
         </w:trPr>
-        body1
         <w:tc>
           <w:tcPr>
             <w:tcBorders>
@@ -2489,6 +2501,7 @@
           </w:tcPr>
           <w:p>
             <w:pPr>
+              <w:pStyle w:val="Normal"/>
               <w:jc w:val="left"/>
               <w:pBdr>
                 <w:bottom w:val="none" w:sz="0" w:space="0" w:color="000000"/>
@@ -2543,6 +2556,7 @@
           </w:tcPr>
           <w:p>
             <w:pPr>
+              <w:pStyle w:val="Normal"/>
               <w:jc w:val="left"/>
               <w:pBdr>
                 <w:bottom w:val="none" w:sz="0" w:space="0" w:color="000000"/>
@@ -2597,6 +2611,7 @@
           </w:tcPr>
           <w:p>
             <w:pPr>
+              <w:pStyle w:val="Normal"/>
               <w:jc w:val="left"/>
               <w:pBdr>
                 <w:bottom w:val="none" w:sz="0" w:space="0" w:color="000000"/>
@@ -2651,6 +2666,7 @@
           </w:tcPr>
           <w:p>
             <w:pPr>
+              <w:pStyle w:val="Normal"/>
               <w:jc w:val="left"/>
               <w:pBdr>
                 <w:bottom w:val="none" w:sz="0" w:space="0" w:color="000000"/>
@@ -2691,7 +2707,6 @@
         <w:trPr>
           <w:trHeight w:val="1440" w:hRule="atLeast"/>
         </w:trPr>
-        body2
         <w:tc>
           <w:tcPr>
             <w:tcBorders>
@@ -2711,6 +2726,7 @@
           </w:tcPr>
           <w:p>
             <w:pPr>
+              <w:pStyle w:val="Normal"/>
               <w:jc w:val="left"/>
               <w:pBdr>
                 <w:bottom w:val="none" w:sz="0" w:space="0" w:color="000000"/>
@@ -2765,6 +2781,7 @@
           </w:tcPr>
           <w:p>
             <w:pPr>
+              <w:pStyle w:val="Normal"/>
               <w:jc w:val="left"/>
               <w:pBdr>
                 <w:bottom w:val="none" w:sz="0" w:space="0" w:color="000000"/>
@@ -2819,6 +2836,7 @@
           </w:tcPr>
           <w:p>
             <w:pPr>
+              <w:pStyle w:val="Normal"/>
               <w:jc w:val="left"/>
               <w:pBdr>
                 <w:bottom w:val="none" w:sz="0" w:space="0" w:color="000000"/>
@@ -2873,6 +2891,7 @@
           </w:tcPr>
           <w:p>
             <w:pPr>
+              <w:pStyle w:val="Normal"/>
               <w:jc w:val="left"/>
               <w:pBdr>
                 <w:bottom w:val="none" w:sz="0" w:space="0" w:color="000000"/>
@@ -2913,7 +2932,6 @@
         <w:trPr>
           <w:trHeight w:val="1440" w:hRule="atLeast"/>
         </w:trPr>
-        body3
         <w:tc>
           <w:tcPr>
             <w:tcBorders>
@@ -2933,6 +2951,7 @@
           </w:tcPr>
           <w:p>
             <w:pPr>
+              <w:pStyle w:val="Normal"/>
               <w:jc w:val="left"/>
               <w:pBdr>
                 <w:bottom w:val="none" w:sz="0" w:space="0" w:color="000000"/>
@@ -2987,6 +3006,7 @@
           </w:tcPr>
           <w:p>
             <w:pPr>
+              <w:pStyle w:val="Normal"/>
               <w:jc w:val="left"/>
               <w:pBdr>
                 <w:bottom w:val="none" w:sz="0" w:space="0" w:color="000000"/>
@@ -3041,6 +3061,7 @@
           </w:tcPr>
           <w:p>
             <w:pPr>
+              <w:pStyle w:val="Normal"/>
               <w:jc w:val="left"/>
               <w:pBdr>
                 <w:bottom w:val="none" w:sz="0" w:space="0" w:color="000000"/>
@@ -3095,6 +3116,7 @@
           </w:tcPr>
           <w:p>
             <w:pPr>
+              <w:pStyle w:val="Normal"/>
               <w:jc w:val="left"/>
               <w:pBdr>
                 <w:bottom w:val="none" w:sz="0" w:space="0" w:color="000000"/>
@@ -3135,7 +3157,6 @@
         <w:trPr>
           <w:trHeight w:val="1440" w:hRule="atLeast"/>
         </w:trPr>
-        body4
         <w:tc>
           <w:tcPr>
             <w:tcBorders>
@@ -3155,6 +3176,7 @@
           </w:tcPr>
           <w:p>
             <w:pPr>
+              <w:pStyle w:val="Normal"/>
               <w:jc w:val="left"/>
               <w:pBdr>
                 <w:bottom w:val="none" w:sz="0" w:space="0" w:color="000000"/>
@@ -3209,6 +3231,7 @@
           </w:tcPr>
           <w:p>
             <w:pPr>
+              <w:pStyle w:val="Normal"/>
               <w:jc w:val="left"/>
               <w:pBdr>
                 <w:bottom w:val="none" w:sz="0" w:space="0" w:color="000000"/>
@@ -3263,6 +3286,7 @@
           </w:tcPr>
           <w:p>
             <w:pPr>
+              <w:pStyle w:val="Normal"/>
               <w:jc w:val="left"/>
               <w:pBdr>
                 <w:bottom w:val="none" w:sz="0" w:space="0" w:color="000000"/>
@@ -3294,7 +3318,7 @@
                 <w:szCs w:val="21"/>
                 <w:color w:val="000000"/>
               </w:rPr>
-              <w:t xml:space="preserve">What your design cannot establish, said before the ask.</w:t>
+              <w:t xml:space="preserve">What your design cannot show. Say this before your request.</w:t>
             </w:r>
           </w:p>
         </w:tc>
@@ -3317,6 +3341,7 @@
           </w:tcPr>
           <w:p>
             <w:pPr>
+              <w:pStyle w:val="Normal"/>
               <w:jc w:val="left"/>
               <w:pBdr>
                 <w:bottom w:val="none" w:sz="0" w:space="0" w:color="000000"/>
@@ -3357,7 +3382,6 @@
         <w:trPr>
           <w:trHeight w:val="1440" w:hRule="atLeast"/>
         </w:trPr>
-        body5
         <w:tc>
           <w:tcPr>
             <w:tcBorders>
@@ -3377,6 +3401,7 @@
           </w:tcPr>
           <w:p>
             <w:pPr>
+              <w:pStyle w:val="Normal"/>
               <w:jc w:val="left"/>
               <w:pBdr>
                 <w:bottom w:val="none" w:sz="0" w:space="0" w:color="000000"/>
@@ -3408,7 +3433,7 @@
                 <w:szCs w:val="21"/>
                 <w:color w:val="000000"/>
               </w:rPr>
-              <w:t xml:space="preserve">What you want</w:t>
+              <w:t xml:space="preserve">Your request</w:t>
             </w:r>
           </w:p>
         </w:tc>
@@ -3431,6 +3456,7 @@
           </w:tcPr>
           <w:p>
             <w:pPr>
+              <w:pStyle w:val="Normal"/>
               <w:jc w:val="left"/>
               <w:pBdr>
                 <w:bottom w:val="none" w:sz="0" w:space="0" w:color="000000"/>
@@ -3485,6 +3511,7 @@
           </w:tcPr>
           <w:p>
             <w:pPr>
+              <w:pStyle w:val="Normal"/>
               <w:jc w:val="left"/>
               <w:pBdr>
                 <w:bottom w:val="none" w:sz="0" w:space="0" w:color="000000"/>
@@ -3539,6 +3566,7 @@
           </w:tcPr>
           <w:p>
             <w:pPr>
+              <w:pStyle w:val="Normal"/>
               <w:jc w:val="left"/>
               <w:pBdr>
                 <w:bottom w:val="none" w:sz="0" w:space="0" w:color="000000"/>
@@ -3677,7 +3705,6 @@
         <w:trPr>
           <w:trHeight w:val="4320" w:hRule="atLeast"/>
         </w:trPr>
-        body1
         <w:tc>
           <w:tcPr>
             <w:tcBorders>
@@ -3697,6 +3724,7 @@
           </w:tcPr>
           <w:p>
             <w:pPr>
+              <w:pStyle w:val="Normal"/>
               <w:jc w:val="left"/>
               <w:pBdr>
                 <w:bottom w:val="none" w:sz="0" w:space="0" w:color="000000"/>
@@ -3819,7 +3847,7 @@
                 <w:szCs w:val="21"/>
                 <w:color w:val="000000"/>
               </w:rPr>
-              <w:t xml:space="preserve">Check its answer in a fresh chat.</w:t>
+              <w:t xml:space="preserve">Paste the AI's answer into a new chat and ask the AI to check that answer.</w:t>
             </w:r>
           </w:p>
         </w:tc>
@@ -3842,6 +3870,7 @@
           </w:tcPr>
           <w:p>
             <w:pPr>
+              <w:pStyle w:val="Normal"/>
               <w:jc w:val="left"/>
               <w:pBdr>
                 <w:bottom w:val="none" w:sz="0" w:space="0" w:color="000000"/>
@@ -3964,7 +3993,7 @@
                 <w:szCs w:val="21"/>
                 <w:color w:val="000000"/>
               </w:rPr>
-              <w:t xml:space="preserve">Check its answer in a fresh chat.</w:t>
+              <w:t xml:space="preserve">Paste the AI's answer into a new chat and ask the AI to check that answer.</w:t>
             </w:r>
           </w:p>
         </w:tc>
@@ -3973,7 +4002,6 @@
         <w:trPr>
           <w:trHeight w:val="4320" w:hRule="atLeast"/>
         </w:trPr>
-        body2
         <w:tc>
           <w:tcPr>
             <w:tcBorders>
@@ -3993,6 +4021,7 @@
           </w:tcPr>
           <w:p>
             <w:pPr>
+              <w:pStyle w:val="Normal"/>
               <w:jc w:val="left"/>
               <w:pBdr>
                 <w:bottom w:val="none" w:sz="0" w:space="0" w:color="000000"/>
@@ -4115,7 +4144,7 @@
                 <w:szCs w:val="21"/>
                 <w:color w:val="000000"/>
               </w:rPr>
-              <w:t xml:space="preserve">Check its answer in a fresh chat.</w:t>
+              <w:t xml:space="preserve">Paste the AI's answer into a new chat and ask the AI to check that answer.</w:t>
             </w:r>
           </w:p>
         </w:tc>
@@ -4138,6 +4167,7 @@
           </w:tcPr>
           <w:p>
             <w:pPr>
+              <w:pStyle w:val="Normal"/>
               <w:jc w:val="left"/>
               <w:pBdr>
                 <w:bottom w:val="none" w:sz="0" w:space="0" w:color="000000"/>
@@ -4260,7 +4290,7 @@
                 <w:szCs w:val="21"/>
                 <w:color w:val="000000"/>
               </w:rPr>
-              <w:t xml:space="preserve">Check its answer in a fresh chat.</w:t>
+              <w:t xml:space="preserve">Paste the AI's answer into a new chat and ask the AI to check that answer.</w:t>
             </w:r>
           </w:p>
         </w:tc>
@@ -4367,7 +4397,6 @@
         <w:trPr>
           <w:trHeight w:val="6048" w:hRule="atLeast"/>
         </w:trPr>
-        body1
         <w:tc>
           <w:tcPr>
             <w:tcBorders>
@@ -4387,6 +4416,7 @@
           </w:tcPr>
           <w:p>
             <w:pPr>
+              <w:pStyle w:val="Normal"/>
               <w:jc w:val="left"/>
               <w:pBdr>
                 <w:bottom w:val="none" w:sz="0" w:space="0" w:color="000000"/>
@@ -4496,7 +4526,7 @@
                 <w:szCs w:val="21"/>
                 <w:color w:val="000000"/>
               </w:rPr>
-              <w:t xml:space="preserve">2. What would make it fail? The one assumption that would have to break.</w:t>
+              <w:t xml:space="preserve">2. What would make the design fail? Name the one assumption that would have to break.</w:t>
             </w:r>
             <w:r>
               <w:rPr>
@@ -4600,59 +4630,59 @@
                 <w:szCs w:val="21"/>
                 <w:color w:val="000000"/>
               </w:rPr>
-              <w:t xml:space="preserve">4. Which trap from this week could hit it? (headline vs preferred estimate, horizon, truncated axis, missing threshold)</w:t>
-            </w:r>
-            <w:r>
-              <w:rPr>
-                <w:rFonts w:ascii="Arial" w:hAnsi="Arial" w:eastAsia="Arial" w:cs="Arial"/>
-                <w:i w:val="false"/>
-                <w:b w:val="false"/>
-                <w:u w:val="none"/>
-                <w:strike w:val="false"/>
-                <w:sz w:val="21"/>
-                <w:szCs w:val="21"/>
-                <w:color w:val="000000"/>
-              </w:rPr>
-              <w:br/>
-            </w:r>
-            <w:r>
-              <w:rPr>
-                <w:rFonts w:ascii="Arial" w:hAnsi="Arial" w:eastAsia="Arial" w:cs="Arial"/>
-                <w:i w:val="false"/>
-                <w:b w:val="false"/>
-                <w:u w:val="none"/>
-                <w:strike w:val="false"/>
-                <w:sz w:val="21"/>
-                <w:szCs w:val="21"/>
-                <w:color w:val="000000"/>
-              </w:rPr>
-              <w:br/>
-            </w:r>
-            <w:r>
-              <w:rPr>
-                <w:rFonts w:ascii="Arial" w:hAnsi="Arial" w:eastAsia="Arial" w:cs="Arial"/>
-                <w:i w:val="false"/>
-                <w:b w:val="false"/>
-                <w:u w:val="none"/>
-                <w:strike w:val="false"/>
-                <w:sz w:val="21"/>
-                <w:szCs w:val="21"/>
-                <w:color w:val="000000"/>
-              </w:rPr>
-              <w:br/>
-            </w:r>
-            <w:r>
-              <w:rPr>
-                <w:rFonts w:ascii="Arial" w:hAnsi="Arial" w:eastAsia="Arial" w:cs="Arial"/>
-                <w:i w:val="false"/>
-                <w:b w:val="false"/>
-                <w:u w:val="none"/>
-                <w:strike w:val="false"/>
-                <w:sz w:val="21"/>
-                <w:szCs w:val="21"/>
-                <w:color w:val="000000"/>
-              </w:rPr>
-              <w:t xml:space="preserve">Aim it at the design, not at the team.</w:t>
+              <w:t xml:space="preserve">4. Which mistake from this week could affect this design? (for example: headline vs preferred estimate, time horizon, truncated axis, missing threshold)</w:t>
+            </w:r>
+            <w:r>
+              <w:rPr>
+                <w:rFonts w:ascii="Arial" w:hAnsi="Arial" w:eastAsia="Arial" w:cs="Arial"/>
+                <w:i w:val="false"/>
+                <w:b w:val="false"/>
+                <w:u w:val="none"/>
+                <w:strike w:val="false"/>
+                <w:sz w:val="21"/>
+                <w:szCs w:val="21"/>
+                <w:color w:val="000000"/>
+              </w:rPr>
+              <w:br/>
+            </w:r>
+            <w:r>
+              <w:rPr>
+                <w:rFonts w:ascii="Arial" w:hAnsi="Arial" w:eastAsia="Arial" w:cs="Arial"/>
+                <w:i w:val="false"/>
+                <w:b w:val="false"/>
+                <w:u w:val="none"/>
+                <w:strike w:val="false"/>
+                <w:sz w:val="21"/>
+                <w:szCs w:val="21"/>
+                <w:color w:val="000000"/>
+              </w:rPr>
+              <w:br/>
+            </w:r>
+            <w:r>
+              <w:rPr>
+                <w:rFonts w:ascii="Arial" w:hAnsi="Arial" w:eastAsia="Arial" w:cs="Arial"/>
+                <w:i w:val="false"/>
+                <w:b w:val="false"/>
+                <w:u w:val="none"/>
+                <w:strike w:val="false"/>
+                <w:sz w:val="21"/>
+                <w:szCs w:val="21"/>
+                <w:color w:val="000000"/>
+              </w:rPr>
+              <w:br/>
+            </w:r>
+            <w:r>
+              <w:rPr>
+                <w:rFonts w:ascii="Arial" w:hAnsi="Arial" w:eastAsia="Arial" w:cs="Arial"/>
+                <w:i w:val="false"/>
+                <w:b w:val="false"/>
+                <w:u w:val="none"/>
+                <w:strike w:val="false"/>
+                <w:sz w:val="21"/>
+                <w:szCs w:val="21"/>
+                <w:color w:val="000000"/>
+              </w:rPr>
+              <w:t xml:space="preserve">Comment on the design, not on the people.</w:t>
             </w:r>
           </w:p>
         </w:tc>
@@ -4675,6 +4705,7 @@
           </w:tcPr>
           <w:p>
             <w:pPr>
+              <w:pStyle w:val="Normal"/>
               <w:jc w:val="left"/>
               <w:pBdr>
                 <w:bottom w:val="none" w:sz="0" w:space="0" w:color="000000"/>
@@ -4784,7 +4815,7 @@
                 <w:szCs w:val="21"/>
                 <w:color w:val="000000"/>
               </w:rPr>
-              <w:t xml:space="preserve">2. What would make it fail? The one assumption that would have to break.</w:t>
+              <w:t xml:space="preserve">2. What would make the design fail? Name the one assumption that would have to break.</w:t>
             </w:r>
             <w:r>
               <w:rPr>
@@ -4888,59 +4919,59 @@
                 <w:szCs w:val="21"/>
                 <w:color w:val="000000"/>
               </w:rPr>
-              <w:t xml:space="preserve">4. Which trap from this week could hit it? (headline vs preferred estimate, horizon, truncated axis, missing threshold)</w:t>
-            </w:r>
-            <w:r>
-              <w:rPr>
-                <w:rFonts w:ascii="Arial" w:hAnsi="Arial" w:eastAsia="Arial" w:cs="Arial"/>
-                <w:i w:val="false"/>
-                <w:b w:val="false"/>
-                <w:u w:val="none"/>
-                <w:strike w:val="false"/>
-                <w:sz w:val="21"/>
-                <w:szCs w:val="21"/>
-                <w:color w:val="000000"/>
-              </w:rPr>
-              <w:br/>
-            </w:r>
-            <w:r>
-              <w:rPr>
-                <w:rFonts w:ascii="Arial" w:hAnsi="Arial" w:eastAsia="Arial" w:cs="Arial"/>
-                <w:i w:val="false"/>
-                <w:b w:val="false"/>
-                <w:u w:val="none"/>
-                <w:strike w:val="false"/>
-                <w:sz w:val="21"/>
-                <w:szCs w:val="21"/>
-                <w:color w:val="000000"/>
-              </w:rPr>
-              <w:br/>
-            </w:r>
-            <w:r>
-              <w:rPr>
-                <w:rFonts w:ascii="Arial" w:hAnsi="Arial" w:eastAsia="Arial" w:cs="Arial"/>
-                <w:i w:val="false"/>
-                <w:b w:val="false"/>
-                <w:u w:val="none"/>
-                <w:strike w:val="false"/>
-                <w:sz w:val="21"/>
-                <w:szCs w:val="21"/>
-                <w:color w:val="000000"/>
-              </w:rPr>
-              <w:br/>
-            </w:r>
-            <w:r>
-              <w:rPr>
-                <w:rFonts w:ascii="Arial" w:hAnsi="Arial" w:eastAsia="Arial" w:cs="Arial"/>
-                <w:i w:val="false"/>
-                <w:b w:val="false"/>
-                <w:u w:val="none"/>
-                <w:strike w:val="false"/>
-                <w:sz w:val="21"/>
-                <w:szCs w:val="21"/>
-                <w:color w:val="000000"/>
-              </w:rPr>
-              <w:t xml:space="preserve">Aim it at the design, not at the team.</w:t>
+              <w:t xml:space="preserve">4. Which mistake from this week could affect this design? (for example: headline vs preferred estimate, time horizon, truncated axis, missing threshold)</w:t>
+            </w:r>
+            <w:r>
+              <w:rPr>
+                <w:rFonts w:ascii="Arial" w:hAnsi="Arial" w:eastAsia="Arial" w:cs="Arial"/>
+                <w:i w:val="false"/>
+                <w:b w:val="false"/>
+                <w:u w:val="none"/>
+                <w:strike w:val="false"/>
+                <w:sz w:val="21"/>
+                <w:szCs w:val="21"/>
+                <w:color w:val="000000"/>
+              </w:rPr>
+              <w:br/>
+            </w:r>
+            <w:r>
+              <w:rPr>
+                <w:rFonts w:ascii="Arial" w:hAnsi="Arial" w:eastAsia="Arial" w:cs="Arial"/>
+                <w:i w:val="false"/>
+                <w:b w:val="false"/>
+                <w:u w:val="none"/>
+                <w:strike w:val="false"/>
+                <w:sz w:val="21"/>
+                <w:szCs w:val="21"/>
+                <w:color w:val="000000"/>
+              </w:rPr>
+              <w:br/>
+            </w:r>
+            <w:r>
+              <w:rPr>
+                <w:rFonts w:ascii="Arial" w:hAnsi="Arial" w:eastAsia="Arial" w:cs="Arial"/>
+                <w:i w:val="false"/>
+                <w:b w:val="false"/>
+                <w:u w:val="none"/>
+                <w:strike w:val="false"/>
+                <w:sz w:val="21"/>
+                <w:szCs w:val="21"/>
+                <w:color w:val="000000"/>
+              </w:rPr>
+              <w:br/>
+            </w:r>
+            <w:r>
+              <w:rPr>
+                <w:rFonts w:ascii="Arial" w:hAnsi="Arial" w:eastAsia="Arial" w:cs="Arial"/>
+                <w:i w:val="false"/>
+                <w:b w:val="false"/>
+                <w:u w:val="none"/>
+                <w:strike w:val="false"/>
+                <w:sz w:val="21"/>
+                <w:szCs w:val="21"/>
+                <w:color w:val="000000"/>
+              </w:rPr>
+              <w:t xml:space="preserve">Comment on the design, not on the people.</w:t>
             </w:r>
           </w:p>
         </w:tc>
@@ -4949,7 +4980,6 @@
         <w:trPr>
           <w:trHeight w:val="6048" w:hRule="atLeast"/>
         </w:trPr>
-        body2
         <w:tc>
           <w:tcPr>
             <w:tcBorders>
@@ -4969,6 +4999,7 @@
           </w:tcPr>
           <w:p>
             <w:pPr>
+              <w:pStyle w:val="Normal"/>
               <w:jc w:val="left"/>
               <w:pBdr>
                 <w:bottom w:val="none" w:sz="0" w:space="0" w:color="000000"/>
@@ -5078,7 +5109,7 @@
                 <w:szCs w:val="21"/>
                 <w:color w:val="000000"/>
               </w:rPr>
-              <w:t xml:space="preserve">2. What would make it fail? The one assumption that would have to break.</w:t>
+              <w:t xml:space="preserve">2. What would make the design fail? Name the one assumption that would have to break.</w:t>
             </w:r>
             <w:r>
               <w:rPr>
@@ -5182,59 +5213,59 @@
                 <w:szCs w:val="21"/>
                 <w:color w:val="000000"/>
               </w:rPr>
-              <w:t xml:space="preserve">4. Which trap from this week could hit it? (headline vs preferred estimate, horizon, truncated axis, missing threshold)</w:t>
-            </w:r>
-            <w:r>
-              <w:rPr>
-                <w:rFonts w:ascii="Arial" w:hAnsi="Arial" w:eastAsia="Arial" w:cs="Arial"/>
-                <w:i w:val="false"/>
-                <w:b w:val="false"/>
-                <w:u w:val="none"/>
-                <w:strike w:val="false"/>
-                <w:sz w:val="21"/>
-                <w:szCs w:val="21"/>
-                <w:color w:val="000000"/>
-              </w:rPr>
-              <w:br/>
-            </w:r>
-            <w:r>
-              <w:rPr>
-                <w:rFonts w:ascii="Arial" w:hAnsi="Arial" w:eastAsia="Arial" w:cs="Arial"/>
-                <w:i w:val="false"/>
-                <w:b w:val="false"/>
-                <w:u w:val="none"/>
-                <w:strike w:val="false"/>
-                <w:sz w:val="21"/>
-                <w:szCs w:val="21"/>
-                <w:color w:val="000000"/>
-              </w:rPr>
-              <w:br/>
-            </w:r>
-            <w:r>
-              <w:rPr>
-                <w:rFonts w:ascii="Arial" w:hAnsi="Arial" w:eastAsia="Arial" w:cs="Arial"/>
-                <w:i w:val="false"/>
-                <w:b w:val="false"/>
-                <w:u w:val="none"/>
-                <w:strike w:val="false"/>
-                <w:sz w:val="21"/>
-                <w:szCs w:val="21"/>
-                <w:color w:val="000000"/>
-              </w:rPr>
-              <w:br/>
-            </w:r>
-            <w:r>
-              <w:rPr>
-                <w:rFonts w:ascii="Arial" w:hAnsi="Arial" w:eastAsia="Arial" w:cs="Arial"/>
-                <w:i w:val="false"/>
-                <w:b w:val="false"/>
-                <w:u w:val="none"/>
-                <w:strike w:val="false"/>
-                <w:sz w:val="21"/>
-                <w:szCs w:val="21"/>
-                <w:color w:val="000000"/>
-              </w:rPr>
-              <w:t xml:space="preserve">Aim it at the design, not at the team.</w:t>
+              <w:t xml:space="preserve">4. Which mistake from this week could affect this design? (for example: headline vs preferred estimate, time horizon, truncated axis, missing threshold)</w:t>
+            </w:r>
+            <w:r>
+              <w:rPr>
+                <w:rFonts w:ascii="Arial" w:hAnsi="Arial" w:eastAsia="Arial" w:cs="Arial"/>
+                <w:i w:val="false"/>
+                <w:b w:val="false"/>
+                <w:u w:val="none"/>
+                <w:strike w:val="false"/>
+                <w:sz w:val="21"/>
+                <w:szCs w:val="21"/>
+                <w:color w:val="000000"/>
+              </w:rPr>
+              <w:br/>
+            </w:r>
+            <w:r>
+              <w:rPr>
+                <w:rFonts w:ascii="Arial" w:hAnsi="Arial" w:eastAsia="Arial" w:cs="Arial"/>
+                <w:i w:val="false"/>
+                <w:b w:val="false"/>
+                <w:u w:val="none"/>
+                <w:strike w:val="false"/>
+                <w:sz w:val="21"/>
+                <w:szCs w:val="21"/>
+                <w:color w:val="000000"/>
+              </w:rPr>
+              <w:br/>
+            </w:r>
+            <w:r>
+              <w:rPr>
+                <w:rFonts w:ascii="Arial" w:hAnsi="Arial" w:eastAsia="Arial" w:cs="Arial"/>
+                <w:i w:val="false"/>
+                <w:b w:val="false"/>
+                <w:u w:val="none"/>
+                <w:strike w:val="false"/>
+                <w:sz w:val="21"/>
+                <w:szCs w:val="21"/>
+                <w:color w:val="000000"/>
+              </w:rPr>
+              <w:br/>
+            </w:r>
+            <w:r>
+              <w:rPr>
+                <w:rFonts w:ascii="Arial" w:hAnsi="Arial" w:eastAsia="Arial" w:cs="Arial"/>
+                <w:i w:val="false"/>
+                <w:b w:val="false"/>
+                <w:u w:val="none"/>
+                <w:strike w:val="false"/>
+                <w:sz w:val="21"/>
+                <w:szCs w:val="21"/>
+                <w:color w:val="000000"/>
+              </w:rPr>
+              <w:t xml:space="preserve">Comment on the design, not on the people.</w:t>
             </w:r>
           </w:p>
         </w:tc>
@@ -5257,6 +5288,7 @@
           </w:tcPr>
           <w:p>
             <w:pPr>
+              <w:pStyle w:val="Normal"/>
               <w:jc w:val="left"/>
               <w:pBdr>
                 <w:bottom w:val="none" w:sz="0" w:space="0" w:color="000000"/>
@@ -5366,7 +5398,7 @@
                 <w:szCs w:val="21"/>
                 <w:color w:val="000000"/>
               </w:rPr>
-              <w:t xml:space="preserve">2. What would make it fail? The one assumption that would have to break.</w:t>
+              <w:t xml:space="preserve">2. What would make the design fail? Name the one assumption that would have to break.</w:t>
             </w:r>
             <w:r>
               <w:rPr>
@@ -5470,59 +5502,59 @@
                 <w:szCs w:val="21"/>
                 <w:color w:val="000000"/>
               </w:rPr>
-              <w:t xml:space="preserve">4. Which trap from this week could hit it? (headline vs preferred estimate, horizon, truncated axis, missing threshold)</w:t>
-            </w:r>
-            <w:r>
-              <w:rPr>
-                <w:rFonts w:ascii="Arial" w:hAnsi="Arial" w:eastAsia="Arial" w:cs="Arial"/>
-                <w:i w:val="false"/>
-                <w:b w:val="false"/>
-                <w:u w:val="none"/>
-                <w:strike w:val="false"/>
-                <w:sz w:val="21"/>
-                <w:szCs w:val="21"/>
-                <w:color w:val="000000"/>
-              </w:rPr>
-              <w:br/>
-            </w:r>
-            <w:r>
-              <w:rPr>
-                <w:rFonts w:ascii="Arial" w:hAnsi="Arial" w:eastAsia="Arial" w:cs="Arial"/>
-                <w:i w:val="false"/>
-                <w:b w:val="false"/>
-                <w:u w:val="none"/>
-                <w:strike w:val="false"/>
-                <w:sz w:val="21"/>
-                <w:szCs w:val="21"/>
-                <w:color w:val="000000"/>
-              </w:rPr>
-              <w:br/>
-            </w:r>
-            <w:r>
-              <w:rPr>
-                <w:rFonts w:ascii="Arial" w:hAnsi="Arial" w:eastAsia="Arial" w:cs="Arial"/>
-                <w:i w:val="false"/>
-                <w:b w:val="false"/>
-                <w:u w:val="none"/>
-                <w:strike w:val="false"/>
-                <w:sz w:val="21"/>
-                <w:szCs w:val="21"/>
-                <w:color w:val="000000"/>
-              </w:rPr>
-              <w:br/>
-            </w:r>
-            <w:r>
-              <w:rPr>
-                <w:rFonts w:ascii="Arial" w:hAnsi="Arial" w:eastAsia="Arial" w:cs="Arial"/>
-                <w:i w:val="false"/>
-                <w:b w:val="false"/>
-                <w:u w:val="none"/>
-                <w:strike w:val="false"/>
-                <w:sz w:val="21"/>
-                <w:szCs w:val="21"/>
-                <w:color w:val="000000"/>
-              </w:rPr>
-              <w:t xml:space="preserve">Aim it at the design, not at the team.</w:t>
+              <w:t xml:space="preserve">4. Which mistake from this week could affect this design? (for example: headline vs preferred estimate, time horizon, truncated axis, missing threshold)</w:t>
+            </w:r>
+            <w:r>
+              <w:rPr>
+                <w:rFonts w:ascii="Arial" w:hAnsi="Arial" w:eastAsia="Arial" w:cs="Arial"/>
+                <w:i w:val="false"/>
+                <w:b w:val="false"/>
+                <w:u w:val="none"/>
+                <w:strike w:val="false"/>
+                <w:sz w:val="21"/>
+                <w:szCs w:val="21"/>
+                <w:color w:val="000000"/>
+              </w:rPr>
+              <w:br/>
+            </w:r>
+            <w:r>
+              <w:rPr>
+                <w:rFonts w:ascii="Arial" w:hAnsi="Arial" w:eastAsia="Arial" w:cs="Arial"/>
+                <w:i w:val="false"/>
+                <w:b w:val="false"/>
+                <w:u w:val="none"/>
+                <w:strike w:val="false"/>
+                <w:sz w:val="21"/>
+                <w:szCs w:val="21"/>
+                <w:color w:val="000000"/>
+              </w:rPr>
+              <w:br/>
+            </w:r>
+            <w:r>
+              <w:rPr>
+                <w:rFonts w:ascii="Arial" w:hAnsi="Arial" w:eastAsia="Arial" w:cs="Arial"/>
+                <w:i w:val="false"/>
+                <w:b w:val="false"/>
+                <w:u w:val="none"/>
+                <w:strike w:val="false"/>
+                <w:sz w:val="21"/>
+                <w:szCs w:val="21"/>
+                <w:color w:val="000000"/>
+              </w:rPr>
+              <w:br/>
+            </w:r>
+            <w:r>
+              <w:rPr>
+                <w:rFonts w:ascii="Arial" w:hAnsi="Arial" w:eastAsia="Arial" w:cs="Arial"/>
+                <w:i w:val="false"/>
+                <w:b w:val="false"/>
+                <w:u w:val="none"/>
+                <w:strike w:val="false"/>
+                <w:sz w:val="21"/>
+                <w:szCs w:val="21"/>
+                <w:color w:val="000000"/>
+              </w:rPr>
+              <w:t xml:space="preserve">Comment on the design, not on the people.</w:t>
             </w:r>
           </w:p>
         </w:tc>
@@ -5629,7 +5661,6 @@
         <w:trPr>
           <w:trHeight w:val="2736" w:hRule="atLeast"/>
         </w:trPr>
-        body1
         <w:tc>
           <w:tcPr>
             <w:tcBorders>
@@ -5649,6 +5680,7 @@
           </w:tcPr>
           <w:p>
             <w:pPr>
+              <w:pStyle w:val="Normal"/>
               <w:jc w:val="left"/>
               <w:pBdr>
                 <w:bottom w:val="none" w:sz="0" w:space="0" w:color="000000"/>
@@ -5745,7 +5777,7 @@
                 <w:szCs w:val="21"/>
                 <w:color w:val="000000"/>
               </w:rPr>
-              <w:t xml:space="preserve">The first evaluation decision I will make back at my desk:</w:t>
+              <w:t xml:space="preserve">The first evaluation decision I will make back at work:</w:t>
             </w:r>
             <w:r>
               <w:rPr>
@@ -5820,6 +5852,7 @@
           </w:tcPr>
           <w:p>
             <w:pPr>
+              <w:pStyle w:val="Normal"/>
               <w:jc w:val="left"/>
               <w:pBdr>
                 <w:bottom w:val="none" w:sz="0" w:space="0" w:color="000000"/>
@@ -5916,7 +5949,7 @@
                 <w:szCs w:val="21"/>
                 <w:color w:val="000000"/>
               </w:rPr>
-              <w:t xml:space="preserve">The first evaluation decision I will make back at my desk:</w:t>
+              <w:t xml:space="preserve">The first evaluation decision I will make back at work:</w:t>
             </w:r>
             <w:r>
               <w:rPr>
@@ -5977,7 +6010,6 @@
         <w:trPr>
           <w:trHeight w:val="2736" w:hRule="atLeast"/>
         </w:trPr>
-        body2
         <w:tc>
           <w:tcPr>
             <w:tcBorders>
@@ -5997,6 +6029,7 @@
           </w:tcPr>
           <w:p>
             <w:pPr>
+              <w:pStyle w:val="Normal"/>
               <w:jc w:val="left"/>
               <w:pBdr>
                 <w:bottom w:val="none" w:sz="0" w:space="0" w:color="000000"/>
@@ -6093,7 +6126,7 @@
                 <w:szCs w:val="21"/>
                 <w:color w:val="000000"/>
               </w:rPr>
-              <w:t xml:space="preserve">The first evaluation decision I will make back at my desk:</w:t>
+              <w:t xml:space="preserve">The first evaluation decision I will make back at work:</w:t>
             </w:r>
             <w:r>
               <w:rPr>
@@ -6168,6 +6201,7 @@
           </w:tcPr>
           <w:p>
             <w:pPr>
+              <w:pStyle w:val="Normal"/>
               <w:jc w:val="left"/>
               <w:pBdr>
                 <w:bottom w:val="none" w:sz="0" w:space="0" w:color="000000"/>
@@ -6264,7 +6298,7 @@
                 <w:szCs w:val="21"/>
                 <w:color w:val="000000"/>
               </w:rPr>
-              <w:t xml:space="preserve">The first evaluation decision I will make back at my desk:</w:t>
+              <w:t xml:space="preserve">The first evaluation decision I will make back at work:</w:t>
             </w:r>
             <w:r>
               <w:rPr>
@@ -6325,7 +6359,6 @@
         <w:trPr>
           <w:trHeight w:val="2736" w:hRule="atLeast"/>
         </w:trPr>
-        body3
         <w:tc>
           <w:tcPr>
             <w:tcBorders>
@@ -6345,6 +6378,7 @@
           </w:tcPr>
           <w:p>
             <w:pPr>
+              <w:pStyle w:val="Normal"/>
               <w:jc w:val="left"/>
               <w:pBdr>
                 <w:bottom w:val="none" w:sz="0" w:space="0" w:color="000000"/>
@@ -6441,7 +6475,7 @@
                 <w:szCs w:val="21"/>
                 <w:color w:val="000000"/>
               </w:rPr>
-              <w:t xml:space="preserve">The first evaluation decision I will make back at my desk:</w:t>
+              <w:t xml:space="preserve">The first evaluation decision I will make back at work:</w:t>
             </w:r>
             <w:r>
               <w:rPr>
@@ -6516,6 +6550,7 @@
           </w:tcPr>
           <w:p>
             <w:pPr>
+              <w:pStyle w:val="Normal"/>
               <w:jc w:val="left"/>
               <w:pBdr>
                 <w:bottom w:val="none" w:sz="0" w:space="0" w:color="000000"/>
@@ -6612,7 +6647,7 @@
                 <w:szCs w:val="21"/>
                 <w:color w:val="000000"/>
               </w:rPr>
-              <w:t xml:space="preserve">The first evaluation decision I will make back at my desk:</w:t>
+              <w:t xml:space="preserve">The first evaluation decision I will make back at work:</w:t>
             </w:r>
             <w:r>
               <w:rPr>
@@ -6673,7 +6708,6 @@
         <w:trPr>
           <w:trHeight w:val="2736" w:hRule="atLeast"/>
         </w:trPr>
-        body4
         <w:tc>
           <w:tcPr>
             <w:tcBorders>
@@ -6693,6 +6727,7 @@
           </w:tcPr>
           <w:p>
             <w:pPr>
+              <w:pStyle w:val="Normal"/>
               <w:jc w:val="left"/>
               <w:pBdr>
                 <w:bottom w:val="none" w:sz="0" w:space="0" w:color="000000"/>
@@ -6789,7 +6824,7 @@
                 <w:szCs w:val="21"/>
                 <w:color w:val="000000"/>
               </w:rPr>
-              <w:t xml:space="preserve">The first evaluation decision I will make back at my desk:</w:t>
+              <w:t xml:space="preserve">The first evaluation decision I will make back at work:</w:t>
             </w:r>
             <w:r>
               <w:rPr>
@@ -6864,6 +6899,7 @@
           </w:tcPr>
           <w:p>
             <w:pPr>
+              <w:pStyle w:val="Normal"/>
               <w:jc w:val="left"/>
               <w:pBdr>
                 <w:bottom w:val="none" w:sz="0" w:space="0" w:color="000000"/>
@@ -6960,7 +6996,7 @@
                 <w:szCs w:val="21"/>
                 <w:color w:val="000000"/>
               </w:rPr>
-              <w:t xml:space="preserve">The first evaluation decision I will make back at my desk:</w:t>
+              <w:t xml:space="preserve">The first evaluation decision I will make back at work:</w:t>
             </w:r>
             <w:r>
               <w:rPr>
